--- a/ER-diagram_and_doc/db_normalization_2.docx
+++ b/ER-diagram_and_doc/db_normalization_2.docx
@@ -8,11 +8,9 @@
         <w:spacing w:before="60"/>
         <w:ind w:left="23" w:firstLine="0"/>
       </w:pPr>
-      <w:proofErr w:type="spellStart"/>
       <w:r>
         <w:t>Part</w:t>
       </w:r>
-      <w:proofErr w:type="spellEnd"/>
       <w:r>
         <w:rPr>
           <w:spacing w:val="-3"/>
@@ -45,7 +43,10 @@
         <w:ind w:left="23" w:firstLine="0"/>
       </w:pPr>
       <w:r>
-        <w:t xml:space="preserve">Для данной работы выбран сценарий: </w:t>
+        <w:t>Для данной работы выбран сценарий</w:t>
+      </w:r>
+      <w:r>
+        <w:t xml:space="preserve">: </w:t>
       </w:r>
       <w:r>
         <w:rPr>
@@ -135,11 +136,9 @@
         <w:spacing w:before="160" w:line="396" w:lineRule="auto"/>
         <w:ind w:left="23" w:right="1334" w:firstLine="0"/>
       </w:pPr>
-      <w:proofErr w:type="spellStart"/>
       <w:r>
         <w:t>Part</w:t>
       </w:r>
-      <w:proofErr w:type="spellEnd"/>
       <w:r>
         <w:rPr>
           <w:spacing w:val="-8"/>
@@ -238,7 +237,7 @@
         <w:t xml:space="preserve"> </w:t>
       </w:r>
       <w:r>
-        <w:t>5</w:t>
+        <w:t>7</w:t>
       </w:r>
       <w:r>
         <w:rPr>
@@ -267,12 +266,14 @@
         <w:ind w:left="742" w:hanging="359"/>
         <w:rPr>
           <w:bCs/>
-          <w:sz w:val="24"/>
-        </w:rPr>
-      </w:pPr>
-      <w:r>
-        <w:rPr>
-          <w:bCs/>
+          <w:color w:val="000000" w:themeColor="text1"/>
+          <w:sz w:val="24"/>
+        </w:rPr>
+      </w:pPr>
+      <w:r>
+        <w:rPr>
+          <w:bCs/>
+          <w:color w:val="000000" w:themeColor="text1"/>
           <w:sz w:val="24"/>
         </w:rPr>
         <w:t>Тренеры</w:t>
@@ -280,6 +281,7 @@
       <w:r>
         <w:rPr>
           <w:bCs/>
+          <w:color w:val="000000" w:themeColor="text1"/>
           <w:spacing w:val="-2"/>
           <w:sz w:val="24"/>
         </w:rPr>
@@ -288,29 +290,15 @@
       <w:r>
         <w:rPr>
           <w:bCs/>
-          <w:sz w:val="24"/>
-        </w:rPr>
-        <w:t>(</w:t>
-      </w:r>
-      <w:proofErr w:type="spellStart"/>
-      <w:r>
-        <w:rPr>
-          <w:bCs/>
-          <w:sz w:val="24"/>
-        </w:rPr>
-        <w:t>Trainers</w:t>
-      </w:r>
-      <w:proofErr w:type="spellEnd"/>
-      <w:r>
-        <w:rPr>
-          <w:bCs/>
-          <w:sz w:val="24"/>
-        </w:rPr>
-        <w:t>)</w:t>
-      </w:r>
-      <w:r>
-        <w:rPr>
-          <w:bCs/>
+          <w:color w:val="000000" w:themeColor="text1"/>
+          <w:sz w:val="24"/>
+        </w:rPr>
+        <w:t>(Trainers)</w:t>
+      </w:r>
+      <w:r>
+        <w:rPr>
+          <w:bCs/>
+          <w:color w:val="000000" w:themeColor="text1"/>
           <w:spacing w:val="-2"/>
           <w:sz w:val="24"/>
         </w:rPr>
@@ -319,6 +307,7 @@
       <w:r>
         <w:rPr>
           <w:bCs/>
+          <w:color w:val="000000" w:themeColor="text1"/>
           <w:sz w:val="24"/>
         </w:rPr>
         <w:t>-</w:t>
@@ -326,6 +315,7 @@
       <w:r>
         <w:rPr>
           <w:bCs/>
+          <w:color w:val="000000" w:themeColor="text1"/>
           <w:spacing w:val="-2"/>
           <w:sz w:val="24"/>
         </w:rPr>
@@ -334,6 +324,7 @@
       <w:r>
         <w:rPr>
           <w:bCs/>
+          <w:color w:val="000000" w:themeColor="text1"/>
           <w:sz w:val="24"/>
         </w:rPr>
         <w:t>информация</w:t>
@@ -341,6 +332,7 @@
       <w:r>
         <w:rPr>
           <w:bCs/>
+          <w:color w:val="000000" w:themeColor="text1"/>
           <w:spacing w:val="-1"/>
           <w:sz w:val="24"/>
         </w:rPr>
@@ -349,6 +341,7 @@
       <w:r>
         <w:rPr>
           <w:bCs/>
+          <w:color w:val="000000" w:themeColor="text1"/>
           <w:sz w:val="24"/>
         </w:rPr>
         <w:t>о</w:t>
@@ -356,6 +349,7 @@
       <w:r>
         <w:rPr>
           <w:bCs/>
+          <w:color w:val="000000" w:themeColor="text1"/>
           <w:spacing w:val="-1"/>
           <w:sz w:val="24"/>
         </w:rPr>
@@ -364,6 +358,7 @@
       <w:r>
         <w:rPr>
           <w:bCs/>
+          <w:color w:val="000000" w:themeColor="text1"/>
           <w:spacing w:val="-2"/>
           <w:sz w:val="24"/>
         </w:rPr>
@@ -390,28 +385,23 @@
       <w:r>
         <w:rPr>
           <w:bCs/>
-          <w:sz w:val="24"/>
-        </w:rPr>
-        <w:t>Групповые</w:t>
-      </w:r>
-      <w:r>
-        <w:rPr>
-          <w:bCs/>
-          <w:spacing w:val="-4"/>
-          <w:sz w:val="24"/>
-        </w:rPr>
-        <w:t xml:space="preserve"> </w:t>
-      </w:r>
-      <w:r>
-        <w:rPr>
-          <w:bCs/>
-          <w:sz w:val="24"/>
-        </w:rPr>
-        <w:t>занятия</w:t>
-      </w:r>
-      <w:r>
-        <w:rPr>
-          <w:bCs/>
+          <w:color w:val="000000" w:themeColor="text1"/>
+          <w:sz w:val="24"/>
+        </w:rPr>
+        <w:t>За</w:t>
+      </w:r>
+      <w:r>
+        <w:rPr>
+          <w:bCs/>
+          <w:color w:val="000000" w:themeColor="text1"/>
+          <w:sz w:val="24"/>
+        </w:rPr>
+        <w:t>нятия</w:t>
+      </w:r>
+      <w:r>
+        <w:rPr>
+          <w:bCs/>
+          <w:color w:val="000000" w:themeColor="text1"/>
           <w:spacing w:val="-1"/>
           <w:sz w:val="24"/>
         </w:rPr>
@@ -420,29 +410,15 @@
       <w:r>
         <w:rPr>
           <w:bCs/>
-          <w:sz w:val="24"/>
-        </w:rPr>
-        <w:t>(</w:t>
-      </w:r>
-      <w:proofErr w:type="spellStart"/>
-      <w:r>
-        <w:rPr>
-          <w:bCs/>
-          <w:sz w:val="24"/>
-        </w:rPr>
-        <w:t>GroupClasses</w:t>
-      </w:r>
-      <w:proofErr w:type="spellEnd"/>
-      <w:r>
-        <w:rPr>
-          <w:bCs/>
-          <w:sz w:val="24"/>
-        </w:rPr>
-        <w:t>)</w:t>
-      </w:r>
-      <w:r>
-        <w:rPr>
-          <w:bCs/>
+          <w:color w:val="000000" w:themeColor="text1"/>
+          <w:sz w:val="24"/>
+        </w:rPr>
+        <w:t>(Classes)</w:t>
+      </w:r>
+      <w:r>
+        <w:rPr>
+          <w:bCs/>
+          <w:color w:val="000000" w:themeColor="text1"/>
           <w:spacing w:val="-3"/>
           <w:sz w:val="24"/>
         </w:rPr>
@@ -451,13 +427,16 @@
       <w:r>
         <w:rPr>
           <w:bCs/>
-          <w:sz w:val="24"/>
+          <w:color w:val="000000" w:themeColor="text1"/>
+          <w:sz w:val="24"/>
+          <w:lang w:val="en-US"/>
         </w:rPr>
         <w:t>-</w:t>
       </w:r>
       <w:r>
         <w:rPr>
           <w:bCs/>
+          <w:color w:val="000000" w:themeColor="text1"/>
           <w:spacing w:val="-3"/>
           <w:sz w:val="24"/>
         </w:rPr>
@@ -466,85 +445,10 @@
       <w:r>
         <w:rPr>
           <w:bCs/>
-          <w:sz w:val="24"/>
-        </w:rPr>
-        <w:t>информация</w:t>
-      </w:r>
-      <w:r>
-        <w:rPr>
-          <w:bCs/>
-          <w:spacing w:val="-1"/>
-          <w:sz w:val="24"/>
-        </w:rPr>
-        <w:t xml:space="preserve"> </w:t>
-      </w:r>
-      <w:r>
-        <w:rPr>
-          <w:bCs/>
-          <w:sz w:val="24"/>
-        </w:rPr>
-        <w:t>о</w:t>
-      </w:r>
-      <w:r>
-        <w:rPr>
-          <w:bCs/>
-          <w:spacing w:val="-2"/>
-          <w:sz w:val="24"/>
-        </w:rPr>
-        <w:t xml:space="preserve"> </w:t>
-      </w:r>
-      <w:r>
-        <w:rPr>
-          <w:bCs/>
-          <w:sz w:val="24"/>
-        </w:rPr>
-        <w:t>занятиях</w:t>
-      </w:r>
-      <w:r>
-        <w:rPr>
-          <w:bCs/>
-          <w:spacing w:val="-2"/>
-          <w:sz w:val="24"/>
-        </w:rPr>
-        <w:t xml:space="preserve"> </w:t>
-      </w:r>
-      <w:r>
-        <w:rPr>
-          <w:bCs/>
-          <w:sz w:val="24"/>
-        </w:rPr>
-        <w:t>и</w:t>
-      </w:r>
-      <w:r>
-        <w:rPr>
-          <w:bCs/>
-          <w:spacing w:val="-4"/>
-          <w:sz w:val="24"/>
-        </w:rPr>
-        <w:t xml:space="preserve"> </w:t>
-      </w:r>
-      <w:r>
-        <w:rPr>
-          <w:bCs/>
-          <w:sz w:val="24"/>
-        </w:rPr>
-        <w:t>их</w:t>
-      </w:r>
-      <w:r>
-        <w:rPr>
-          <w:bCs/>
-          <w:spacing w:val="-1"/>
-          <w:sz w:val="24"/>
-        </w:rPr>
-        <w:t xml:space="preserve"> </w:t>
-      </w:r>
-      <w:r>
-        <w:rPr>
-          <w:bCs/>
-          <w:spacing w:val="-2"/>
-          <w:sz w:val="24"/>
-        </w:rPr>
-        <w:t>расписании.</w:t>
+          <w:color w:val="000000" w:themeColor="text1"/>
+          <w:sz w:val="24"/>
+        </w:rPr>
+        <w:t>виды групповых занятий</w:t>
       </w:r>
     </w:p>
     <w:p>
@@ -567,37 +471,24 @@
       <w:r>
         <w:rPr>
           <w:bCs/>
-          <w:sz w:val="24"/>
-        </w:rPr>
-        <w:t>Клиенты</w:t>
-      </w:r>
-      <w:r>
-        <w:rPr>
-          <w:bCs/>
-          <w:spacing w:val="-3"/>
-          <w:sz w:val="24"/>
-        </w:rPr>
-        <w:t xml:space="preserve"> </w:t>
-      </w:r>
-      <w:r>
-        <w:rPr>
-          <w:bCs/>
-          <w:sz w:val="24"/>
-        </w:rPr>
-        <w:t>(</w:t>
-      </w:r>
-      <w:proofErr w:type="spellStart"/>
-      <w:r>
-        <w:rPr>
-          <w:bCs/>
-          <w:sz w:val="24"/>
-        </w:rPr>
-        <w:t>Clients</w:t>
-      </w:r>
-      <w:proofErr w:type="spellEnd"/>
-      <w:r>
-        <w:rPr>
-          <w:bCs/>
+          <w:color w:val="000000" w:themeColor="text1"/>
+          <w:sz w:val="24"/>
+        </w:rPr>
+        <w:t>Сеансы занятий (</w:t>
+      </w:r>
+      <w:r>
+        <w:rPr>
+          <w:bCs/>
+          <w:color w:val="000000" w:themeColor="text1"/>
+          <w:sz w:val="24"/>
+          <w:lang w:val="en-US"/>
+        </w:rPr>
+        <w:t>ClassSessions</w:t>
+      </w:r>
+      <w:r>
+        <w:rPr>
+          <w:bCs/>
+          <w:color w:val="000000" w:themeColor="text1"/>
           <w:sz w:val="24"/>
         </w:rPr>
         <w:t>)</w:t>
@@ -605,40 +496,26 @@
       <w:r>
         <w:rPr>
           <w:bCs/>
-          <w:spacing w:val="-2"/>
-          <w:sz w:val="24"/>
-        </w:rPr>
-        <w:t xml:space="preserve"> </w:t>
-      </w:r>
-      <w:r>
-        <w:rPr>
-          <w:bCs/>
-          <w:sz w:val="24"/>
-        </w:rPr>
-        <w:t>-</w:t>
-      </w:r>
-      <w:r>
-        <w:rPr>
-          <w:bCs/>
-          <w:spacing w:val="-3"/>
-          <w:sz w:val="24"/>
-        </w:rPr>
-        <w:t xml:space="preserve"> </w:t>
-      </w:r>
-      <w:r>
-        <w:rPr>
-          <w:bCs/>
-          <w:sz w:val="24"/>
-        </w:rPr>
-        <w:t>посетители</w:t>
-      </w:r>
-      <w:r>
-        <w:rPr>
-          <w:bCs/>
-          <w:spacing w:val="-2"/>
-          <w:sz w:val="24"/>
-        </w:rPr>
-        <w:t xml:space="preserve"> клуба.</w:t>
+          <w:color w:val="000000" w:themeColor="text1"/>
+          <w:sz w:val="24"/>
+        </w:rPr>
+        <w:t xml:space="preserve"> - </w:t>
+      </w:r>
+      <w:r>
+        <w:rPr>
+          <w:bCs/>
+          <w:color w:val="000000" w:themeColor="text1"/>
+          <w:sz w:val="24"/>
+        </w:rPr>
+        <w:t>д</w:t>
+      </w:r>
+      <w:r>
+        <w:rPr>
+          <w:bCs/>
+          <w:color w:val="000000" w:themeColor="text1"/>
+          <w:sz w:val="24"/>
+        </w:rPr>
+        <w:t>анные по занятиям: дата, время, тренер, доступные места.</w:t>
       </w:r>
     </w:p>
     <w:p>
@@ -663,6 +540,84 @@
           <w:bCs/>
           <w:sz w:val="24"/>
         </w:rPr>
+        <w:t>Клиенты</w:t>
+      </w:r>
+      <w:r>
+        <w:rPr>
+          <w:bCs/>
+          <w:spacing w:val="-3"/>
+          <w:sz w:val="24"/>
+        </w:rPr>
+        <w:t xml:space="preserve"> </w:t>
+      </w:r>
+      <w:r>
+        <w:rPr>
+          <w:bCs/>
+          <w:sz w:val="24"/>
+        </w:rPr>
+        <w:t>(Clients)</w:t>
+      </w:r>
+      <w:r>
+        <w:rPr>
+          <w:bCs/>
+          <w:spacing w:val="-2"/>
+          <w:sz w:val="24"/>
+        </w:rPr>
+        <w:t xml:space="preserve"> </w:t>
+      </w:r>
+      <w:r>
+        <w:rPr>
+          <w:bCs/>
+          <w:sz w:val="24"/>
+        </w:rPr>
+        <w:t>-</w:t>
+      </w:r>
+      <w:r>
+        <w:rPr>
+          <w:bCs/>
+          <w:spacing w:val="-3"/>
+          <w:sz w:val="24"/>
+        </w:rPr>
+        <w:t xml:space="preserve"> </w:t>
+      </w:r>
+      <w:r>
+        <w:rPr>
+          <w:bCs/>
+          <w:sz w:val="24"/>
+        </w:rPr>
+        <w:t>посетители</w:t>
+      </w:r>
+      <w:r>
+        <w:rPr>
+          <w:bCs/>
+          <w:spacing w:val="-2"/>
+          <w:sz w:val="24"/>
+        </w:rPr>
+        <w:t xml:space="preserve"> клуба.</w:t>
+      </w:r>
+    </w:p>
+    <w:p>
+      <w:pPr>
+        <w:pStyle w:val="a4"/>
+        <w:numPr>
+          <w:ilvl w:val="0"/>
+          <w:numId w:val="5"/>
+        </w:numPr>
+        <w:tabs>
+          <w:tab w:val="left" w:pos="742"/>
+        </w:tabs>
+        <w:spacing w:before="48"/>
+        <w:ind w:left="742" w:hanging="359"/>
+        <w:rPr>
+          <w:bCs/>
+          <w:sz w:val="24"/>
+        </w:rPr>
+      </w:pPr>
+      <w:r>
+        <w:rPr>
+          <w:bCs/>
+          <w:sz w:val="24"/>
+        </w:rPr>
         <w:t>Абонементы</w:t>
       </w:r>
       <w:r>
@@ -678,20 +633,129 @@
           <w:bCs/>
           <w:sz w:val="24"/>
         </w:rPr>
-        <w:t>(</w:t>
-      </w:r>
-      <w:proofErr w:type="spellStart"/>
-      <w:r>
-        <w:rPr>
-          <w:bCs/>
-          <w:sz w:val="24"/>
-        </w:rPr>
-        <w:t>Memberships</w:t>
-      </w:r>
-      <w:proofErr w:type="spellEnd"/>
-      <w:r>
-        <w:rPr>
-          <w:bCs/>
+        <w:t>(Memberships)</w:t>
+      </w:r>
+      <w:r>
+        <w:rPr>
+          <w:bCs/>
+          <w:spacing w:val="-3"/>
+          <w:sz w:val="24"/>
+        </w:rPr>
+        <w:t xml:space="preserve"> </w:t>
+      </w:r>
+      <w:r>
+        <w:rPr>
+          <w:bCs/>
+          <w:sz w:val="24"/>
+        </w:rPr>
+        <w:t>-</w:t>
+      </w:r>
+      <w:r>
+        <w:rPr>
+          <w:bCs/>
+          <w:spacing w:val="-2"/>
+          <w:sz w:val="24"/>
+        </w:rPr>
+        <w:t xml:space="preserve"> </w:t>
+      </w:r>
+      <w:r>
+        <w:rPr>
+          <w:bCs/>
+          <w:sz w:val="24"/>
+        </w:rPr>
+        <w:t>информация</w:t>
+      </w:r>
+      <w:r>
+        <w:rPr>
+          <w:bCs/>
+          <w:spacing w:val="-2"/>
+          <w:sz w:val="24"/>
+        </w:rPr>
+        <w:t xml:space="preserve"> </w:t>
+      </w:r>
+      <w:r>
+        <w:rPr>
+          <w:bCs/>
+          <w:sz w:val="24"/>
+        </w:rPr>
+        <w:t>об</w:t>
+      </w:r>
+      <w:r>
+        <w:rPr>
+          <w:bCs/>
+          <w:spacing w:val="-5"/>
+          <w:sz w:val="24"/>
+        </w:rPr>
+        <w:t xml:space="preserve"> </w:t>
+      </w:r>
+      <w:r>
+        <w:rPr>
+          <w:bCs/>
+          <w:sz w:val="24"/>
+        </w:rPr>
+        <w:t>абонементах</w:t>
+      </w:r>
+      <w:r>
+        <w:rPr>
+          <w:bCs/>
+          <w:spacing w:val="-1"/>
+          <w:sz w:val="24"/>
+        </w:rPr>
+        <w:t xml:space="preserve"> </w:t>
+      </w:r>
+      <w:r>
+        <w:rPr>
+          <w:bCs/>
+          <w:spacing w:val="-2"/>
+          <w:sz w:val="24"/>
+        </w:rPr>
+        <w:t>клиентов.</w:t>
+      </w:r>
+    </w:p>
+    <w:p>
+      <w:pPr>
+        <w:pStyle w:val="a4"/>
+        <w:numPr>
+          <w:ilvl w:val="0"/>
+          <w:numId w:val="5"/>
+        </w:numPr>
+        <w:tabs>
+          <w:tab w:val="left" w:pos="742"/>
+        </w:tabs>
+        <w:spacing w:before="48"/>
+        <w:ind w:left="742" w:hanging="359"/>
+        <w:rPr>
+          <w:bCs/>
+          <w:sz w:val="24"/>
+        </w:rPr>
+      </w:pPr>
+      <w:r>
+        <w:rPr>
+          <w:bCs/>
+          <w:spacing w:val="-2"/>
+          <w:sz w:val="24"/>
+        </w:rPr>
+        <w:t>Типы абонементов (</w:t>
+      </w:r>
+      <w:r>
+        <w:rPr>
+          <w:bCs/>
+          <w:sz w:val="24"/>
+        </w:rPr>
+        <w:t>Membership</w:t>
+      </w:r>
+      <w:r>
+        <w:rPr>
+          <w:bCs/>
+          <w:sz w:val="24"/>
+          <w:lang w:val="en-US"/>
+        </w:rPr>
+        <w:t>Types</w:t>
+      </w:r>
+      <w:r>
+        <w:rPr>
+          <w:bCs/>
+          <w:spacing w:val="-2"/>
           <w:sz w:val="24"/>
         </w:rPr>
         <w:t>)</w:t>
@@ -699,14 +763,15 @@
       <w:r>
         <w:rPr>
           <w:bCs/>
-          <w:spacing w:val="-3"/>
-          <w:sz w:val="24"/>
-        </w:rPr>
-        <w:t xml:space="preserve"> </w:t>
-      </w:r>
-      <w:r>
-        <w:rPr>
-          <w:bCs/>
+          <w:spacing w:val="-2"/>
+          <w:sz w:val="24"/>
+        </w:rPr>
+        <w:t xml:space="preserve"> </w:t>
+      </w:r>
+      <w:r>
+        <w:rPr>
+          <w:bCs/>
+          <w:spacing w:val="-2"/>
           <w:sz w:val="24"/>
         </w:rPr>
         <w:t>-</w:t>
@@ -722,47 +787,10 @@
       <w:r>
         <w:rPr>
           <w:bCs/>
-          <w:sz w:val="24"/>
-        </w:rPr>
-        <w:t>информация</w:t>
-      </w:r>
-      <w:r>
-        <w:rPr>
-          <w:bCs/>
           <w:spacing w:val="-2"/>
           <w:sz w:val="24"/>
         </w:rPr>
-        <w:t xml:space="preserve"> </w:t>
-      </w:r>
-      <w:r>
-        <w:rPr>
-          <w:bCs/>
-          <w:sz w:val="24"/>
-        </w:rPr>
-        <w:t>об</w:t>
-      </w:r>
-      <w:r>
-        <w:rPr>
-          <w:bCs/>
-          <w:spacing w:val="-5"/>
-          <w:sz w:val="24"/>
-        </w:rPr>
-        <w:t xml:space="preserve"> </w:t>
-      </w:r>
-      <w:r>
-        <w:rPr>
-          <w:bCs/>
-          <w:sz w:val="24"/>
-        </w:rPr>
-        <w:t>абонементах</w:t>
-      </w:r>
-      <w:r>
-        <w:rPr>
-          <w:bCs/>
-          <w:spacing w:val="-1"/>
-          <w:sz w:val="24"/>
-        </w:rPr>
-        <w:t xml:space="preserve"> </w:t>
+        <w:t>д</w:t>
       </w:r>
       <w:r>
         <w:rPr>
@@ -770,7 +798,7 @@
           <w:spacing w:val="-2"/>
           <w:sz w:val="24"/>
         </w:rPr>
-        <w:t>клиентов.</w:t>
+        <w:t>оступные абонементы клуба</w:t>
       </w:r>
     </w:p>
     <w:p>
@@ -840,23 +868,7 @@
           <w:bCs/>
           <w:sz w:val="24"/>
         </w:rPr>
-        <w:t>(</w:t>
-      </w:r>
-      <w:proofErr w:type="spellStart"/>
-      <w:r>
-        <w:rPr>
-          <w:bCs/>
-          <w:sz w:val="24"/>
-        </w:rPr>
-        <w:t>Bookings</w:t>
-      </w:r>
-      <w:proofErr w:type="spellEnd"/>
-      <w:r>
-        <w:rPr>
-          <w:bCs/>
-          <w:sz w:val="24"/>
-        </w:rPr>
-        <w:t>)</w:t>
+        <w:t>(Bookings)</w:t>
       </w:r>
       <w:r>
         <w:rPr>
@@ -961,7 +973,21 @@
           <w:bCs/>
           <w:sz w:val="24"/>
         </w:rPr>
-        <w:t>на групповые занятия.</w:t>
+        <w:t>на</w:t>
+      </w:r>
+      <w:r>
+        <w:rPr>
+          <w:bCs/>
+          <w:sz w:val="24"/>
+        </w:rPr>
+        <w:t xml:space="preserve"> </w:t>
+      </w:r>
+      <w:r>
+        <w:rPr>
+          <w:bCs/>
+          <w:sz w:val="24"/>
+        </w:rPr>
+        <w:t>занятия.</w:t>
       </w:r>
     </w:p>
     <w:p>
@@ -988,7 +1014,6 @@
         </w:rPr>
         <w:t xml:space="preserve"> </w:t>
       </w:r>
-      <w:proofErr w:type="spellStart"/>
       <w:r>
         <w:rPr>
           <w:bCs/>
@@ -996,7 +1021,6 @@
         </w:rPr>
         <w:t>Bookings</w:t>
       </w:r>
-      <w:proofErr w:type="spellEnd"/>
       <w:r>
         <w:rPr>
           <w:bCs/>
@@ -1070,33 +1094,17 @@
           <w:bCs/>
           <w:sz w:val="24"/>
         </w:rPr>
-        <w:t xml:space="preserve">“многие-ко-многим” между </w:t>
-      </w:r>
-      <w:proofErr w:type="spellStart"/>
-      <w:r>
-        <w:rPr>
-          <w:bCs/>
-          <w:sz w:val="24"/>
-        </w:rPr>
-        <w:t>Clients</w:t>
-      </w:r>
-      <w:proofErr w:type="spellEnd"/>
-      <w:r>
-        <w:rPr>
-          <w:bCs/>
-          <w:sz w:val="24"/>
-        </w:rPr>
-        <w:t xml:space="preserve"> и </w:t>
-      </w:r>
-      <w:proofErr w:type="spellStart"/>
-      <w:r>
-        <w:rPr>
-          <w:bCs/>
-          <w:sz w:val="24"/>
-        </w:rPr>
-        <w:t>GroupClasses</w:t>
-      </w:r>
-      <w:proofErr w:type="spellEnd"/>
+        <w:t xml:space="preserve">“многие-ко-многим” между Clients и </w:t>
+      </w:r>
+      <w:r>
+        <w:rPr>
+          <w:bCs/>
+          <w:color w:val="000000" w:themeColor="text1"/>
+          <w:sz w:val="24"/>
+          <w:lang w:val="en-US"/>
+        </w:rPr>
+        <w:t>ClassSessions</w:t>
+      </w:r>
       <w:r>
         <w:rPr>
           <w:bCs/>
@@ -1144,7 +1152,6 @@
           <w:sz w:val="24"/>
         </w:rPr>
       </w:pPr>
-      <w:proofErr w:type="spellStart"/>
       <w:r>
         <w:rPr>
           <w:b/>
@@ -1152,7 +1159,6 @@
         </w:rPr>
         <w:t>Table</w:t>
       </w:r>
-      <w:proofErr w:type="spellEnd"/>
       <w:r>
         <w:rPr>
           <w:b/>
@@ -1168,7 +1174,6 @@
         </w:rPr>
         <w:t xml:space="preserve">Name: </w:t>
       </w:r>
-      <w:proofErr w:type="spellStart"/>
       <w:r>
         <w:rPr>
           <w:b/>
@@ -1177,7 +1182,6 @@
         </w:rPr>
         <w:t>Trainers</w:t>
       </w:r>
-      <w:proofErr w:type="spellEnd"/>
     </w:p>
     <w:p>
       <w:pPr>
@@ -1196,21 +1200,12 @@
           <w:sz w:val="24"/>
         </w:rPr>
       </w:pPr>
-      <w:proofErr w:type="spellStart"/>
-      <w:r>
-        <w:rPr>
-          <w:bCs/>
-          <w:sz w:val="24"/>
-        </w:rPr>
-        <w:t>Description</w:t>
-      </w:r>
-      <w:proofErr w:type="spellEnd"/>
-      <w:r>
-        <w:rPr>
-          <w:bCs/>
-          <w:sz w:val="24"/>
-        </w:rPr>
-        <w:t>:</w:t>
+      <w:r>
+        <w:rPr>
+          <w:bCs/>
+          <w:sz w:val="24"/>
+        </w:rPr>
+        <w:t>Description:</w:t>
       </w:r>
       <w:r>
         <w:rPr>
@@ -1305,21 +1300,12 @@
           <w:b w:val="0"/>
         </w:rPr>
       </w:pPr>
-      <w:proofErr w:type="spellStart"/>
       <w:r>
         <w:rPr>
           <w:b w:val="0"/>
           <w:spacing w:val="-2"/>
         </w:rPr>
-        <w:t>Attributes</w:t>
-      </w:r>
-      <w:proofErr w:type="spellEnd"/>
-      <w:r>
-        <w:rPr>
-          <w:b w:val="0"/>
-          <w:spacing w:val="-2"/>
-        </w:rPr>
-        <w:t>:</w:t>
+        <w:t>Attributes:</w:t>
       </w:r>
     </w:p>
     <w:p>
@@ -1340,23 +1326,13 @@
           <w:sz w:val="24"/>
         </w:rPr>
       </w:pPr>
-      <w:proofErr w:type="spellStart"/>
-      <w:r>
-        <w:rPr>
-          <w:bCs/>
-          <w:iCs/>
-          <w:sz w:val="24"/>
-        </w:rPr>
-        <w:t>TrainerID</w:t>
-      </w:r>
-      <w:proofErr w:type="spellEnd"/>
-      <w:r>
-        <w:rPr>
-          <w:bCs/>
-          <w:iCs/>
-          <w:sz w:val="24"/>
-        </w:rPr>
-        <w:t>:</w:t>
+      <w:r>
+        <w:rPr>
+          <w:bCs/>
+          <w:iCs/>
+          <w:sz w:val="24"/>
+        </w:rPr>
+        <w:t>TrainerID:</w:t>
       </w:r>
       <w:r>
         <w:rPr>
@@ -1412,23 +1388,13 @@
           <w:sz w:val="24"/>
         </w:rPr>
       </w:pPr>
-      <w:proofErr w:type="spellStart"/>
-      <w:r>
-        <w:rPr>
-          <w:bCs/>
-          <w:iCs/>
-          <w:sz w:val="24"/>
-        </w:rPr>
-        <w:t>FirstName</w:t>
-      </w:r>
-      <w:proofErr w:type="spellEnd"/>
-      <w:r>
-        <w:rPr>
-          <w:bCs/>
-          <w:iCs/>
-          <w:sz w:val="24"/>
-        </w:rPr>
-        <w:t>:</w:t>
+      <w:r>
+        <w:rPr>
+          <w:bCs/>
+          <w:iCs/>
+          <w:sz w:val="24"/>
+        </w:rPr>
+        <w:t>FirstName:</w:t>
       </w:r>
       <w:r>
         <w:rPr>
@@ -1516,23 +1482,13 @@
           <w:sz w:val="24"/>
         </w:rPr>
       </w:pPr>
-      <w:proofErr w:type="spellStart"/>
-      <w:r>
-        <w:rPr>
-          <w:bCs/>
-          <w:iCs/>
-          <w:sz w:val="24"/>
-        </w:rPr>
-        <w:t>LastName</w:t>
-      </w:r>
-      <w:proofErr w:type="spellEnd"/>
-      <w:r>
-        <w:rPr>
-          <w:bCs/>
-          <w:iCs/>
-          <w:sz w:val="24"/>
-        </w:rPr>
-        <w:t>:</w:t>
+      <w:r>
+        <w:rPr>
+          <w:bCs/>
+          <w:iCs/>
+          <w:sz w:val="24"/>
+        </w:rPr>
+        <w:t>LastName:</w:t>
       </w:r>
       <w:r>
         <w:rPr>
@@ -1620,23 +1576,13 @@
           <w:sz w:val="24"/>
         </w:rPr>
       </w:pPr>
-      <w:proofErr w:type="spellStart"/>
-      <w:r>
-        <w:rPr>
-          <w:bCs/>
-          <w:iCs/>
-          <w:sz w:val="24"/>
-        </w:rPr>
-        <w:t>Specialization</w:t>
-      </w:r>
-      <w:proofErr w:type="spellEnd"/>
-      <w:r>
-        <w:rPr>
-          <w:bCs/>
-          <w:iCs/>
-          <w:sz w:val="24"/>
-        </w:rPr>
-        <w:t>:</w:t>
+      <w:r>
+        <w:rPr>
+          <w:bCs/>
+          <w:iCs/>
+          <w:sz w:val="24"/>
+        </w:rPr>
+        <w:t>Specialization:</w:t>
       </w:r>
       <w:r>
         <w:rPr>
@@ -1693,23 +1639,13 @@
           <w:sz w:val="24"/>
         </w:rPr>
       </w:pPr>
-      <w:proofErr w:type="spellStart"/>
-      <w:r>
-        <w:rPr>
-          <w:bCs/>
-          <w:iCs/>
-          <w:sz w:val="24"/>
-        </w:rPr>
-        <w:t>HireDate</w:t>
-      </w:r>
-      <w:proofErr w:type="spellEnd"/>
-      <w:r>
-        <w:rPr>
-          <w:bCs/>
-          <w:iCs/>
-          <w:sz w:val="24"/>
-        </w:rPr>
-        <w:t>:</w:t>
+      <w:r>
+        <w:rPr>
+          <w:bCs/>
+          <w:iCs/>
+          <w:sz w:val="24"/>
+        </w:rPr>
+        <w:t>HireDate:</w:t>
       </w:r>
       <w:r>
         <w:rPr>
@@ -1831,21 +1767,12 @@
           <w:b w:val="0"/>
         </w:rPr>
       </w:pPr>
-      <w:proofErr w:type="spellStart"/>
       <w:r>
         <w:rPr>
           <w:b w:val="0"/>
           <w:spacing w:val="-2"/>
         </w:rPr>
-        <w:t>Constraints</w:t>
-      </w:r>
-      <w:proofErr w:type="spellEnd"/>
-      <w:r>
-        <w:rPr>
-          <w:b w:val="0"/>
-          <w:spacing w:val="-2"/>
-        </w:rPr>
-        <w:t>:</w:t>
+        <w:t>Constraints:</w:t>
       </w:r>
     </w:p>
     <w:p>
@@ -1961,7 +1888,25 @@
           <w:sz w:val="24"/>
           <w:lang w:val="en-GB"/>
         </w:rPr>
-        <w:t>UQ_Trainers_Phone:</w:t>
+        <w:t>UQ_Trainers</w:t>
+      </w:r>
+      <w:r>
+        <w:rPr>
+          <w:bCs/>
+          <w:iCs/>
+          <w:sz w:val="24"/>
+          <w:lang w:val="en-GB"/>
+        </w:rPr>
+        <w:t>_</w:t>
+      </w:r>
+      <w:r>
+        <w:rPr>
+          <w:bCs/>
+          <w:iCs/>
+          <w:sz w:val="24"/>
+          <w:lang w:val="en-GB"/>
+        </w:rPr>
+        <w:t>Phone:</w:t>
       </w:r>
       <w:r>
         <w:rPr>
@@ -2018,14 +1963,12 @@
           <w:bCs w:val="0"/>
         </w:rPr>
       </w:pPr>
-      <w:proofErr w:type="spellStart"/>
       <w:r>
         <w:rPr>
           <w:bCs w:val="0"/>
         </w:rPr>
         <w:t>Table</w:t>
       </w:r>
-      <w:proofErr w:type="spellEnd"/>
       <w:r>
         <w:rPr>
           <w:bCs w:val="0"/>
@@ -2039,15 +1982,13 @@
         </w:rPr>
         <w:t xml:space="preserve">Name: </w:t>
       </w:r>
-      <w:proofErr w:type="spellStart"/>
       <w:r>
         <w:rPr>
           <w:bCs w:val="0"/>
           <w:spacing w:val="-2"/>
         </w:rPr>
-        <w:t>GroupClasses</w:t>
-      </w:r>
-      <w:proofErr w:type="spellEnd"/>
+        <w:t>Classes</w:t>
+      </w:r>
     </w:p>
     <w:p>
       <w:pPr>
@@ -2059,28 +2000,15 @@
         <w:tabs>
           <w:tab w:val="left" w:pos="1660"/>
         </w:tabs>
-        <w:spacing w:before="134" w:line="223" w:lineRule="auto"/>
-        <w:ind w:left="1660" w:right="28"/>
-        <w:rPr>
-          <w:bCs/>
-          <w:sz w:val="24"/>
-        </w:rPr>
-      </w:pPr>
-      <w:proofErr w:type="spellStart"/>
-      <w:r>
-        <w:rPr>
-          <w:bCs/>
-          <w:sz w:val="24"/>
-        </w:rPr>
-        <w:t>Description</w:t>
-      </w:r>
-      <w:proofErr w:type="spellEnd"/>
-      <w:r>
-        <w:rPr>
-          <w:bCs/>
-          <w:sz w:val="24"/>
-        </w:rPr>
-        <w:t>:</w:t>
+        <w:spacing w:before="43" w:line="223" w:lineRule="auto"/>
+        <w:ind w:left="1659" w:right="28" w:hanging="359"/>
+      </w:pPr>
+      <w:r>
+        <w:rPr>
+          <w:bCs/>
+          <w:sz w:val="24"/>
+        </w:rPr>
+        <w:t>Description:</w:t>
       </w:r>
       <w:r>
         <w:rPr>
@@ -2095,145 +2023,41 @@
           <w:bCs/>
           <w:sz w:val="24"/>
         </w:rPr>
-        <w:t>таблица</w:t>
-      </w:r>
-      <w:r>
-        <w:rPr>
-          <w:bCs/>
-          <w:spacing w:val="-5"/>
-          <w:sz w:val="24"/>
-        </w:rPr>
-        <w:t xml:space="preserve"> </w:t>
-      </w:r>
-      <w:r>
-        <w:rPr>
-          <w:bCs/>
-          <w:sz w:val="24"/>
-        </w:rPr>
-        <w:t>содержит</w:t>
-      </w:r>
-      <w:r>
-        <w:rPr>
-          <w:bCs/>
-          <w:spacing w:val="-4"/>
-          <w:sz w:val="24"/>
-        </w:rPr>
-        <w:t xml:space="preserve"> </w:t>
-      </w:r>
-      <w:r>
-        <w:rPr>
-          <w:bCs/>
-          <w:sz w:val="24"/>
-        </w:rPr>
-        <w:t>информацию</w:t>
-      </w:r>
-      <w:r>
-        <w:rPr>
-          <w:bCs/>
-          <w:spacing w:val="-4"/>
-          <w:sz w:val="24"/>
-        </w:rPr>
-        <w:t xml:space="preserve"> </w:t>
-      </w:r>
-      <w:r>
-        <w:rPr>
-          <w:bCs/>
-          <w:sz w:val="24"/>
-        </w:rPr>
-        <w:t>о</w:t>
-      </w:r>
-      <w:r>
-        <w:rPr>
-          <w:bCs/>
-          <w:spacing w:val="-7"/>
-          <w:sz w:val="24"/>
-        </w:rPr>
-        <w:t xml:space="preserve"> </w:t>
-      </w:r>
-      <w:r>
-        <w:rPr>
-          <w:bCs/>
-          <w:sz w:val="24"/>
-        </w:rPr>
-        <w:t>групповых</w:t>
-      </w:r>
-      <w:r>
-        <w:rPr>
-          <w:bCs/>
-          <w:spacing w:val="-4"/>
-          <w:sz w:val="24"/>
-        </w:rPr>
-        <w:t xml:space="preserve"> </w:t>
-      </w:r>
-      <w:r>
-        <w:rPr>
-          <w:bCs/>
-          <w:sz w:val="24"/>
-        </w:rPr>
-        <w:t>занятиях</w:t>
-      </w:r>
-      <w:r>
-        <w:rPr>
-          <w:bCs/>
-          <w:spacing w:val="-4"/>
-          <w:sz w:val="24"/>
-        </w:rPr>
-        <w:t xml:space="preserve"> </w:t>
-      </w:r>
-      <w:r>
-        <w:rPr>
-          <w:bCs/>
-          <w:sz w:val="24"/>
-        </w:rPr>
-        <w:t>и</w:t>
-      </w:r>
-      <w:r>
-        <w:rPr>
-          <w:bCs/>
-          <w:spacing w:val="-6"/>
-          <w:sz w:val="24"/>
-        </w:rPr>
-        <w:t xml:space="preserve"> </w:t>
-      </w:r>
-      <w:r>
-        <w:rPr>
-          <w:bCs/>
-          <w:sz w:val="24"/>
-        </w:rPr>
-        <w:t>их расписании. Каждое занятие проводится одним тренером.</w:t>
-      </w:r>
-    </w:p>
-    <w:p>
-      <w:pPr>
-        <w:pStyle w:val="1"/>
+        <w:t xml:space="preserve">Описание видов занятий хранится независимо от расписания. Это позволяет гибко управлять отдельными сеансами, не меняя </w:t>
+      </w:r>
+      <w:r>
+        <w:rPr>
+          <w:bCs/>
+          <w:sz w:val="24"/>
+        </w:rPr>
+        <w:t>вид</w:t>
+      </w:r>
+      <w:r>
+        <w:rPr>
+          <w:bCs/>
+          <w:sz w:val="24"/>
+        </w:rPr>
+        <w:t xml:space="preserve"> самого занятия.</w:t>
+      </w:r>
+    </w:p>
+    <w:p>
+      <w:pPr>
+        <w:pStyle w:val="a4"/>
         <w:numPr>
           <w:ilvl w:val="1"/>
           <w:numId w:val="4"/>
         </w:numPr>
         <w:tabs>
-          <w:tab w:val="left" w:pos="1659"/>
+          <w:tab w:val="left" w:pos="1660"/>
         </w:tabs>
-        <w:spacing w:before="43"/>
-        <w:ind w:left="1659" w:hanging="359"/>
-        <w:rPr>
-          <w:b w:val="0"/>
-        </w:rPr>
-      </w:pPr>
-      <w:proofErr w:type="spellStart"/>
-      <w:r>
-        <w:rPr>
-          <w:b w:val="0"/>
+        <w:spacing w:before="43" w:line="223" w:lineRule="auto"/>
+        <w:ind w:left="1659" w:right="28" w:hanging="359"/>
+      </w:pPr>
+      <w:r>
+        <w:rPr>
           <w:spacing w:val="-2"/>
         </w:rPr>
-        <w:t>Attributes</w:t>
-      </w:r>
-      <w:proofErr w:type="spellEnd"/>
-      <w:r>
-        <w:rPr>
-          <w:b w:val="0"/>
-          <w:spacing w:val="-2"/>
-        </w:rPr>
-        <w:t>:</w:t>
+        <w:t>Attributes:</w:t>
       </w:r>
     </w:p>
     <w:p>
@@ -2254,23 +2078,13 @@
           <w:sz w:val="24"/>
         </w:rPr>
       </w:pPr>
-      <w:proofErr w:type="spellStart"/>
-      <w:r>
-        <w:rPr>
-          <w:bCs/>
-          <w:iCs/>
-          <w:sz w:val="24"/>
-        </w:rPr>
-        <w:t>ClassID</w:t>
-      </w:r>
-      <w:proofErr w:type="spellEnd"/>
-      <w:r>
-        <w:rPr>
-          <w:bCs/>
-          <w:iCs/>
-          <w:sz w:val="24"/>
-        </w:rPr>
-        <w:t>:</w:t>
+      <w:r>
+        <w:rPr>
+          <w:bCs/>
+          <w:iCs/>
+          <w:sz w:val="24"/>
+        </w:rPr>
+        <w:t>ClassID:</w:t>
       </w:r>
       <w:r>
         <w:rPr>
@@ -2325,23 +2139,13 @@
           <w:sz w:val="24"/>
         </w:rPr>
       </w:pPr>
-      <w:proofErr w:type="spellStart"/>
-      <w:r>
-        <w:rPr>
-          <w:bCs/>
-          <w:iCs/>
-          <w:sz w:val="24"/>
-        </w:rPr>
-        <w:t>ClassName</w:t>
-      </w:r>
-      <w:proofErr w:type="spellEnd"/>
-      <w:r>
-        <w:rPr>
-          <w:bCs/>
-          <w:iCs/>
-          <w:sz w:val="24"/>
-        </w:rPr>
-        <w:t>:</w:t>
+      <w:r>
+        <w:rPr>
+          <w:bCs/>
+          <w:iCs/>
+          <w:sz w:val="24"/>
+        </w:rPr>
+        <w:t>ClassName:</w:t>
       </w:r>
       <w:r>
         <w:rPr>
@@ -2416,625 +2220,9 @@
       <w:pPr>
         <w:pStyle w:val="a4"/>
         <w:numPr>
-          <w:ilvl w:val="2"/>
-          <w:numId w:val="4"/>
-        </w:numPr>
-        <w:tabs>
-          <w:tab w:val="left" w:pos="2793"/>
-        </w:tabs>
-        <w:spacing w:before="39"/>
-        <w:ind w:hanging="360"/>
-        <w:rPr>
-          <w:bCs/>
-          <w:iCs/>
-          <w:sz w:val="24"/>
-        </w:rPr>
-      </w:pPr>
-      <w:proofErr w:type="spellStart"/>
-      <w:r>
-        <w:rPr>
-          <w:bCs/>
-          <w:iCs/>
-          <w:sz w:val="24"/>
-        </w:rPr>
-        <w:t>TrainerID</w:t>
-      </w:r>
-      <w:proofErr w:type="spellEnd"/>
-      <w:r>
-        <w:rPr>
-          <w:bCs/>
-          <w:iCs/>
-          <w:sz w:val="24"/>
-        </w:rPr>
-        <w:t>:</w:t>
-      </w:r>
-      <w:r>
-        <w:rPr>
-          <w:bCs/>
-          <w:iCs/>
-          <w:spacing w:val="-2"/>
-          <w:sz w:val="24"/>
-        </w:rPr>
-        <w:t xml:space="preserve"> </w:t>
-      </w:r>
-      <w:r>
-        <w:rPr>
-          <w:bCs/>
-          <w:iCs/>
-          <w:sz w:val="24"/>
-        </w:rPr>
-        <w:t>INTEGER,</w:t>
-      </w:r>
-      <w:r>
-        <w:rPr>
-          <w:bCs/>
-          <w:iCs/>
-          <w:spacing w:val="-2"/>
-          <w:sz w:val="24"/>
-        </w:rPr>
-        <w:t xml:space="preserve"> </w:t>
-      </w:r>
-      <w:r>
-        <w:rPr>
-          <w:bCs/>
-          <w:iCs/>
-          <w:sz w:val="24"/>
-        </w:rPr>
-        <w:t>FK</w:t>
-      </w:r>
-      <w:r>
-        <w:rPr>
-          <w:bCs/>
-          <w:iCs/>
-          <w:spacing w:val="-1"/>
-          <w:sz w:val="24"/>
-        </w:rPr>
-        <w:t xml:space="preserve"> </w:t>
-      </w:r>
-      <w:r>
-        <w:rPr>
-          <w:bCs/>
-          <w:iCs/>
-          <w:spacing w:val="-2"/>
-          <w:sz w:val="24"/>
-        </w:rPr>
-        <w:t>(REFERENCES</w:t>
-      </w:r>
-    </w:p>
-    <w:p>
-      <w:pPr>
-        <w:pStyle w:val="a3"/>
-        <w:spacing w:before="0"/>
-        <w:ind w:firstLine="0"/>
-        <w:rPr>
-          <w:bCs/>
-          <w:iCs/>
-        </w:rPr>
-      </w:pPr>
-      <w:proofErr w:type="spellStart"/>
-      <w:r>
-        <w:rPr>
-          <w:bCs/>
-          <w:iCs/>
-        </w:rPr>
-        <w:t>Trainers</w:t>
-      </w:r>
-      <w:proofErr w:type="spellEnd"/>
-      <w:r>
-        <w:rPr>
-          <w:bCs/>
-          <w:iCs/>
-        </w:rPr>
-        <w:t>(</w:t>
-      </w:r>
-      <w:proofErr w:type="spellStart"/>
-      <w:r>
-        <w:rPr>
-          <w:bCs/>
-          <w:iCs/>
-        </w:rPr>
-        <w:t>TrainerID</w:t>
-      </w:r>
-      <w:proofErr w:type="spellEnd"/>
-      <w:r>
-        <w:rPr>
-          <w:bCs/>
-          <w:iCs/>
-        </w:rPr>
-        <w:t>)),</w:t>
-      </w:r>
-      <w:r>
-        <w:rPr>
-          <w:bCs/>
-          <w:iCs/>
-          <w:spacing w:val="-6"/>
-        </w:rPr>
-        <w:t xml:space="preserve"> </w:t>
-      </w:r>
-      <w:r>
-        <w:rPr>
-          <w:bCs/>
-          <w:iCs/>
-        </w:rPr>
-        <w:t>NOT</w:t>
-      </w:r>
-      <w:r>
-        <w:rPr>
-          <w:bCs/>
-          <w:iCs/>
-          <w:spacing w:val="-3"/>
-        </w:rPr>
-        <w:t xml:space="preserve"> </w:t>
-      </w:r>
-      <w:r>
-        <w:rPr>
-          <w:bCs/>
-          <w:iCs/>
-          <w:spacing w:val="-4"/>
-        </w:rPr>
-        <w:t>NULL</w:t>
-      </w:r>
-    </w:p>
-    <w:p>
-      <w:pPr>
-        <w:pStyle w:val="a4"/>
-        <w:numPr>
-          <w:ilvl w:val="2"/>
-          <w:numId w:val="4"/>
-        </w:numPr>
-        <w:tabs>
-          <w:tab w:val="left" w:pos="2793"/>
-        </w:tabs>
-        <w:ind w:hanging="360"/>
-        <w:rPr>
-          <w:bCs/>
-          <w:iCs/>
-          <w:sz w:val="24"/>
-        </w:rPr>
-      </w:pPr>
-      <w:proofErr w:type="spellStart"/>
-      <w:r>
-        <w:rPr>
-          <w:bCs/>
-          <w:iCs/>
-          <w:sz w:val="24"/>
-        </w:rPr>
-        <w:t>DayOfWeek</w:t>
-      </w:r>
-      <w:proofErr w:type="spellEnd"/>
-      <w:r>
-        <w:rPr>
-          <w:bCs/>
-          <w:iCs/>
-          <w:sz w:val="24"/>
-        </w:rPr>
-        <w:t>:</w:t>
-      </w:r>
-      <w:r>
-        <w:rPr>
-          <w:bCs/>
-          <w:iCs/>
-          <w:spacing w:val="-4"/>
-          <w:sz w:val="24"/>
-        </w:rPr>
-        <w:t xml:space="preserve"> </w:t>
-      </w:r>
-      <w:r>
-        <w:rPr>
-          <w:bCs/>
-          <w:iCs/>
-          <w:sz w:val="24"/>
-        </w:rPr>
-        <w:t>VARCHAR(10),</w:t>
-      </w:r>
-      <w:r>
-        <w:rPr>
-          <w:bCs/>
-          <w:iCs/>
-          <w:spacing w:val="-2"/>
-          <w:sz w:val="24"/>
-        </w:rPr>
-        <w:t xml:space="preserve"> </w:t>
-      </w:r>
-      <w:r>
-        <w:rPr>
-          <w:bCs/>
-          <w:iCs/>
-          <w:sz w:val="24"/>
-        </w:rPr>
-        <w:t>NOT</w:t>
-      </w:r>
-      <w:r>
-        <w:rPr>
-          <w:bCs/>
-          <w:iCs/>
-          <w:spacing w:val="-2"/>
-          <w:sz w:val="24"/>
-        </w:rPr>
-        <w:t xml:space="preserve"> </w:t>
-      </w:r>
-      <w:r>
-        <w:rPr>
-          <w:bCs/>
-          <w:iCs/>
-          <w:sz w:val="24"/>
-        </w:rPr>
-        <w:t>NULL,</w:t>
-      </w:r>
-      <w:r>
-        <w:rPr>
-          <w:bCs/>
-          <w:iCs/>
-          <w:spacing w:val="-2"/>
-          <w:sz w:val="24"/>
-        </w:rPr>
-        <w:t xml:space="preserve"> CHECK</w:t>
-      </w:r>
-    </w:p>
-    <w:p>
-      <w:pPr>
-        <w:pStyle w:val="a3"/>
-        <w:spacing w:before="0"/>
-        <w:ind w:firstLine="0"/>
-        <w:rPr>
-          <w:bCs/>
-          <w:iCs/>
-          <w:lang w:val="en-GB"/>
-        </w:rPr>
-      </w:pPr>
-      <w:r>
-        <w:rPr>
-          <w:bCs/>
-          <w:iCs/>
-          <w:lang w:val="en-GB"/>
-        </w:rPr>
-        <w:t>(DayOfWeek</w:t>
-      </w:r>
-      <w:r>
-        <w:rPr>
-          <w:bCs/>
-          <w:iCs/>
-          <w:spacing w:val="-6"/>
-          <w:lang w:val="en-GB"/>
-        </w:rPr>
-        <w:t xml:space="preserve"> </w:t>
-      </w:r>
-      <w:r>
-        <w:rPr>
-          <w:bCs/>
-          <w:iCs/>
-          <w:lang w:val="en-GB"/>
-        </w:rPr>
-        <w:t>IN</w:t>
-      </w:r>
-      <w:r>
-        <w:rPr>
-          <w:bCs/>
-          <w:iCs/>
-          <w:spacing w:val="-8"/>
-          <w:lang w:val="en-GB"/>
-        </w:rPr>
-        <w:t xml:space="preserve"> </w:t>
-      </w:r>
-      <w:r>
-        <w:rPr>
-          <w:bCs/>
-          <w:iCs/>
-          <w:lang w:val="en-GB"/>
-        </w:rPr>
-        <w:t>('Monday',</w:t>
-      </w:r>
-      <w:r>
-        <w:rPr>
-          <w:bCs/>
-          <w:iCs/>
-          <w:spacing w:val="-8"/>
-          <w:lang w:val="en-GB"/>
-        </w:rPr>
-        <w:t xml:space="preserve"> </w:t>
-      </w:r>
-      <w:r>
-        <w:rPr>
-          <w:bCs/>
-          <w:iCs/>
-          <w:lang w:val="en-GB"/>
-        </w:rPr>
-        <w:t>'Tuesday',</w:t>
-      </w:r>
-      <w:r>
-        <w:rPr>
-          <w:bCs/>
-          <w:iCs/>
-          <w:spacing w:val="-8"/>
-          <w:lang w:val="en-GB"/>
-        </w:rPr>
-        <w:t xml:space="preserve"> </w:t>
-      </w:r>
-      <w:r>
-        <w:rPr>
-          <w:bCs/>
-          <w:iCs/>
-          <w:lang w:val="en-GB"/>
-        </w:rPr>
-        <w:t>'Wednesday',</w:t>
-      </w:r>
-      <w:r>
-        <w:rPr>
-          <w:bCs/>
-          <w:iCs/>
-          <w:spacing w:val="-8"/>
-          <w:lang w:val="en-GB"/>
-        </w:rPr>
-        <w:t xml:space="preserve"> </w:t>
-      </w:r>
-      <w:r>
-        <w:rPr>
-          <w:bCs/>
-          <w:iCs/>
-          <w:lang w:val="en-GB"/>
-        </w:rPr>
-        <w:t>'Thursday', 'Friday', 'Saturday', 'Sunday'))</w:t>
-      </w:r>
-    </w:p>
-    <w:p>
-      <w:pPr>
-        <w:pStyle w:val="a4"/>
-        <w:numPr>
-          <w:ilvl w:val="2"/>
-          <w:numId w:val="4"/>
-        </w:numPr>
-        <w:tabs>
-          <w:tab w:val="left" w:pos="2793"/>
-        </w:tabs>
-        <w:ind w:hanging="360"/>
-        <w:rPr>
-          <w:bCs/>
-          <w:iCs/>
-          <w:sz w:val="24"/>
-        </w:rPr>
-      </w:pPr>
-      <w:proofErr w:type="spellStart"/>
-      <w:r>
-        <w:rPr>
-          <w:bCs/>
-          <w:iCs/>
-          <w:sz w:val="24"/>
-        </w:rPr>
-        <w:t>StartTime</w:t>
-      </w:r>
-      <w:proofErr w:type="spellEnd"/>
-      <w:r>
-        <w:rPr>
-          <w:bCs/>
-          <w:iCs/>
-          <w:sz w:val="24"/>
-        </w:rPr>
-        <w:t>:</w:t>
-      </w:r>
-      <w:r>
-        <w:rPr>
-          <w:bCs/>
-          <w:iCs/>
-          <w:spacing w:val="-2"/>
-          <w:sz w:val="24"/>
-        </w:rPr>
-        <w:t xml:space="preserve"> </w:t>
-      </w:r>
-      <w:r>
-        <w:rPr>
-          <w:bCs/>
-          <w:iCs/>
-          <w:sz w:val="24"/>
-        </w:rPr>
-        <w:t>TIME,</w:t>
-      </w:r>
-      <w:r>
-        <w:rPr>
-          <w:bCs/>
-          <w:iCs/>
-          <w:spacing w:val="-2"/>
-          <w:sz w:val="24"/>
-        </w:rPr>
-        <w:t xml:space="preserve"> </w:t>
-      </w:r>
-      <w:r>
-        <w:rPr>
-          <w:bCs/>
-          <w:iCs/>
-          <w:sz w:val="24"/>
-        </w:rPr>
-        <w:t xml:space="preserve">NOT </w:t>
-      </w:r>
-      <w:r>
-        <w:rPr>
-          <w:bCs/>
-          <w:iCs/>
-          <w:spacing w:val="-4"/>
-          <w:sz w:val="24"/>
-        </w:rPr>
-        <w:t>NULL</w:t>
-      </w:r>
-    </w:p>
-    <w:p>
-      <w:pPr>
-        <w:pStyle w:val="a4"/>
-        <w:numPr>
-          <w:ilvl w:val="2"/>
-          <w:numId w:val="4"/>
-        </w:numPr>
-        <w:tabs>
-          <w:tab w:val="left" w:pos="2793"/>
-        </w:tabs>
-        <w:spacing w:before="38"/>
-        <w:ind w:hanging="360"/>
-        <w:rPr>
-          <w:bCs/>
-          <w:iCs/>
-          <w:sz w:val="24"/>
-        </w:rPr>
-      </w:pPr>
-      <w:proofErr w:type="spellStart"/>
-      <w:r>
-        <w:rPr>
-          <w:bCs/>
-          <w:iCs/>
-          <w:sz w:val="24"/>
-        </w:rPr>
-        <w:t>DurationMinutes</w:t>
-      </w:r>
-      <w:proofErr w:type="spellEnd"/>
-      <w:r>
-        <w:rPr>
-          <w:bCs/>
-          <w:iCs/>
-          <w:sz w:val="24"/>
-        </w:rPr>
-        <w:t>:</w:t>
-      </w:r>
-      <w:r>
-        <w:rPr>
-          <w:bCs/>
-          <w:iCs/>
-          <w:spacing w:val="-3"/>
-          <w:sz w:val="24"/>
-        </w:rPr>
-        <w:t xml:space="preserve"> </w:t>
-      </w:r>
-      <w:r>
-        <w:rPr>
-          <w:bCs/>
-          <w:iCs/>
-          <w:sz w:val="24"/>
-        </w:rPr>
-        <w:t>INTEGER,</w:t>
-      </w:r>
-      <w:r>
-        <w:rPr>
-          <w:bCs/>
-          <w:iCs/>
-          <w:spacing w:val="-2"/>
-          <w:sz w:val="24"/>
-        </w:rPr>
-        <w:t xml:space="preserve"> </w:t>
-      </w:r>
-      <w:r>
-        <w:rPr>
-          <w:bCs/>
-          <w:iCs/>
-          <w:sz w:val="24"/>
-        </w:rPr>
-        <w:t>NOT</w:t>
-      </w:r>
-      <w:r>
-        <w:rPr>
-          <w:bCs/>
-          <w:iCs/>
-          <w:spacing w:val="-2"/>
-          <w:sz w:val="24"/>
-        </w:rPr>
-        <w:t xml:space="preserve"> </w:t>
-      </w:r>
-      <w:r>
-        <w:rPr>
-          <w:bCs/>
-          <w:iCs/>
-          <w:spacing w:val="-4"/>
-          <w:sz w:val="24"/>
-        </w:rPr>
-        <w:t>NULL</w:t>
-      </w:r>
-    </w:p>
-    <w:p>
-      <w:pPr>
-        <w:pStyle w:val="a4"/>
-        <w:numPr>
-          <w:ilvl w:val="2"/>
-          <w:numId w:val="4"/>
-        </w:numPr>
-        <w:tabs>
-          <w:tab w:val="left" w:pos="2793"/>
-        </w:tabs>
-        <w:ind w:hanging="360"/>
-        <w:rPr>
-          <w:bCs/>
-          <w:iCs/>
-          <w:sz w:val="24"/>
-        </w:rPr>
-      </w:pPr>
-      <w:proofErr w:type="spellStart"/>
-      <w:r>
-        <w:rPr>
-          <w:bCs/>
-          <w:iCs/>
-          <w:sz w:val="24"/>
-        </w:rPr>
-        <w:t>MaxCapacity</w:t>
-      </w:r>
-      <w:proofErr w:type="spellEnd"/>
-      <w:r>
-        <w:rPr>
-          <w:bCs/>
-          <w:iCs/>
-          <w:sz w:val="24"/>
-        </w:rPr>
-        <w:t>:</w:t>
-      </w:r>
-      <w:r>
-        <w:rPr>
-          <w:bCs/>
-          <w:iCs/>
-          <w:spacing w:val="-3"/>
-          <w:sz w:val="24"/>
-        </w:rPr>
-        <w:t xml:space="preserve"> </w:t>
-      </w:r>
-      <w:r>
-        <w:rPr>
-          <w:bCs/>
-          <w:iCs/>
-          <w:sz w:val="24"/>
-        </w:rPr>
-        <w:t>INTEGER,</w:t>
-      </w:r>
-      <w:r>
-        <w:rPr>
-          <w:bCs/>
-          <w:iCs/>
-          <w:spacing w:val="-3"/>
-          <w:sz w:val="24"/>
-        </w:rPr>
-        <w:t xml:space="preserve"> </w:t>
-      </w:r>
-      <w:r>
-        <w:rPr>
-          <w:bCs/>
-          <w:iCs/>
-          <w:sz w:val="24"/>
-        </w:rPr>
-        <w:t>NOT</w:t>
-      </w:r>
-      <w:r>
-        <w:rPr>
-          <w:bCs/>
-          <w:iCs/>
-          <w:spacing w:val="-3"/>
-          <w:sz w:val="24"/>
-        </w:rPr>
-        <w:t xml:space="preserve"> </w:t>
-      </w:r>
-      <w:r>
-        <w:rPr>
-          <w:bCs/>
-          <w:iCs/>
-          <w:spacing w:val="-4"/>
-          <w:sz w:val="24"/>
-        </w:rPr>
-        <w:t>NULL</w:t>
-      </w:r>
-    </w:p>
-    <w:p>
-      <w:pPr>
-        <w:pStyle w:val="a4"/>
+          <w:ilvl w:val="0"/>
+          <w:numId w:val="7"/>
+        </w:numPr>
         <w:rPr>
           <w:bCs/>
           <w:sz w:val="24"/>
@@ -3046,6 +2234,27 @@
           <w:cols w:space="720"/>
         </w:sectPr>
       </w:pPr>
+      <w:r>
+        <w:rPr>
+          <w:bCs/>
+          <w:sz w:val="24"/>
+        </w:rPr>
+        <w:t>Description: VARCHAR(</w:t>
+      </w:r>
+      <w:r>
+        <w:rPr>
+          <w:bCs/>
+          <w:sz w:val="24"/>
+        </w:rPr>
+        <w:t>40</w:t>
+      </w:r>
+      <w:r>
+        <w:rPr>
+          <w:bCs/>
+          <w:sz w:val="24"/>
+        </w:rPr>
+        <w:t>)</w:t>
+      </w:r>
     </w:p>
     <w:p>
       <w:pPr>
@@ -3063,22 +2272,13 @@
           <w:b w:val="0"/>
         </w:rPr>
       </w:pPr>
-      <w:proofErr w:type="spellStart"/>
       <w:r>
         <w:rPr>
           <w:b w:val="0"/>
           <w:spacing w:val="-2"/>
         </w:rPr>
         <w:lastRenderedPageBreak/>
-        <w:t>Constraints</w:t>
-      </w:r>
-      <w:proofErr w:type="spellEnd"/>
-      <w:r>
-        <w:rPr>
-          <w:b w:val="0"/>
-          <w:spacing w:val="-2"/>
-        </w:rPr>
-        <w:t>:</w:t>
+        <w:t>Constraints:</w:t>
       </w:r>
     </w:p>
     <w:p>
@@ -3107,7 +2307,7 @@
           <w:sz w:val="24"/>
           <w:lang w:val="en-GB"/>
         </w:rPr>
-        <w:t>PK_GroupClasses:</w:t>
+        <w:t>PK_Classes:</w:t>
       </w:r>
       <w:r>
         <w:rPr>
@@ -3162,93 +2362,671 @@
       <w:pPr>
         <w:pStyle w:val="a4"/>
         <w:numPr>
+          <w:ilvl w:val="0"/>
+          <w:numId w:val="4"/>
+        </w:numPr>
+        <w:spacing w:before="62"/>
+        <w:ind w:right="5"/>
+        <w:rPr>
+          <w:bCs/>
+          <w:sz w:val="24"/>
+        </w:rPr>
+      </w:pPr>
+      <w:r>
+        <w:rPr>
+          <w:bCs/>
+          <w:sz w:val="24"/>
+        </w:rPr>
+        <w:t>Table Name: ClassSessions</w:t>
+      </w:r>
+    </w:p>
+    <w:p>
+      <w:pPr>
+        <w:pStyle w:val="a4"/>
+        <w:numPr>
+          <w:ilvl w:val="0"/>
+          <w:numId w:val="8"/>
+        </w:numPr>
+        <w:spacing w:before="62"/>
+        <w:ind w:right="5"/>
+        <w:rPr>
+          <w:bCs/>
+          <w:sz w:val="24"/>
+        </w:rPr>
+      </w:pPr>
+      <w:r>
+        <w:rPr>
+          <w:bCs/>
+          <w:sz w:val="24"/>
+        </w:rPr>
+        <w:t xml:space="preserve">Description: </w:t>
+      </w:r>
+      <w:r>
+        <w:rPr>
+          <w:bCs/>
+          <w:sz w:val="24"/>
+        </w:rPr>
+        <w:t>Таблица сеансов с привязкой к дате, времени и тренеру. У одного вида занятий может быть множество сеансов. Это позволяет редактировать каждый сеанс отдельно, не меняя описание занятия.</w:t>
+      </w:r>
+    </w:p>
+    <w:p>
+      <w:pPr>
+        <w:pStyle w:val="a4"/>
+        <w:numPr>
+          <w:ilvl w:val="0"/>
+          <w:numId w:val="8"/>
+        </w:numPr>
+        <w:spacing w:before="62"/>
+        <w:ind w:right="5"/>
+        <w:rPr>
+          <w:bCs/>
+          <w:sz w:val="24"/>
+        </w:rPr>
+      </w:pPr>
+      <w:r>
+        <w:rPr>
+          <w:bCs/>
+          <w:sz w:val="24"/>
+        </w:rPr>
+        <w:t>Attributes:</w:t>
+      </w:r>
+    </w:p>
+    <w:p>
+      <w:pPr>
+        <w:pStyle w:val="a4"/>
+        <w:numPr>
+          <w:ilvl w:val="0"/>
+          <w:numId w:val="7"/>
+        </w:numPr>
+        <w:spacing w:before="62"/>
+        <w:ind w:right="5"/>
+        <w:rPr>
+          <w:bCs/>
+          <w:sz w:val="24"/>
+        </w:rPr>
+      </w:pPr>
+      <w:r>
+        <w:rPr>
+          <w:bCs/>
+          <w:sz w:val="24"/>
+        </w:rPr>
+        <w:t>SessionID: INTEGER, PK</w:t>
+      </w:r>
+    </w:p>
+    <w:p>
+      <w:pPr>
+        <w:pStyle w:val="a4"/>
+        <w:numPr>
+          <w:ilvl w:val="0"/>
+          <w:numId w:val="7"/>
+        </w:numPr>
+        <w:spacing w:before="62"/>
+        <w:ind w:right="5"/>
+        <w:rPr>
+          <w:bCs/>
+          <w:sz w:val="24"/>
+          <w:lang w:val="en-GB"/>
+        </w:rPr>
+      </w:pPr>
+      <w:r>
+        <w:rPr>
+          <w:bCs/>
+          <w:sz w:val="24"/>
+          <w:lang w:val="en-GB"/>
+        </w:rPr>
+        <w:t>ClassID: INTEGER, FK (REFERENCES Classes(ClassID)), NOT NULL</w:t>
+      </w:r>
+    </w:p>
+    <w:p>
+      <w:pPr>
+        <w:pStyle w:val="a4"/>
+        <w:numPr>
+          <w:ilvl w:val="0"/>
+          <w:numId w:val="7"/>
+        </w:numPr>
+        <w:spacing w:before="62"/>
+        <w:ind w:right="5"/>
+        <w:rPr>
+          <w:bCs/>
+          <w:sz w:val="24"/>
+          <w:lang w:val="en-GB"/>
+        </w:rPr>
+      </w:pPr>
+      <w:r>
+        <w:rPr>
+          <w:bCs/>
+          <w:sz w:val="24"/>
+          <w:lang w:val="en-GB"/>
+        </w:rPr>
+        <w:t>TrainerID: INTEGER, FK (REFERENCES Trainers(TrainerID)), NOT NULL</w:t>
+      </w:r>
+    </w:p>
+    <w:p>
+      <w:pPr>
+        <w:pStyle w:val="a4"/>
+        <w:numPr>
+          <w:ilvl w:val="3"/>
+          <w:numId w:val="10"/>
+        </w:numPr>
+        <w:spacing w:before="62"/>
+        <w:ind w:right="5"/>
+        <w:rPr>
+          <w:bCs/>
+          <w:sz w:val="24"/>
+        </w:rPr>
+      </w:pPr>
+      <w:r>
+        <w:rPr>
+          <w:bCs/>
+          <w:sz w:val="24"/>
+        </w:rPr>
+        <w:t>SessionDate: DATE, NOT NULL</w:t>
+      </w:r>
+    </w:p>
+    <w:p>
+      <w:pPr>
+        <w:pStyle w:val="a4"/>
+        <w:numPr>
+          <w:ilvl w:val="3"/>
+          <w:numId w:val="11"/>
+        </w:numPr>
+        <w:spacing w:before="62"/>
+        <w:ind w:right="5"/>
+        <w:rPr>
+          <w:bCs/>
+          <w:sz w:val="24"/>
+        </w:rPr>
+      </w:pPr>
+      <w:r>
+        <w:rPr>
+          <w:bCs/>
+          <w:sz w:val="24"/>
+        </w:rPr>
+        <w:t>StartTime: TIME, NOT NULL</w:t>
+      </w:r>
+    </w:p>
+    <w:p>
+      <w:pPr>
+        <w:pStyle w:val="a4"/>
+        <w:numPr>
+          <w:ilvl w:val="3"/>
+          <w:numId w:val="11"/>
+        </w:numPr>
+        <w:spacing w:before="62"/>
+        <w:ind w:right="5"/>
+        <w:rPr>
+          <w:bCs/>
+          <w:sz w:val="24"/>
+        </w:rPr>
+      </w:pPr>
+      <w:r>
+        <w:rPr>
+          <w:bCs/>
+          <w:sz w:val="24"/>
+        </w:rPr>
+        <w:t>DurationMinutes: INTEGER, NOT NULL</w:t>
+      </w:r>
+    </w:p>
+    <w:p>
+      <w:pPr>
+        <w:pStyle w:val="a4"/>
+        <w:numPr>
+          <w:ilvl w:val="3"/>
+          <w:numId w:val="11"/>
+        </w:numPr>
+        <w:spacing w:before="62"/>
+        <w:ind w:right="5"/>
+        <w:rPr>
+          <w:bCs/>
+          <w:sz w:val="24"/>
+        </w:rPr>
+      </w:pPr>
+      <w:r>
+        <w:rPr>
+          <w:bCs/>
+          <w:sz w:val="24"/>
+        </w:rPr>
+        <w:t>MaxCapacity: INTEGER, NOT NULL</w:t>
+      </w:r>
+    </w:p>
+    <w:p>
+      <w:pPr>
+        <w:pStyle w:val="a4"/>
+        <w:numPr>
+          <w:ilvl w:val="0"/>
+          <w:numId w:val="12"/>
+        </w:numPr>
+        <w:spacing w:before="62"/>
+        <w:ind w:right="5"/>
+        <w:rPr>
+          <w:bCs/>
+          <w:sz w:val="24"/>
+        </w:rPr>
+      </w:pPr>
+      <w:r>
+        <w:rPr>
+          <w:bCs/>
+          <w:sz w:val="24"/>
+        </w:rPr>
+        <w:t>Constraints:</w:t>
+      </w:r>
+    </w:p>
+    <w:p>
+      <w:pPr>
+        <w:pStyle w:val="a4"/>
+        <w:numPr>
+          <w:ilvl w:val="0"/>
+          <w:numId w:val="13"/>
+        </w:numPr>
+        <w:spacing w:before="62"/>
+        <w:ind w:right="5"/>
+        <w:rPr>
+          <w:bCs/>
+          <w:sz w:val="24"/>
+          <w:lang w:val="en-GB"/>
+        </w:rPr>
+      </w:pPr>
+      <w:r>
+        <w:rPr>
+          <w:bCs/>
+          <w:sz w:val="24"/>
+          <w:lang w:val="en-GB"/>
+        </w:rPr>
+        <w:t>PK_ClassSessions: PRIMARY KEY (SessionID)</w:t>
+      </w:r>
+    </w:p>
+    <w:p>
+      <w:pPr>
+        <w:pStyle w:val="a4"/>
+        <w:numPr>
+          <w:ilvl w:val="0"/>
+          <w:numId w:val="13"/>
+        </w:numPr>
+        <w:spacing w:before="62"/>
+        <w:ind w:right="5"/>
+        <w:rPr>
+          <w:bCs/>
+          <w:sz w:val="24"/>
+          <w:lang w:val="en-GB"/>
+        </w:rPr>
+      </w:pPr>
+      <w:r>
+        <w:rPr>
+          <w:bCs/>
+          <w:sz w:val="24"/>
+          <w:lang w:val="en-GB"/>
+        </w:rPr>
+        <w:t>FK_ClassSessions_Classes: FOREIGN KEY (ClassID) REFERENCES Classes(ClassID)</w:t>
+      </w:r>
+    </w:p>
+    <w:p>
+      <w:pPr>
+        <w:pStyle w:val="a4"/>
+        <w:numPr>
+          <w:ilvl w:val="0"/>
+          <w:numId w:val="13"/>
+        </w:numPr>
+        <w:spacing w:before="62"/>
+        <w:ind w:right="5"/>
+        <w:rPr>
+          <w:bCs/>
+          <w:sz w:val="24"/>
+          <w:lang w:val="en-GB"/>
+        </w:rPr>
+      </w:pPr>
+      <w:r>
+        <w:rPr>
+          <w:bCs/>
+          <w:sz w:val="24"/>
+          <w:lang w:val="en-GB"/>
+        </w:rPr>
+        <w:t>FK_ClassSessions_Trainers: FOREIGN KEY (TrainerID) REFERENCES Trainers(TrainerID)</w:t>
+      </w:r>
+    </w:p>
+    <w:p>
+      <w:pPr>
+        <w:pStyle w:val="a4"/>
+        <w:numPr>
+          <w:ilvl w:val="3"/>
+          <w:numId w:val="14"/>
+        </w:numPr>
+        <w:spacing w:before="62"/>
+        <w:ind w:right="5"/>
+        <w:rPr>
+          <w:bCs/>
+          <w:sz w:val="24"/>
+        </w:rPr>
+      </w:pPr>
+      <w:r>
+        <w:rPr>
+          <w:bCs/>
+          <w:sz w:val="24"/>
+        </w:rPr>
+        <w:t>CHK_Duration: CHECK (DurationMinutes &gt; 0)</w:t>
+      </w:r>
+    </w:p>
+    <w:p>
+      <w:pPr>
+        <w:pStyle w:val="a4"/>
+        <w:numPr>
+          <w:ilvl w:val="3"/>
+          <w:numId w:val="14"/>
+        </w:numPr>
+        <w:spacing w:before="62"/>
+        <w:ind w:right="5"/>
+        <w:rPr>
+          <w:bCs/>
+          <w:sz w:val="24"/>
+        </w:rPr>
+      </w:pPr>
+      <w:r>
+        <w:rPr>
+          <w:bCs/>
+          <w:sz w:val="24"/>
+        </w:rPr>
+        <w:t>CHK_Capacity: CHECK (MaxCapacity &gt; 0)</w:t>
+      </w:r>
+    </w:p>
+    <w:p>
+      <w:pPr>
+        <w:pStyle w:val="1"/>
+        <w:numPr>
+          <w:ilvl w:val="0"/>
+          <w:numId w:val="4"/>
+        </w:numPr>
+        <w:tabs>
+          <w:tab w:val="left" w:pos="809"/>
+        </w:tabs>
+        <w:spacing w:before="40"/>
+        <w:ind w:left="809" w:hanging="359"/>
+        <w:rPr>
+          <w:bCs w:val="0"/>
+        </w:rPr>
+      </w:pPr>
+      <w:r>
+        <w:rPr>
+          <w:bCs w:val="0"/>
+        </w:rPr>
+        <w:t>Table</w:t>
+      </w:r>
+      <w:r>
+        <w:rPr>
+          <w:bCs w:val="0"/>
+          <w:spacing w:val="-1"/>
+        </w:rPr>
+        <w:t xml:space="preserve"> </w:t>
+      </w:r>
+      <w:r>
+        <w:rPr>
+          <w:bCs w:val="0"/>
+        </w:rPr>
+        <w:t xml:space="preserve">Name: </w:t>
+      </w:r>
+      <w:r>
+        <w:rPr>
+          <w:bCs w:val="0"/>
+          <w:spacing w:val="-2"/>
+        </w:rPr>
+        <w:t>Clients</w:t>
+      </w:r>
+    </w:p>
+    <w:p>
+      <w:pPr>
+        <w:pStyle w:val="a4"/>
+        <w:numPr>
           <w:ilvl w:val="1"/>
-          <w:numId w:val="3"/>
+          <w:numId w:val="4"/>
+        </w:numPr>
+        <w:tabs>
+          <w:tab w:val="left" w:pos="1515"/>
+        </w:tabs>
+        <w:spacing w:before="0"/>
+        <w:ind w:left="1515" w:hanging="359"/>
+        <w:rPr>
+          <w:bCs/>
+          <w:sz w:val="24"/>
+        </w:rPr>
+      </w:pPr>
+      <w:r>
+        <w:rPr>
+          <w:bCs/>
+          <w:sz w:val="24"/>
+        </w:rPr>
+        <w:t>Description:</w:t>
+      </w:r>
+      <w:r>
+        <w:rPr>
+          <w:bCs/>
+          <w:spacing w:val="-3"/>
+          <w:sz w:val="24"/>
+        </w:rPr>
+        <w:t xml:space="preserve"> </w:t>
+      </w:r>
+      <w:r>
+        <w:rPr>
+          <w:bCs/>
+          <w:sz w:val="24"/>
+        </w:rPr>
+        <w:t>данные</w:t>
+      </w:r>
+      <w:r>
+        <w:rPr>
+          <w:bCs/>
+          <w:spacing w:val="-4"/>
+          <w:sz w:val="24"/>
+        </w:rPr>
+        <w:t xml:space="preserve"> </w:t>
+      </w:r>
+      <w:r>
+        <w:rPr>
+          <w:bCs/>
+          <w:sz w:val="24"/>
+        </w:rPr>
+        <w:t>клиентов</w:t>
+      </w:r>
+      <w:r>
+        <w:rPr>
+          <w:bCs/>
+          <w:spacing w:val="-3"/>
+          <w:sz w:val="24"/>
+        </w:rPr>
+        <w:t xml:space="preserve"> </w:t>
+      </w:r>
+      <w:r>
+        <w:rPr>
+          <w:bCs/>
+          <w:spacing w:val="-2"/>
+          <w:sz w:val="24"/>
+        </w:rPr>
+        <w:t>клуба.</w:t>
+      </w:r>
+    </w:p>
+    <w:p>
+      <w:pPr>
+        <w:pStyle w:val="1"/>
+        <w:numPr>
+          <w:ilvl w:val="1"/>
+          <w:numId w:val="4"/>
+        </w:numPr>
+        <w:tabs>
+          <w:tab w:val="left" w:pos="1515"/>
+        </w:tabs>
+        <w:spacing w:before="19"/>
+        <w:ind w:left="1515" w:hanging="359"/>
+        <w:rPr>
+          <w:b w:val="0"/>
+        </w:rPr>
+      </w:pPr>
+      <w:r>
+        <w:rPr>
+          <w:b w:val="0"/>
+          <w:spacing w:val="-2"/>
+        </w:rPr>
+        <w:t>Attributes:</w:t>
+      </w:r>
+    </w:p>
+    <w:p>
+      <w:pPr>
+        <w:pStyle w:val="a4"/>
+        <w:numPr>
+          <w:ilvl w:val="2"/>
+          <w:numId w:val="4"/>
         </w:numPr>
         <w:tabs>
           <w:tab w:val="left" w:pos="2793"/>
         </w:tabs>
-        <w:ind w:right="644"/>
-        <w:rPr>
-          <w:bCs/>
-          <w:iCs/>
-          <w:sz w:val="24"/>
-          <w:lang w:val="en-GB"/>
-        </w:rPr>
-      </w:pPr>
-      <w:r>
-        <w:rPr>
-          <w:bCs/>
-          <w:iCs/>
-          <w:sz w:val="24"/>
-          <w:lang w:val="en-GB"/>
-        </w:rPr>
-        <w:t>FK_GroupClasses_Trainers:</w:t>
-      </w:r>
-      <w:r>
-        <w:rPr>
-          <w:bCs/>
-          <w:iCs/>
-          <w:spacing w:val="-12"/>
-          <w:sz w:val="24"/>
-          <w:lang w:val="en-GB"/>
-        </w:rPr>
-        <w:t xml:space="preserve"> </w:t>
-      </w:r>
-      <w:r>
-        <w:rPr>
-          <w:bCs/>
-          <w:iCs/>
-          <w:sz w:val="24"/>
-          <w:lang w:val="en-GB"/>
-        </w:rPr>
-        <w:t>FOREIGN</w:t>
-      </w:r>
-      <w:r>
-        <w:rPr>
-          <w:bCs/>
-          <w:iCs/>
-          <w:spacing w:val="-11"/>
-          <w:sz w:val="24"/>
-          <w:lang w:val="en-GB"/>
-        </w:rPr>
-        <w:t xml:space="preserve"> </w:t>
-      </w:r>
-      <w:r>
-        <w:rPr>
-          <w:bCs/>
-          <w:iCs/>
-          <w:sz w:val="24"/>
-          <w:lang w:val="en-GB"/>
-        </w:rPr>
-        <w:t>KEY</w:t>
-      </w:r>
-      <w:r>
-        <w:rPr>
-          <w:bCs/>
-          <w:iCs/>
-          <w:spacing w:val="-12"/>
-          <w:sz w:val="24"/>
-          <w:lang w:val="en-GB"/>
-        </w:rPr>
-        <w:t xml:space="preserve"> </w:t>
-      </w:r>
-      <w:r>
-        <w:rPr>
-          <w:bCs/>
-          <w:iCs/>
-          <w:sz w:val="24"/>
-          <w:lang w:val="en-GB"/>
-        </w:rPr>
-        <w:t>(TrainerID) REFERENCES Trainers(TrainerID)</w:t>
+        <w:spacing w:before="20"/>
+        <w:ind w:hanging="360"/>
+        <w:rPr>
+          <w:bCs/>
+          <w:iCs/>
+          <w:sz w:val="24"/>
+        </w:rPr>
+      </w:pPr>
+      <w:r>
+        <w:rPr>
+          <w:bCs/>
+          <w:iCs/>
+          <w:sz w:val="24"/>
+        </w:rPr>
+        <w:t>ClientID:</w:t>
+      </w:r>
+      <w:r>
+        <w:rPr>
+          <w:bCs/>
+          <w:iCs/>
+          <w:spacing w:val="-3"/>
+          <w:sz w:val="24"/>
+        </w:rPr>
+        <w:t xml:space="preserve"> </w:t>
+      </w:r>
+      <w:r>
+        <w:rPr>
+          <w:bCs/>
+          <w:iCs/>
+          <w:sz w:val="24"/>
+        </w:rPr>
+        <w:t>INTEGER,</w:t>
+      </w:r>
+      <w:r>
+        <w:rPr>
+          <w:bCs/>
+          <w:iCs/>
+          <w:spacing w:val="-3"/>
+          <w:sz w:val="24"/>
+        </w:rPr>
+        <w:t xml:space="preserve"> </w:t>
+      </w:r>
+      <w:r>
+        <w:rPr>
+          <w:bCs/>
+          <w:iCs/>
+          <w:spacing w:val="-5"/>
+          <w:sz w:val="24"/>
+        </w:rPr>
+        <w:t>PK</w:t>
       </w:r>
     </w:p>
     <w:p>
       <w:pPr>
         <w:pStyle w:val="a4"/>
         <w:numPr>
-          <w:ilvl w:val="1"/>
-          <w:numId w:val="3"/>
+          <w:ilvl w:val="2"/>
+          <w:numId w:val="4"/>
+        </w:numPr>
+        <w:tabs>
+          <w:tab w:val="left" w:pos="2793"/>
+        </w:tabs>
+        <w:ind w:hanging="360"/>
+        <w:rPr>
+          <w:bCs/>
+          <w:iCs/>
+          <w:sz w:val="24"/>
+        </w:rPr>
+      </w:pPr>
+      <w:r>
+        <w:rPr>
+          <w:bCs/>
+          <w:iCs/>
+          <w:sz w:val="24"/>
+        </w:rPr>
+        <w:t>FirstName:</w:t>
+      </w:r>
+      <w:r>
+        <w:rPr>
+          <w:bCs/>
+          <w:iCs/>
+          <w:spacing w:val="-2"/>
+          <w:sz w:val="24"/>
+        </w:rPr>
+        <w:t xml:space="preserve"> </w:t>
+      </w:r>
+      <w:r>
+        <w:rPr>
+          <w:bCs/>
+          <w:iCs/>
+          <w:sz w:val="24"/>
+        </w:rPr>
+        <w:t>VARCHAR(</w:t>
+      </w:r>
+      <w:r>
+        <w:rPr>
+          <w:bCs/>
+          <w:iCs/>
+          <w:sz w:val="24"/>
+        </w:rPr>
+        <w:t>30</w:t>
+      </w:r>
+      <w:r>
+        <w:rPr>
+          <w:bCs/>
+          <w:iCs/>
+          <w:sz w:val="24"/>
+        </w:rPr>
+        <w:t>),</w:t>
+      </w:r>
+      <w:r>
+        <w:rPr>
+          <w:bCs/>
+          <w:iCs/>
+          <w:spacing w:val="-2"/>
+          <w:sz w:val="24"/>
+        </w:rPr>
+        <w:t xml:space="preserve"> </w:t>
+      </w:r>
+      <w:r>
+        <w:rPr>
+          <w:bCs/>
+          <w:iCs/>
+          <w:sz w:val="24"/>
+        </w:rPr>
+        <w:t>NOT</w:t>
+      </w:r>
+      <w:r>
+        <w:rPr>
+          <w:bCs/>
+          <w:iCs/>
+          <w:spacing w:val="-1"/>
+          <w:sz w:val="24"/>
+        </w:rPr>
+        <w:t xml:space="preserve"> </w:t>
+      </w:r>
+      <w:r>
+        <w:rPr>
+          <w:bCs/>
+          <w:iCs/>
+          <w:spacing w:val="-4"/>
+          <w:sz w:val="24"/>
+        </w:rPr>
+        <w:t>NULL</w:t>
+      </w:r>
+    </w:p>
+    <w:p>
+      <w:pPr>
+        <w:pStyle w:val="a4"/>
+        <w:numPr>
+          <w:ilvl w:val="2"/>
+          <w:numId w:val="4"/>
         </w:numPr>
         <w:tabs>
           <w:tab w:val="left" w:pos="2793"/>
@@ -3261,590 +3039,13 @@
           <w:sz w:val="24"/>
         </w:rPr>
       </w:pPr>
-      <w:proofErr w:type="spellStart"/>
-      <w:r>
-        <w:rPr>
-          <w:bCs/>
-          <w:iCs/>
-          <w:sz w:val="24"/>
-        </w:rPr>
-        <w:t>CHK_Duration</w:t>
-      </w:r>
-      <w:proofErr w:type="spellEnd"/>
-      <w:r>
-        <w:rPr>
-          <w:bCs/>
-          <w:iCs/>
-          <w:sz w:val="24"/>
-        </w:rPr>
-        <w:t>:</w:t>
-      </w:r>
-      <w:r>
-        <w:rPr>
-          <w:bCs/>
-          <w:iCs/>
-          <w:spacing w:val="-2"/>
-          <w:sz w:val="24"/>
-        </w:rPr>
-        <w:t xml:space="preserve"> </w:t>
-      </w:r>
-      <w:r>
-        <w:rPr>
-          <w:bCs/>
-          <w:iCs/>
-          <w:sz w:val="24"/>
-        </w:rPr>
-        <w:t>CHECK</w:t>
-      </w:r>
-      <w:r>
-        <w:rPr>
-          <w:bCs/>
-          <w:iCs/>
-          <w:spacing w:val="-4"/>
-          <w:sz w:val="24"/>
-        </w:rPr>
-        <w:t xml:space="preserve"> </w:t>
-      </w:r>
-      <w:r>
-        <w:rPr>
-          <w:bCs/>
-          <w:iCs/>
-          <w:sz w:val="24"/>
-        </w:rPr>
-        <w:t>(</w:t>
-      </w:r>
-      <w:proofErr w:type="spellStart"/>
-      <w:r>
-        <w:rPr>
-          <w:bCs/>
-          <w:iCs/>
-          <w:sz w:val="24"/>
-        </w:rPr>
-        <w:t>DurationMinutes</w:t>
-      </w:r>
-      <w:proofErr w:type="spellEnd"/>
-      <w:r>
-        <w:rPr>
-          <w:bCs/>
-          <w:iCs/>
-          <w:spacing w:val="-1"/>
-          <w:sz w:val="24"/>
-        </w:rPr>
-        <w:t xml:space="preserve"> </w:t>
-      </w:r>
-      <w:r>
-        <w:rPr>
-          <w:bCs/>
-          <w:iCs/>
-          <w:sz w:val="24"/>
-        </w:rPr>
-        <w:t>&gt;</w:t>
-      </w:r>
-      <w:r>
-        <w:rPr>
-          <w:bCs/>
-          <w:iCs/>
-          <w:spacing w:val="-3"/>
-          <w:sz w:val="24"/>
-        </w:rPr>
-        <w:t xml:space="preserve"> </w:t>
-      </w:r>
-      <w:r>
-        <w:rPr>
-          <w:bCs/>
-          <w:iCs/>
-          <w:spacing w:val="-5"/>
-          <w:sz w:val="24"/>
-        </w:rPr>
-        <w:t>0)</w:t>
-      </w:r>
-    </w:p>
-    <w:p>
-      <w:pPr>
-        <w:pStyle w:val="a4"/>
-        <w:numPr>
-          <w:ilvl w:val="1"/>
-          <w:numId w:val="3"/>
-        </w:numPr>
-        <w:tabs>
-          <w:tab w:val="left" w:pos="2793"/>
-        </w:tabs>
-        <w:ind w:hanging="360"/>
-        <w:rPr>
-          <w:bCs/>
-          <w:iCs/>
-          <w:sz w:val="24"/>
-        </w:rPr>
-      </w:pPr>
-      <w:proofErr w:type="spellStart"/>
-      <w:r>
-        <w:rPr>
-          <w:bCs/>
-          <w:iCs/>
-          <w:sz w:val="24"/>
-        </w:rPr>
-        <w:t>CHK_Capacity</w:t>
-      </w:r>
-      <w:proofErr w:type="spellEnd"/>
-      <w:r>
-        <w:rPr>
-          <w:bCs/>
-          <w:iCs/>
-          <w:sz w:val="24"/>
-        </w:rPr>
-        <w:t>:</w:t>
-      </w:r>
-      <w:r>
-        <w:rPr>
-          <w:bCs/>
-          <w:iCs/>
-          <w:spacing w:val="-3"/>
-          <w:sz w:val="24"/>
-        </w:rPr>
-        <w:t xml:space="preserve"> </w:t>
-      </w:r>
-      <w:r>
-        <w:rPr>
-          <w:bCs/>
-          <w:iCs/>
-          <w:sz w:val="24"/>
-        </w:rPr>
-        <w:t>CHECK</w:t>
-      </w:r>
-      <w:r>
-        <w:rPr>
-          <w:bCs/>
-          <w:iCs/>
-          <w:spacing w:val="-4"/>
-          <w:sz w:val="24"/>
-        </w:rPr>
-        <w:t xml:space="preserve"> </w:t>
-      </w:r>
-      <w:r>
-        <w:rPr>
-          <w:bCs/>
-          <w:iCs/>
-          <w:sz w:val="24"/>
-        </w:rPr>
-        <w:t>(</w:t>
-      </w:r>
-      <w:proofErr w:type="spellStart"/>
-      <w:r>
-        <w:rPr>
-          <w:bCs/>
-          <w:iCs/>
-          <w:sz w:val="24"/>
-        </w:rPr>
-        <w:t>MaxCapacity</w:t>
-      </w:r>
-      <w:proofErr w:type="spellEnd"/>
-      <w:r>
-        <w:rPr>
-          <w:bCs/>
-          <w:iCs/>
-          <w:spacing w:val="-2"/>
-          <w:sz w:val="24"/>
-        </w:rPr>
-        <w:t xml:space="preserve"> </w:t>
-      </w:r>
-      <w:r>
-        <w:rPr>
-          <w:bCs/>
-          <w:iCs/>
-          <w:sz w:val="24"/>
-        </w:rPr>
-        <w:t>&gt;</w:t>
-      </w:r>
-      <w:r>
-        <w:rPr>
-          <w:bCs/>
-          <w:iCs/>
-          <w:spacing w:val="-3"/>
-          <w:sz w:val="24"/>
-        </w:rPr>
-        <w:t xml:space="preserve"> </w:t>
-      </w:r>
-      <w:r>
-        <w:rPr>
-          <w:bCs/>
-          <w:iCs/>
-          <w:spacing w:val="-5"/>
-          <w:sz w:val="24"/>
-        </w:rPr>
-        <w:t>0)</w:t>
-      </w:r>
-    </w:p>
-    <w:p>
-      <w:pPr>
-        <w:pStyle w:val="1"/>
-        <w:numPr>
-          <w:ilvl w:val="0"/>
-          <w:numId w:val="4"/>
-        </w:numPr>
-        <w:tabs>
-          <w:tab w:val="left" w:pos="809"/>
-        </w:tabs>
-        <w:spacing w:before="40"/>
-        <w:ind w:left="809" w:hanging="359"/>
-        <w:rPr>
-          <w:bCs w:val="0"/>
-        </w:rPr>
-      </w:pPr>
-      <w:proofErr w:type="spellStart"/>
-      <w:r>
-        <w:rPr>
-          <w:bCs w:val="0"/>
-        </w:rPr>
-        <w:t>Table</w:t>
-      </w:r>
-      <w:proofErr w:type="spellEnd"/>
-      <w:r>
-        <w:rPr>
-          <w:bCs w:val="0"/>
-          <w:spacing w:val="-1"/>
-        </w:rPr>
-        <w:t xml:space="preserve"> </w:t>
-      </w:r>
-      <w:r>
-        <w:rPr>
-          <w:bCs w:val="0"/>
-        </w:rPr>
-        <w:t xml:space="preserve">Name: </w:t>
-      </w:r>
-      <w:proofErr w:type="spellStart"/>
-      <w:r>
-        <w:rPr>
-          <w:bCs w:val="0"/>
-          <w:spacing w:val="-2"/>
-        </w:rPr>
-        <w:t>Clients</w:t>
-      </w:r>
-      <w:proofErr w:type="spellEnd"/>
-    </w:p>
-    <w:p>
-      <w:pPr>
-        <w:pStyle w:val="a4"/>
-        <w:numPr>
-          <w:ilvl w:val="1"/>
-          <w:numId w:val="4"/>
-        </w:numPr>
-        <w:tabs>
-          <w:tab w:val="left" w:pos="1515"/>
-        </w:tabs>
-        <w:spacing w:before="0"/>
-        <w:ind w:left="1515" w:hanging="359"/>
-        <w:rPr>
-          <w:bCs/>
-          <w:sz w:val="24"/>
-        </w:rPr>
-      </w:pPr>
-      <w:proofErr w:type="spellStart"/>
-      <w:r>
-        <w:rPr>
-          <w:bCs/>
-          <w:sz w:val="24"/>
-        </w:rPr>
-        <w:t>Description</w:t>
-      </w:r>
-      <w:proofErr w:type="spellEnd"/>
-      <w:r>
-        <w:rPr>
-          <w:bCs/>
-          <w:sz w:val="24"/>
-        </w:rPr>
-        <w:t>:</w:t>
-      </w:r>
-      <w:r>
-        <w:rPr>
-          <w:bCs/>
-          <w:spacing w:val="-3"/>
-          <w:sz w:val="24"/>
-        </w:rPr>
-        <w:t xml:space="preserve"> </w:t>
-      </w:r>
-      <w:r>
-        <w:rPr>
-          <w:bCs/>
-          <w:sz w:val="24"/>
-        </w:rPr>
-        <w:t>данные</w:t>
-      </w:r>
-      <w:r>
-        <w:rPr>
-          <w:bCs/>
-          <w:spacing w:val="-4"/>
-          <w:sz w:val="24"/>
-        </w:rPr>
-        <w:t xml:space="preserve"> </w:t>
-      </w:r>
-      <w:r>
-        <w:rPr>
-          <w:bCs/>
-          <w:sz w:val="24"/>
-        </w:rPr>
-        <w:t>клиентов</w:t>
-      </w:r>
-      <w:r>
-        <w:rPr>
-          <w:bCs/>
-          <w:spacing w:val="-3"/>
-          <w:sz w:val="24"/>
-        </w:rPr>
-        <w:t xml:space="preserve"> </w:t>
-      </w:r>
-      <w:r>
-        <w:rPr>
-          <w:bCs/>
-          <w:spacing w:val="-2"/>
-          <w:sz w:val="24"/>
-        </w:rPr>
-        <w:t>клуба.</w:t>
-      </w:r>
-    </w:p>
-    <w:p>
-      <w:pPr>
-        <w:pStyle w:val="1"/>
-        <w:numPr>
-          <w:ilvl w:val="1"/>
-          <w:numId w:val="4"/>
-        </w:numPr>
-        <w:tabs>
-          <w:tab w:val="left" w:pos="1515"/>
-        </w:tabs>
-        <w:spacing w:before="19"/>
-        <w:ind w:left="1515" w:hanging="359"/>
-        <w:rPr>
-          <w:b w:val="0"/>
-        </w:rPr>
-      </w:pPr>
-      <w:proofErr w:type="spellStart"/>
-      <w:r>
-        <w:rPr>
-          <w:b w:val="0"/>
-          <w:spacing w:val="-2"/>
-        </w:rPr>
-        <w:t>Attributes</w:t>
-      </w:r>
-      <w:proofErr w:type="spellEnd"/>
-      <w:r>
-        <w:rPr>
-          <w:b w:val="0"/>
-          <w:spacing w:val="-2"/>
-        </w:rPr>
-        <w:t>:</w:t>
-      </w:r>
-    </w:p>
-    <w:p>
-      <w:pPr>
-        <w:pStyle w:val="a4"/>
-        <w:numPr>
-          <w:ilvl w:val="2"/>
-          <w:numId w:val="4"/>
-        </w:numPr>
-        <w:tabs>
-          <w:tab w:val="left" w:pos="2793"/>
-        </w:tabs>
-        <w:spacing w:before="20"/>
-        <w:ind w:hanging="360"/>
-        <w:rPr>
-          <w:bCs/>
-          <w:iCs/>
-          <w:sz w:val="24"/>
-        </w:rPr>
-      </w:pPr>
-      <w:proofErr w:type="spellStart"/>
-      <w:r>
-        <w:rPr>
-          <w:bCs/>
-          <w:iCs/>
-          <w:sz w:val="24"/>
-        </w:rPr>
-        <w:t>ClientID</w:t>
-      </w:r>
-      <w:proofErr w:type="spellEnd"/>
-      <w:r>
-        <w:rPr>
-          <w:bCs/>
-          <w:iCs/>
-          <w:sz w:val="24"/>
-        </w:rPr>
-        <w:t>:</w:t>
-      </w:r>
-      <w:r>
-        <w:rPr>
-          <w:bCs/>
-          <w:iCs/>
-          <w:spacing w:val="-3"/>
-          <w:sz w:val="24"/>
-        </w:rPr>
-        <w:t xml:space="preserve"> </w:t>
-      </w:r>
-      <w:r>
-        <w:rPr>
-          <w:bCs/>
-          <w:iCs/>
-          <w:sz w:val="24"/>
-        </w:rPr>
-        <w:t>INTEGER,</w:t>
-      </w:r>
-      <w:r>
-        <w:rPr>
-          <w:bCs/>
-          <w:iCs/>
-          <w:spacing w:val="-3"/>
-          <w:sz w:val="24"/>
-        </w:rPr>
-        <w:t xml:space="preserve"> </w:t>
-      </w:r>
-      <w:r>
-        <w:rPr>
-          <w:bCs/>
-          <w:iCs/>
-          <w:spacing w:val="-5"/>
-          <w:sz w:val="24"/>
-        </w:rPr>
-        <w:t>PK</w:t>
-      </w:r>
-    </w:p>
-    <w:p>
-      <w:pPr>
-        <w:pStyle w:val="a4"/>
-        <w:numPr>
-          <w:ilvl w:val="2"/>
-          <w:numId w:val="4"/>
-        </w:numPr>
-        <w:tabs>
-          <w:tab w:val="left" w:pos="2793"/>
-        </w:tabs>
-        <w:ind w:hanging="360"/>
-        <w:rPr>
-          <w:bCs/>
-          <w:iCs/>
-          <w:sz w:val="24"/>
-        </w:rPr>
-      </w:pPr>
-      <w:proofErr w:type="spellStart"/>
-      <w:r>
-        <w:rPr>
-          <w:bCs/>
-          <w:iCs/>
-          <w:sz w:val="24"/>
-        </w:rPr>
-        <w:t>FirstName</w:t>
-      </w:r>
-      <w:proofErr w:type="spellEnd"/>
-      <w:r>
-        <w:rPr>
-          <w:bCs/>
-          <w:iCs/>
-          <w:sz w:val="24"/>
-        </w:rPr>
-        <w:t>:</w:t>
-      </w:r>
-      <w:r>
-        <w:rPr>
-          <w:bCs/>
-          <w:iCs/>
-          <w:spacing w:val="-2"/>
-          <w:sz w:val="24"/>
-        </w:rPr>
-        <w:t xml:space="preserve"> </w:t>
-      </w:r>
-      <w:r>
-        <w:rPr>
-          <w:bCs/>
-          <w:iCs/>
-          <w:sz w:val="24"/>
-        </w:rPr>
-        <w:t>VARCHAR(</w:t>
-      </w:r>
-      <w:r>
-        <w:rPr>
-          <w:bCs/>
-          <w:iCs/>
-          <w:sz w:val="24"/>
-        </w:rPr>
-        <w:t>30</w:t>
-      </w:r>
-      <w:r>
-        <w:rPr>
-          <w:bCs/>
-          <w:iCs/>
-          <w:sz w:val="24"/>
-        </w:rPr>
-        <w:t>),</w:t>
-      </w:r>
-      <w:r>
-        <w:rPr>
-          <w:bCs/>
-          <w:iCs/>
-          <w:spacing w:val="-2"/>
-          <w:sz w:val="24"/>
-        </w:rPr>
-        <w:t xml:space="preserve"> </w:t>
-      </w:r>
-      <w:r>
-        <w:rPr>
-          <w:bCs/>
-          <w:iCs/>
-          <w:sz w:val="24"/>
-        </w:rPr>
-        <w:t>NOT</w:t>
-      </w:r>
-      <w:r>
-        <w:rPr>
-          <w:bCs/>
-          <w:iCs/>
-          <w:spacing w:val="-1"/>
-          <w:sz w:val="24"/>
-        </w:rPr>
-        <w:t xml:space="preserve"> </w:t>
-      </w:r>
-      <w:r>
-        <w:rPr>
-          <w:bCs/>
-          <w:iCs/>
-          <w:spacing w:val="-4"/>
-          <w:sz w:val="24"/>
-        </w:rPr>
-        <w:t>NULL</w:t>
-      </w:r>
-    </w:p>
-    <w:p>
-      <w:pPr>
-        <w:pStyle w:val="a4"/>
-        <w:numPr>
-          <w:ilvl w:val="2"/>
-          <w:numId w:val="4"/>
-        </w:numPr>
-        <w:tabs>
-          <w:tab w:val="left" w:pos="2793"/>
-        </w:tabs>
-        <w:spacing w:before="39"/>
-        <w:ind w:hanging="360"/>
-        <w:rPr>
-          <w:bCs/>
-          <w:iCs/>
-          <w:sz w:val="24"/>
-        </w:rPr>
-      </w:pPr>
-      <w:proofErr w:type="spellStart"/>
-      <w:r>
-        <w:rPr>
-          <w:bCs/>
-          <w:iCs/>
-          <w:sz w:val="24"/>
-        </w:rPr>
-        <w:t>LastName</w:t>
-      </w:r>
-      <w:proofErr w:type="spellEnd"/>
-      <w:r>
-        <w:rPr>
-          <w:bCs/>
-          <w:iCs/>
-          <w:sz w:val="24"/>
-        </w:rPr>
-        <w:t>:</w:t>
+      <w:r>
+        <w:rPr>
+          <w:bCs/>
+          <w:iCs/>
+          <w:sz w:val="24"/>
+        </w:rPr>
+        <w:t>LastName:</w:t>
       </w:r>
       <w:r>
         <w:rPr>
@@ -4093,23 +3294,13 @@
           <w:sz w:val="24"/>
         </w:rPr>
       </w:pPr>
-      <w:proofErr w:type="spellStart"/>
-      <w:r>
-        <w:rPr>
-          <w:bCs/>
-          <w:iCs/>
-          <w:sz w:val="24"/>
-        </w:rPr>
-        <w:t>DateOfBirth</w:t>
-      </w:r>
-      <w:proofErr w:type="spellEnd"/>
-      <w:r>
-        <w:rPr>
-          <w:bCs/>
-          <w:iCs/>
-          <w:sz w:val="24"/>
-        </w:rPr>
-        <w:t>:</w:t>
+      <w:r>
+        <w:rPr>
+          <w:bCs/>
+          <w:iCs/>
+          <w:sz w:val="24"/>
+        </w:rPr>
+        <w:t>DateOfBirth:</w:t>
       </w:r>
       <w:r>
         <w:rPr>
@@ -4269,21 +3460,12 @@
           <w:b w:val="0"/>
         </w:rPr>
       </w:pPr>
-      <w:proofErr w:type="spellStart"/>
       <w:r>
         <w:rPr>
           <w:b w:val="0"/>
           <w:spacing w:val="-2"/>
         </w:rPr>
-        <w:t>Constraints</w:t>
-      </w:r>
-      <w:proofErr w:type="spellEnd"/>
-      <w:r>
-        <w:rPr>
-          <w:b w:val="0"/>
-          <w:spacing w:val="-2"/>
-        </w:rPr>
-        <w:t>:</w:t>
+        <w:t>Constraints:</w:t>
       </w:r>
     </w:p>
     <w:p>
@@ -4300,30 +3482,24 @@
         <w:ind w:hanging="360"/>
         <w:rPr>
           <w:bCs/>
-          <w:sz w:val="24"/>
-          <w:lang w:val="en-GB"/>
-        </w:rPr>
-      </w:pPr>
-      <w:r>
-        <w:rPr>
-          <w:bCs/>
-          <w:i/>
-          <w:sz w:val="24"/>
-          <w:lang w:val="en-GB"/>
-        </w:rPr>
-        <w:t>PK_Clients</w:t>
-      </w:r>
-      <w:r>
-        <w:rPr>
-          <w:bCs/>
-          <w:sz w:val="24"/>
-          <w:lang w:val="en-GB"/>
-        </w:rPr>
-        <w:t>:</w:t>
-      </w:r>
-      <w:r>
-        <w:rPr>
-          <w:bCs/>
+          <w:iCs/>
+          <w:sz w:val="24"/>
+          <w:lang w:val="en-GB"/>
+        </w:rPr>
+      </w:pPr>
+      <w:r>
+        <w:rPr>
+          <w:bCs/>
+          <w:iCs/>
+          <w:sz w:val="24"/>
+          <w:lang w:val="en-GB"/>
+        </w:rPr>
+        <w:t>PK_Clients:</w:t>
+      </w:r>
+      <w:r>
+        <w:rPr>
+          <w:bCs/>
+          <w:iCs/>
           <w:spacing w:val="-2"/>
           <w:sz w:val="24"/>
           <w:lang w:val="en-GB"/>
@@ -4333,6 +3509,7 @@
       <w:r>
         <w:rPr>
           <w:bCs/>
+          <w:iCs/>
           <w:sz w:val="24"/>
           <w:lang w:val="en-GB"/>
         </w:rPr>
@@ -4341,6 +3518,7 @@
       <w:r>
         <w:rPr>
           <w:bCs/>
+          <w:iCs/>
           <w:spacing w:val="-1"/>
           <w:sz w:val="24"/>
           <w:lang w:val="en-GB"/>
@@ -4350,6 +3528,7 @@
       <w:r>
         <w:rPr>
           <w:bCs/>
+          <w:iCs/>
           <w:sz w:val="24"/>
           <w:lang w:val="en-GB"/>
         </w:rPr>
@@ -4358,6 +3537,7 @@
       <w:r>
         <w:rPr>
           <w:bCs/>
+          <w:iCs/>
           <w:spacing w:val="-1"/>
           <w:sz w:val="24"/>
           <w:lang w:val="en-GB"/>
@@ -4367,6 +3547,7 @@
       <w:r>
         <w:rPr>
           <w:bCs/>
+          <w:iCs/>
           <w:spacing w:val="-2"/>
           <w:sz w:val="24"/>
           <w:lang w:val="en-GB"/>
@@ -4387,30 +3568,24 @@
         <w:ind w:hanging="360"/>
         <w:rPr>
           <w:bCs/>
-          <w:sz w:val="24"/>
-          <w:lang w:val="en-GB"/>
-        </w:rPr>
-      </w:pPr>
-      <w:r>
-        <w:rPr>
-          <w:bCs/>
-          <w:i/>
-          <w:sz w:val="24"/>
-          <w:lang w:val="en-GB"/>
-        </w:rPr>
-        <w:t>UQ_Clients_Email</w:t>
-      </w:r>
-      <w:r>
-        <w:rPr>
-          <w:bCs/>
-          <w:sz w:val="24"/>
-          <w:lang w:val="en-GB"/>
-        </w:rPr>
-        <w:t>:</w:t>
-      </w:r>
-      <w:r>
-        <w:rPr>
-          <w:bCs/>
+          <w:iCs/>
+          <w:sz w:val="24"/>
+          <w:lang w:val="en-GB"/>
+        </w:rPr>
+      </w:pPr>
+      <w:r>
+        <w:rPr>
+          <w:bCs/>
+          <w:iCs/>
+          <w:sz w:val="24"/>
+          <w:lang w:val="en-GB"/>
+        </w:rPr>
+        <w:t>UQ_Clients_Email:</w:t>
+      </w:r>
+      <w:r>
+        <w:rPr>
+          <w:bCs/>
+          <w:iCs/>
           <w:spacing w:val="-3"/>
           <w:sz w:val="24"/>
           <w:lang w:val="en-GB"/>
@@ -4420,6 +3595,7 @@
       <w:r>
         <w:rPr>
           <w:bCs/>
+          <w:iCs/>
           <w:sz w:val="24"/>
           <w:lang w:val="en-GB"/>
         </w:rPr>
@@ -4428,6 +3604,7 @@
       <w:r>
         <w:rPr>
           <w:bCs/>
+          <w:iCs/>
           <w:spacing w:val="-3"/>
           <w:sz w:val="24"/>
           <w:lang w:val="en-GB"/>
@@ -4437,6 +3614,7 @@
       <w:r>
         <w:rPr>
           <w:bCs/>
+          <w:iCs/>
           <w:spacing w:val="-2"/>
           <w:sz w:val="24"/>
           <w:lang w:val="en-GB"/>
@@ -4460,14 +3638,12 @@
           <w:bCs w:val="0"/>
         </w:rPr>
       </w:pPr>
-      <w:proofErr w:type="spellStart"/>
       <w:r>
         <w:rPr>
           <w:bCs w:val="0"/>
         </w:rPr>
         <w:t>Table</w:t>
       </w:r>
-      <w:proofErr w:type="spellEnd"/>
       <w:r>
         <w:rPr>
           <w:bCs w:val="0"/>
@@ -4481,7 +3657,6 @@
         </w:rPr>
         <w:t xml:space="preserve">Name: </w:t>
       </w:r>
-      <w:proofErr w:type="spellStart"/>
       <w:r>
         <w:rPr>
           <w:bCs w:val="0"/>
@@ -4489,7 +3664,6 @@
         </w:rPr>
         <w:t>Memberships</w:t>
       </w:r>
-      <w:proofErr w:type="spellEnd"/>
     </w:p>
     <w:p>
       <w:pPr>
@@ -4508,21 +3682,12 @@
           <w:sz w:val="24"/>
         </w:rPr>
       </w:pPr>
-      <w:proofErr w:type="spellStart"/>
-      <w:r>
-        <w:rPr>
-          <w:bCs/>
-          <w:sz w:val="24"/>
-        </w:rPr>
-        <w:t>Description</w:t>
-      </w:r>
-      <w:proofErr w:type="spellEnd"/>
-      <w:r>
-        <w:rPr>
-          <w:bCs/>
-          <w:sz w:val="24"/>
-        </w:rPr>
-        <w:t>:</w:t>
+      <w:r>
+        <w:rPr>
+          <w:bCs/>
+          <w:sz w:val="24"/>
+        </w:rPr>
+        <w:t>Description:</w:t>
       </w:r>
       <w:r>
         <w:rPr>
@@ -4631,21 +3796,12 @@
           <w:b w:val="0"/>
         </w:rPr>
       </w:pPr>
-      <w:proofErr w:type="spellStart"/>
       <w:r>
         <w:rPr>
           <w:b w:val="0"/>
           <w:spacing w:val="-2"/>
         </w:rPr>
-        <w:t>Attributes</w:t>
-      </w:r>
-      <w:proofErr w:type="spellEnd"/>
-      <w:r>
-        <w:rPr>
-          <w:b w:val="0"/>
-          <w:spacing w:val="-2"/>
-        </w:rPr>
-        <w:t>:</w:t>
+        <w:t>Attributes:</w:t>
       </w:r>
     </w:p>
     <w:p>
@@ -4666,23 +3822,13 @@
           <w:sz w:val="24"/>
         </w:rPr>
       </w:pPr>
-      <w:proofErr w:type="spellStart"/>
-      <w:r>
-        <w:rPr>
-          <w:bCs/>
-          <w:iCs/>
-          <w:sz w:val="24"/>
-        </w:rPr>
-        <w:t>MembershipID</w:t>
-      </w:r>
-      <w:proofErr w:type="spellEnd"/>
-      <w:r>
-        <w:rPr>
-          <w:bCs/>
-          <w:iCs/>
-          <w:sz w:val="24"/>
-        </w:rPr>
-        <w:t>:</w:t>
+      <w:r>
+        <w:rPr>
+          <w:bCs/>
+          <w:iCs/>
+          <w:sz w:val="24"/>
+        </w:rPr>
+        <w:t>MembershipID:</w:t>
       </w:r>
       <w:r>
         <w:rPr>
@@ -4849,7 +3995,25 @@
           <w:sz w:val="24"/>
           <w:lang w:val="en-GB"/>
         </w:rPr>
-        <w:t>MembershipType:</w:t>
+        <w:t>MembershipType</w:t>
+      </w:r>
+      <w:r>
+        <w:rPr>
+          <w:bCs/>
+          <w:iCs/>
+          <w:sz w:val="24"/>
+          <w:lang w:val="en-US"/>
+        </w:rPr>
+        <w:t>ID</w:t>
+      </w:r>
+      <w:r>
+        <w:rPr>
+          <w:bCs/>
+          <w:iCs/>
+          <w:sz w:val="24"/>
+          <w:lang w:val="en-GB"/>
+        </w:rPr>
+        <w:t>:</w:t>
       </w:r>
       <w:r>
         <w:rPr>
@@ -4868,7 +4032,16 @@
           <w:sz w:val="24"/>
           <w:lang w:val="en-GB"/>
         </w:rPr>
-        <w:t>VARCHAR(50),</w:t>
+        <w:t>INTEGER</w:t>
+      </w:r>
+      <w:r>
+        <w:rPr>
+          <w:bCs/>
+          <w:iCs/>
+          <w:sz w:val="24"/>
+          <w:lang w:val="en-GB"/>
+        </w:rPr>
+        <w:t>,</w:t>
       </w:r>
       <w:r>
         <w:rPr>
@@ -4884,67 +4057,94 @@
         <w:rPr>
           <w:bCs/>
           <w:iCs/>
-          <w:sz w:val="24"/>
-          <w:lang w:val="en-GB"/>
-        </w:rPr>
-        <w:t>NOT</w:t>
-      </w:r>
-      <w:r>
-        <w:rPr>
-          <w:bCs/>
-          <w:iCs/>
           <w:spacing w:val="-9"/>
           <w:sz w:val="24"/>
           <w:lang w:val="en-GB"/>
         </w:rPr>
-        <w:t xml:space="preserve"> </w:t>
-      </w:r>
-      <w:r>
-        <w:rPr>
-          <w:bCs/>
-          <w:iCs/>
-          <w:sz w:val="24"/>
-          <w:lang w:val="en-GB"/>
-        </w:rPr>
-        <w:t>NULL,</w:t>
-      </w:r>
-      <w:r>
-        <w:rPr>
-          <w:bCs/>
-          <w:iCs/>
-          <w:spacing w:val="-8"/>
-          <w:sz w:val="24"/>
-          <w:lang w:val="en-GB"/>
-        </w:rPr>
-        <w:t xml:space="preserve"> </w:t>
-      </w:r>
-      <w:r>
-        <w:rPr>
-          <w:bCs/>
-          <w:iCs/>
-          <w:sz w:val="24"/>
-          <w:lang w:val="en-GB"/>
-        </w:rPr>
-        <w:t>CHECK (MembershipType</w:t>
-      </w:r>
-      <w:r>
-        <w:rPr>
-          <w:bCs/>
-          <w:iCs/>
-          <w:spacing w:val="40"/>
-          <w:sz w:val="24"/>
-          <w:lang w:val="en-GB"/>
-        </w:rPr>
-        <w:t xml:space="preserve"> </w:t>
-      </w:r>
-      <w:r>
-        <w:rPr>
-          <w:bCs/>
-          <w:iCs/>
-          <w:sz w:val="24"/>
-          <w:lang w:val="en-GB"/>
-        </w:rPr>
-        <w:t>IN ('Basic', 'Standard', 'Premium'))</w:t>
+        <w:t>FK (</w:t>
+      </w:r>
+      <w:r>
+        <w:rPr>
+          <w:bCs/>
+          <w:iCs/>
+          <w:sz w:val="24"/>
+          <w:lang w:val="en-GB"/>
+        </w:rPr>
+        <w:t>REFERENCES</w:t>
+      </w:r>
+      <w:r>
+        <w:rPr>
+          <w:bCs/>
+          <w:iCs/>
+          <w:sz w:val="24"/>
+          <w:lang w:val="en-GB"/>
+        </w:rPr>
+        <w:t xml:space="preserve"> </w:t>
+      </w:r>
+      <w:r>
+        <w:rPr>
+          <w:bCs/>
+          <w:iCs/>
+          <w:sz w:val="24"/>
+          <w:lang w:val="en-GB"/>
+        </w:rPr>
+        <w:t>MembershipTyp</w:t>
+      </w:r>
+      <w:r>
+        <w:rPr>
+          <w:bCs/>
+          <w:iCs/>
+          <w:sz w:val="24"/>
+          <w:lang w:val="en-GB"/>
+        </w:rPr>
+        <w:t>es(</w:t>
+      </w:r>
+      <w:r>
+        <w:rPr>
+          <w:bCs/>
+          <w:iCs/>
+          <w:sz w:val="24"/>
+          <w:lang w:val="en-GB"/>
+        </w:rPr>
+        <w:t>MembershipType</w:t>
+      </w:r>
+      <w:r>
+        <w:rPr>
+          <w:bCs/>
+          <w:iCs/>
+          <w:sz w:val="24"/>
+          <w:lang w:val="en-US"/>
+        </w:rPr>
+        <w:t>ID)</w:t>
+      </w:r>
+      <w:r>
+        <w:rPr>
+          <w:bCs/>
+          <w:iCs/>
+          <w:spacing w:val="-9"/>
+          <w:sz w:val="24"/>
+          <w:lang w:val="en-GB"/>
+        </w:rPr>
+        <w:t xml:space="preserve">), </w:t>
+      </w:r>
+      <w:r>
+        <w:rPr>
+          <w:bCs/>
+          <w:iCs/>
+          <w:sz w:val="24"/>
+          <w:lang w:val="en-GB"/>
+        </w:rPr>
+        <w:t xml:space="preserve">NOT </w:t>
+      </w:r>
+      <w:r>
+        <w:rPr>
+          <w:bCs/>
+          <w:iCs/>
+          <w:spacing w:val="-4"/>
+          <w:sz w:val="24"/>
+          <w:lang w:val="en-GB"/>
+        </w:rPr>
+        <w:t>NULL</w:t>
       </w:r>
     </w:p>
     <w:p>
@@ -4965,23 +4165,13 @@
           <w:sz w:val="24"/>
         </w:rPr>
       </w:pPr>
-      <w:proofErr w:type="spellStart"/>
-      <w:r>
-        <w:rPr>
-          <w:bCs/>
-          <w:iCs/>
-          <w:sz w:val="24"/>
-        </w:rPr>
-        <w:t>StartDate</w:t>
-      </w:r>
-      <w:proofErr w:type="spellEnd"/>
-      <w:r>
-        <w:rPr>
-          <w:bCs/>
-          <w:iCs/>
-          <w:sz w:val="24"/>
-        </w:rPr>
-        <w:t>:</w:t>
+      <w:r>
+        <w:rPr>
+          <w:bCs/>
+          <w:iCs/>
+          <w:sz w:val="24"/>
+        </w:rPr>
+        <w:t>StartDate:</w:t>
       </w:r>
       <w:r>
         <w:rPr>
@@ -5044,23 +4234,13 @@
           <w:sz w:val="24"/>
         </w:rPr>
       </w:pPr>
-      <w:proofErr w:type="spellStart"/>
-      <w:r>
-        <w:rPr>
-          <w:bCs/>
-          <w:iCs/>
-          <w:sz w:val="24"/>
-        </w:rPr>
-        <w:t>EndDate</w:t>
-      </w:r>
-      <w:proofErr w:type="spellEnd"/>
-      <w:r>
-        <w:rPr>
-          <w:bCs/>
-          <w:iCs/>
-          <w:sz w:val="24"/>
-        </w:rPr>
-        <w:t>:</w:t>
+      <w:r>
+        <w:rPr>
+          <w:bCs/>
+          <w:iCs/>
+          <w:sz w:val="24"/>
+        </w:rPr>
+        <w:t>EndDate:</w:t>
       </w:r>
       <w:r>
         <w:rPr>
@@ -5122,21 +4302,13 @@
           <w:b w:val="0"/>
         </w:rPr>
       </w:pPr>
-      <w:proofErr w:type="spellStart"/>
       <w:r>
         <w:rPr>
           <w:b w:val="0"/>
           <w:spacing w:val="-2"/>
         </w:rPr>
-        <w:t>Constraints</w:t>
-      </w:r>
-      <w:proofErr w:type="spellEnd"/>
-      <w:r>
-        <w:rPr>
-          <w:b w:val="0"/>
-          <w:spacing w:val="-2"/>
-        </w:rPr>
-        <w:t>:</w:t>
+        <w:lastRenderedPageBreak/>
+        <w:t>Constraints:</w:t>
       </w:r>
     </w:p>
     <w:p>
@@ -5308,6 +4480,30 @@
           <w:ilvl w:val="2"/>
           <w:numId w:val="4"/>
         </w:numPr>
+        <w:rPr>
+          <w:bCs/>
+          <w:iCs/>
+          <w:sz w:val="24"/>
+          <w:lang w:val="en-GB"/>
+        </w:rPr>
+      </w:pPr>
+      <w:r>
+        <w:rPr>
+          <w:bCs/>
+          <w:iCs/>
+          <w:sz w:val="24"/>
+          <w:lang w:val="en-GB"/>
+        </w:rPr>
+        <w:t>FK_Memberships_MembershipTypes: FOREIGN KEY (MembershipTypeID) REFERENCES MembershipTypes(MembershipTypeID)</w:t>
+      </w:r>
+    </w:p>
+    <w:p>
+      <w:pPr>
+        <w:pStyle w:val="a4"/>
+        <w:numPr>
+          <w:ilvl w:val="2"/>
+          <w:numId w:val="4"/>
+        </w:numPr>
         <w:tabs>
           <w:tab w:val="left" w:pos="2793"/>
         </w:tabs>
@@ -5409,6 +4605,318 @@
     </w:p>
     <w:p>
       <w:pPr>
+        <w:pStyle w:val="a4"/>
+        <w:numPr>
+          <w:ilvl w:val="0"/>
+          <w:numId w:val="4"/>
+        </w:numPr>
+        <w:tabs>
+          <w:tab w:val="left" w:pos="2793"/>
+        </w:tabs>
+        <w:spacing w:before="38"/>
+        <w:rPr>
+          <w:bCs/>
+          <w:iCs/>
+          <w:sz w:val="24"/>
+          <w:lang w:val="en-GB"/>
+        </w:rPr>
+      </w:pPr>
+      <w:r>
+        <w:rPr>
+          <w:bCs/>
+          <w:iCs/>
+          <w:sz w:val="24"/>
+          <w:lang w:val="en-GB"/>
+        </w:rPr>
+        <w:t>Table Name: MembershipTypes</w:t>
+      </w:r>
+    </w:p>
+    <w:p>
+      <w:pPr>
+        <w:pStyle w:val="a4"/>
+        <w:numPr>
+          <w:ilvl w:val="0"/>
+          <w:numId w:val="12"/>
+        </w:numPr>
+        <w:tabs>
+          <w:tab w:val="left" w:pos="2793"/>
+        </w:tabs>
+        <w:spacing w:before="38"/>
+        <w:rPr>
+          <w:bCs/>
+          <w:iCs/>
+          <w:sz w:val="24"/>
+        </w:rPr>
+      </w:pPr>
+      <w:r>
+        <w:rPr>
+          <w:bCs/>
+          <w:iCs/>
+          <w:sz w:val="24"/>
+          <w:lang w:val="en-GB"/>
+        </w:rPr>
+        <w:t>Description</w:t>
+      </w:r>
+      <w:r>
+        <w:rPr>
+          <w:bCs/>
+          <w:iCs/>
+          <w:sz w:val="24"/>
+        </w:rPr>
+        <w:t xml:space="preserve">: </w:t>
+      </w:r>
+      <w:r>
+        <w:rPr>
+          <w:bCs/>
+          <w:iCs/>
+          <w:sz w:val="24"/>
+        </w:rPr>
+        <w:t>Справочная таблица доступных абонементов. Новые планы добавляются как новые записи, структура базы данных остаётся неизменной.</w:t>
+      </w:r>
+    </w:p>
+    <w:p>
+      <w:pPr>
+        <w:pStyle w:val="a4"/>
+        <w:numPr>
+          <w:ilvl w:val="0"/>
+          <w:numId w:val="12"/>
+        </w:numPr>
+        <w:tabs>
+          <w:tab w:val="left" w:pos="2793"/>
+        </w:tabs>
+        <w:spacing w:before="38"/>
+        <w:rPr>
+          <w:bCs/>
+          <w:iCs/>
+          <w:sz w:val="24"/>
+          <w:lang w:val="en-GB"/>
+        </w:rPr>
+      </w:pPr>
+      <w:r>
+        <w:rPr>
+          <w:bCs/>
+          <w:iCs/>
+          <w:sz w:val="24"/>
+          <w:lang w:val="en-GB"/>
+        </w:rPr>
+        <w:t>Attributes:</w:t>
+      </w:r>
+    </w:p>
+    <w:p>
+      <w:pPr>
+        <w:pStyle w:val="a4"/>
+        <w:numPr>
+          <w:ilvl w:val="0"/>
+          <w:numId w:val="15"/>
+        </w:numPr>
+        <w:tabs>
+          <w:tab w:val="left" w:pos="2793"/>
+        </w:tabs>
+        <w:spacing w:before="38"/>
+        <w:rPr>
+          <w:bCs/>
+          <w:iCs/>
+          <w:sz w:val="24"/>
+          <w:lang w:val="en-GB"/>
+        </w:rPr>
+      </w:pPr>
+      <w:r>
+        <w:rPr>
+          <w:bCs/>
+          <w:iCs/>
+          <w:sz w:val="24"/>
+          <w:lang w:val="en-GB"/>
+        </w:rPr>
+        <w:t>MembershipTypeID: INTEGER, PK</w:t>
+      </w:r>
+    </w:p>
+    <w:p>
+      <w:pPr>
+        <w:pStyle w:val="a4"/>
+        <w:numPr>
+          <w:ilvl w:val="0"/>
+          <w:numId w:val="15"/>
+        </w:numPr>
+        <w:tabs>
+          <w:tab w:val="left" w:pos="2793"/>
+        </w:tabs>
+        <w:spacing w:before="38"/>
+        <w:rPr>
+          <w:bCs/>
+          <w:iCs/>
+          <w:sz w:val="24"/>
+          <w:lang w:val="en-GB"/>
+        </w:rPr>
+      </w:pPr>
+      <w:r>
+        <w:rPr>
+          <w:bCs/>
+          <w:iCs/>
+          <w:sz w:val="24"/>
+          <w:lang w:val="en-GB"/>
+        </w:rPr>
+        <w:t>TypeName: VARCHAR(50), NOT NULL, UNIQUE</w:t>
+      </w:r>
+    </w:p>
+    <w:p>
+      <w:pPr>
+        <w:pStyle w:val="a4"/>
+        <w:numPr>
+          <w:ilvl w:val="0"/>
+          <w:numId w:val="15"/>
+        </w:numPr>
+        <w:tabs>
+          <w:tab w:val="left" w:pos="2793"/>
+        </w:tabs>
+        <w:spacing w:before="38"/>
+        <w:rPr>
+          <w:bCs/>
+          <w:iCs/>
+          <w:sz w:val="24"/>
+          <w:lang w:val="en-GB"/>
+        </w:rPr>
+      </w:pPr>
+      <w:r>
+        <w:rPr>
+          <w:bCs/>
+          <w:iCs/>
+          <w:sz w:val="24"/>
+          <w:lang w:val="en-GB"/>
+        </w:rPr>
+        <w:t>Description: VARCHAR(</w:t>
+      </w:r>
+      <w:r>
+        <w:rPr>
+          <w:bCs/>
+          <w:iCs/>
+          <w:sz w:val="24"/>
+        </w:rPr>
+        <w:t>50</w:t>
+      </w:r>
+      <w:r>
+        <w:rPr>
+          <w:bCs/>
+          <w:iCs/>
+          <w:sz w:val="24"/>
+          <w:lang w:val="en-GB"/>
+        </w:rPr>
+        <w:t>)</w:t>
+      </w:r>
+    </w:p>
+    <w:p>
+      <w:pPr>
+        <w:pStyle w:val="a4"/>
+        <w:numPr>
+          <w:ilvl w:val="0"/>
+          <w:numId w:val="15"/>
+        </w:numPr>
+        <w:tabs>
+          <w:tab w:val="left" w:pos="2793"/>
+        </w:tabs>
+        <w:spacing w:before="38"/>
+        <w:rPr>
+          <w:bCs/>
+          <w:iCs/>
+          <w:sz w:val="24"/>
+          <w:lang w:val="en-GB"/>
+        </w:rPr>
+      </w:pPr>
+      <w:r>
+        <w:rPr>
+          <w:bCs/>
+          <w:iCs/>
+          <w:sz w:val="24"/>
+          <w:lang w:val="en-GB"/>
+        </w:rPr>
+        <w:t>Price: DECIMAL(10,2), NOT NULL</w:t>
+      </w:r>
+    </w:p>
+    <w:p>
+      <w:pPr>
+        <w:pStyle w:val="a4"/>
+        <w:numPr>
+          <w:ilvl w:val="0"/>
+          <w:numId w:val="16"/>
+        </w:numPr>
+        <w:tabs>
+          <w:tab w:val="left" w:pos="2793"/>
+        </w:tabs>
+        <w:spacing w:before="38"/>
+        <w:rPr>
+          <w:bCs/>
+          <w:iCs/>
+          <w:sz w:val="24"/>
+          <w:lang w:val="en-GB"/>
+        </w:rPr>
+      </w:pPr>
+      <w:r>
+        <w:rPr>
+          <w:bCs/>
+          <w:iCs/>
+          <w:sz w:val="24"/>
+          <w:lang w:val="en-GB"/>
+        </w:rPr>
+        <w:t>Constraints:</w:t>
+      </w:r>
+    </w:p>
+    <w:p>
+      <w:pPr>
+        <w:pStyle w:val="a4"/>
+        <w:numPr>
+          <w:ilvl w:val="0"/>
+          <w:numId w:val="17"/>
+        </w:numPr>
+        <w:tabs>
+          <w:tab w:val="left" w:pos="2793"/>
+        </w:tabs>
+        <w:spacing w:before="38"/>
+        <w:rPr>
+          <w:bCs/>
+          <w:iCs/>
+          <w:sz w:val="24"/>
+          <w:lang w:val="en-GB"/>
+        </w:rPr>
+      </w:pPr>
+      <w:r>
+        <w:rPr>
+          <w:bCs/>
+          <w:iCs/>
+          <w:sz w:val="24"/>
+          <w:lang w:val="en-GB"/>
+        </w:rPr>
+        <w:t>PK_MembershipTypes: PRIMARY KEY (MembershipTypeID)</w:t>
+      </w:r>
+    </w:p>
+    <w:p>
+      <w:pPr>
+        <w:pStyle w:val="a4"/>
+        <w:numPr>
+          <w:ilvl w:val="0"/>
+          <w:numId w:val="17"/>
+        </w:numPr>
+        <w:tabs>
+          <w:tab w:val="left" w:pos="2793"/>
+        </w:tabs>
+        <w:spacing w:before="38"/>
+        <w:rPr>
+          <w:bCs/>
+          <w:iCs/>
+          <w:sz w:val="24"/>
+          <w:lang w:val="en-GB"/>
+        </w:rPr>
+      </w:pPr>
+      <w:r>
+        <w:rPr>
+          <w:bCs/>
+          <w:iCs/>
+          <w:sz w:val="24"/>
+          <w:lang w:val="en-GB"/>
+        </w:rPr>
+        <w:t>UQ_MembershipTypes_TypeName: UNIQUE (TypeName)</w:t>
+      </w:r>
+    </w:p>
+    <w:p>
+      <w:pPr>
         <w:pStyle w:val="1"/>
         <w:numPr>
           <w:ilvl w:val="0"/>
@@ -5422,14 +4930,12 @@
           <w:bCs w:val="0"/>
         </w:rPr>
       </w:pPr>
-      <w:proofErr w:type="spellStart"/>
       <w:r>
         <w:rPr>
           <w:bCs w:val="0"/>
         </w:rPr>
         <w:t>Table</w:t>
       </w:r>
-      <w:proofErr w:type="spellEnd"/>
       <w:r>
         <w:rPr>
           <w:bCs w:val="0"/>
@@ -5443,7 +4949,6 @@
         </w:rPr>
         <w:t xml:space="preserve">Name: </w:t>
       </w:r>
-      <w:proofErr w:type="spellStart"/>
       <w:r>
         <w:rPr>
           <w:bCs w:val="0"/>
@@ -5451,7 +4956,6 @@
         </w:rPr>
         <w:t>Bookings</w:t>
       </w:r>
-      <w:proofErr w:type="spellEnd"/>
     </w:p>
     <w:p>
       <w:pPr>
@@ -5470,21 +4974,12 @@
           <w:sz w:val="24"/>
         </w:rPr>
       </w:pPr>
-      <w:proofErr w:type="spellStart"/>
-      <w:r>
-        <w:rPr>
-          <w:bCs/>
-          <w:sz w:val="24"/>
-        </w:rPr>
-        <w:t>Description</w:t>
-      </w:r>
-      <w:proofErr w:type="spellEnd"/>
-      <w:r>
-        <w:rPr>
-          <w:bCs/>
-          <w:sz w:val="24"/>
-        </w:rPr>
-        <w:t>:</w:t>
+      <w:r>
+        <w:rPr>
+          <w:bCs/>
+          <w:sz w:val="24"/>
+        </w:rPr>
+        <w:t>Description:</w:t>
       </w:r>
       <w:r>
         <w:rPr>
@@ -5497,47 +4992,10 @@
       <w:r>
         <w:rPr>
           <w:bCs/>
-          <w:sz w:val="24"/>
-        </w:rPr>
-        <w:t>таблица</w:t>
-      </w:r>
-      <w:r>
-        <w:rPr>
-          <w:bCs/>
-          <w:spacing w:val="-6"/>
-          <w:sz w:val="24"/>
-        </w:rPr>
-        <w:t xml:space="preserve"> </w:t>
-      </w:r>
-      <w:r>
-        <w:rPr>
-          <w:bCs/>
-          <w:sz w:val="24"/>
-        </w:rPr>
-        <w:t>связывает</w:t>
-      </w:r>
-      <w:r>
-        <w:rPr>
-          <w:bCs/>
           <w:spacing w:val="-5"/>
           <w:sz w:val="24"/>
         </w:rPr>
-        <w:t xml:space="preserve"> </w:t>
-      </w:r>
-      <w:r>
-        <w:rPr>
-          <w:bCs/>
-          <w:sz w:val="24"/>
-        </w:rPr>
-        <w:t>клиентов</w:t>
-      </w:r>
-      <w:r>
-        <w:rPr>
-          <w:bCs/>
-          <w:spacing w:val="-6"/>
-          <w:sz w:val="24"/>
-        </w:rPr>
-        <w:t xml:space="preserve"> </w:t>
+        <w:t xml:space="preserve">таблица </w:t>
       </w:r>
       <w:r>
         <w:rPr>
@@ -5549,47 +5007,9 @@
       <w:r>
         <w:rPr>
           <w:bCs/>
-          <w:spacing w:val="-6"/>
-          <w:sz w:val="24"/>
-        </w:rPr>
-        <w:t xml:space="preserve"> </w:t>
-      </w:r>
-      <w:r>
-        <w:rPr>
-          <w:bCs/>
-          <w:sz w:val="24"/>
-        </w:rPr>
-        <w:t>групповыми</w:t>
-      </w:r>
-      <w:r>
-        <w:rPr>
-          <w:bCs/>
-          <w:spacing w:val="-5"/>
-          <w:sz w:val="24"/>
-        </w:rPr>
-        <w:t xml:space="preserve"> </w:t>
-      </w:r>
-      <w:r>
-        <w:rPr>
-          <w:bCs/>
-          <w:sz w:val="24"/>
-        </w:rPr>
-        <w:t>занятиями</w:t>
-      </w:r>
-      <w:r>
-        <w:rPr>
-          <w:bCs/>
-          <w:spacing w:val="-7"/>
-          <w:sz w:val="24"/>
-        </w:rPr>
-        <w:t xml:space="preserve"> </w:t>
-      </w:r>
-      <w:r>
-        <w:rPr>
-          <w:bCs/>
-          <w:sz w:val="24"/>
-        </w:rPr>
-        <w:t>и хранит информацию об их записи.</w:t>
+          <w:sz w:val="24"/>
+        </w:rPr>
+        <w:t>вязывает клиентов с конкретными сеансами, фиксируя запись на точную дату и время, исключая двойное бронирование.</w:t>
       </w:r>
     </w:p>
     <w:p>
@@ -5608,21 +5028,12 @@
           <w:b w:val="0"/>
         </w:rPr>
       </w:pPr>
-      <w:proofErr w:type="spellStart"/>
       <w:r>
         <w:rPr>
           <w:b w:val="0"/>
           <w:spacing w:val="-2"/>
         </w:rPr>
-        <w:t>Attributes</w:t>
-      </w:r>
-      <w:proofErr w:type="spellEnd"/>
-      <w:r>
-        <w:rPr>
-          <w:b w:val="0"/>
-          <w:spacing w:val="-2"/>
-        </w:rPr>
-        <w:t>:</w:t>
+        <w:t>Attributes:</w:t>
       </w:r>
     </w:p>
     <w:p>
@@ -5643,23 +5054,13 @@
           <w:sz w:val="24"/>
         </w:rPr>
       </w:pPr>
-      <w:proofErr w:type="spellStart"/>
-      <w:r>
-        <w:rPr>
-          <w:bCs/>
-          <w:iCs/>
-          <w:sz w:val="24"/>
-        </w:rPr>
-        <w:t>BookingID</w:t>
-      </w:r>
-      <w:proofErr w:type="spellEnd"/>
-      <w:r>
-        <w:rPr>
-          <w:bCs/>
-          <w:iCs/>
-          <w:sz w:val="24"/>
-        </w:rPr>
-        <w:t>:</w:t>
+      <w:r>
+        <w:rPr>
+          <w:bCs/>
+          <w:iCs/>
+          <w:sz w:val="24"/>
+        </w:rPr>
+        <w:t>BookingID:</w:t>
       </w:r>
       <w:r>
         <w:rPr>
@@ -5825,161 +5226,22 @@
           <w:ilvl w:val="2"/>
           <w:numId w:val="4"/>
         </w:numPr>
-        <w:tabs>
-          <w:tab w:val="left" w:pos="2793"/>
-        </w:tabs>
-        <w:spacing w:before="80"/>
-        <w:ind w:hanging="360"/>
-        <w:rPr>
-          <w:bCs/>
-          <w:iCs/>
-          <w:sz w:val="24"/>
-        </w:rPr>
-      </w:pPr>
-      <w:proofErr w:type="spellStart"/>
-      <w:r>
-        <w:rPr>
-          <w:bCs/>
-          <w:iCs/>
-          <w:sz w:val="24"/>
+        <w:rPr>
+          <w:bCs/>
+          <w:iCs/>
+          <w:sz w:val="24"/>
+          <w:lang w:val="en-GB"/>
+        </w:rPr>
+      </w:pPr>
+      <w:r>
+        <w:rPr>
+          <w:bCs/>
+          <w:iCs/>
+          <w:sz w:val="24"/>
+          <w:lang w:val="en-GB"/>
         </w:rPr>
         <w:lastRenderedPageBreak/>
-        <w:t>ClassID</w:t>
-      </w:r>
-      <w:proofErr w:type="spellEnd"/>
-      <w:r>
-        <w:rPr>
-          <w:bCs/>
-          <w:iCs/>
-          <w:sz w:val="24"/>
-        </w:rPr>
-        <w:t>:</w:t>
-      </w:r>
-      <w:r>
-        <w:rPr>
-          <w:bCs/>
-          <w:iCs/>
-          <w:spacing w:val="-5"/>
-          <w:sz w:val="24"/>
-        </w:rPr>
-        <w:t xml:space="preserve"> </w:t>
-      </w:r>
-      <w:r>
-        <w:rPr>
-          <w:bCs/>
-          <w:iCs/>
-          <w:sz w:val="24"/>
-        </w:rPr>
-        <w:t>INTEGER,</w:t>
-      </w:r>
-      <w:r>
-        <w:rPr>
-          <w:bCs/>
-          <w:iCs/>
-          <w:spacing w:val="-2"/>
-          <w:sz w:val="24"/>
-        </w:rPr>
-        <w:t xml:space="preserve"> </w:t>
-      </w:r>
-      <w:r>
-        <w:rPr>
-          <w:bCs/>
-          <w:iCs/>
-          <w:sz w:val="24"/>
-        </w:rPr>
-        <w:t>FK</w:t>
-      </w:r>
-      <w:r>
-        <w:rPr>
-          <w:bCs/>
-          <w:iCs/>
-          <w:spacing w:val="-1"/>
-          <w:sz w:val="24"/>
-        </w:rPr>
-        <w:t xml:space="preserve"> </w:t>
-      </w:r>
-      <w:r>
-        <w:rPr>
-          <w:bCs/>
-          <w:iCs/>
-          <w:spacing w:val="-2"/>
-          <w:sz w:val="24"/>
-        </w:rPr>
-        <w:t>(REFERENCES</w:t>
-      </w:r>
-    </w:p>
-    <w:p>
-      <w:pPr>
-        <w:pStyle w:val="a3"/>
-        <w:spacing w:before="1"/>
-        <w:ind w:firstLine="0"/>
-        <w:rPr>
-          <w:bCs/>
-          <w:iCs/>
-        </w:rPr>
-      </w:pPr>
-      <w:proofErr w:type="spellStart"/>
-      <w:r>
-        <w:rPr>
-          <w:bCs/>
-          <w:iCs/>
-        </w:rPr>
-        <w:t>GroupClasses</w:t>
-      </w:r>
-      <w:proofErr w:type="spellEnd"/>
-      <w:r>
-        <w:rPr>
-          <w:bCs/>
-          <w:iCs/>
-        </w:rPr>
-        <w:t>(</w:t>
-      </w:r>
-      <w:proofErr w:type="spellStart"/>
-      <w:r>
-        <w:rPr>
-          <w:bCs/>
-          <w:iCs/>
-        </w:rPr>
-        <w:t>ClassID</w:t>
-      </w:r>
-      <w:proofErr w:type="spellEnd"/>
-      <w:r>
-        <w:rPr>
-          <w:bCs/>
-          <w:iCs/>
-        </w:rPr>
-        <w:t>)),</w:t>
-      </w:r>
-      <w:r>
-        <w:rPr>
-          <w:bCs/>
-          <w:iCs/>
-          <w:spacing w:val="-2"/>
-        </w:rPr>
-        <w:t xml:space="preserve"> </w:t>
-      </w:r>
-      <w:r>
-        <w:rPr>
-          <w:bCs/>
-          <w:iCs/>
-        </w:rPr>
-        <w:t>NOT</w:t>
-      </w:r>
-      <w:r>
-        <w:rPr>
-          <w:bCs/>
-          <w:iCs/>
-          <w:spacing w:val="-3"/>
-        </w:rPr>
-        <w:t xml:space="preserve"> </w:t>
-      </w:r>
-      <w:r>
-        <w:rPr>
-          <w:bCs/>
-          <w:iCs/>
-          <w:spacing w:val="-4"/>
-        </w:rPr>
-        <w:t>NULL</w:t>
+        <w:t>SessionID: INTEGER, FK (REFERENCES ClassSessions(SessionID)), NOT NULL</w:t>
       </w:r>
     </w:p>
     <w:p>
@@ -5989,111 +5251,21 @@
           <w:ilvl w:val="2"/>
           <w:numId w:val="4"/>
         </w:numPr>
-        <w:tabs>
-          <w:tab w:val="left" w:pos="2793"/>
-        </w:tabs>
-        <w:ind w:right="1721"/>
-        <w:rPr>
-          <w:bCs/>
-          <w:iCs/>
-          <w:sz w:val="24"/>
-          <w:lang w:val="en-GB"/>
-        </w:rPr>
-      </w:pPr>
-      <w:r>
-        <w:rPr>
-          <w:bCs/>
-          <w:iCs/>
-          <w:sz w:val="24"/>
-          <w:lang w:val="en-GB"/>
-        </w:rPr>
-        <w:t>BookingDate:</w:t>
-      </w:r>
-      <w:r>
-        <w:rPr>
-          <w:bCs/>
-          <w:iCs/>
-          <w:spacing w:val="-10"/>
-          <w:sz w:val="24"/>
-          <w:lang w:val="en-GB"/>
-        </w:rPr>
-        <w:t xml:space="preserve"> </w:t>
-      </w:r>
-      <w:r>
-        <w:rPr>
-          <w:bCs/>
-          <w:iCs/>
-          <w:sz w:val="24"/>
-          <w:lang w:val="en-GB"/>
-        </w:rPr>
-        <w:t>DATE,</w:t>
-      </w:r>
-      <w:r>
-        <w:rPr>
-          <w:bCs/>
-          <w:iCs/>
-          <w:spacing w:val="-10"/>
-          <w:sz w:val="24"/>
-          <w:lang w:val="en-GB"/>
-        </w:rPr>
-        <w:t xml:space="preserve"> </w:t>
-      </w:r>
-      <w:r>
-        <w:rPr>
-          <w:bCs/>
-          <w:iCs/>
-          <w:sz w:val="24"/>
-          <w:lang w:val="en-GB"/>
-        </w:rPr>
-        <w:t>NOT</w:t>
-      </w:r>
-      <w:r>
-        <w:rPr>
-          <w:bCs/>
-          <w:iCs/>
-          <w:spacing w:val="-10"/>
-          <w:sz w:val="24"/>
-          <w:lang w:val="en-GB"/>
-        </w:rPr>
-        <w:t xml:space="preserve"> </w:t>
-      </w:r>
-      <w:r>
-        <w:rPr>
-          <w:bCs/>
-          <w:iCs/>
-          <w:sz w:val="24"/>
-          <w:lang w:val="en-GB"/>
-        </w:rPr>
-        <w:t>NULL,</w:t>
-      </w:r>
-      <w:r>
-        <w:rPr>
-          <w:bCs/>
-          <w:iCs/>
-          <w:spacing w:val="-10"/>
-          <w:sz w:val="24"/>
-          <w:lang w:val="en-GB"/>
-        </w:rPr>
-        <w:t xml:space="preserve"> </w:t>
-      </w:r>
-      <w:r>
-        <w:rPr>
-          <w:bCs/>
-          <w:iCs/>
-          <w:sz w:val="24"/>
-          <w:lang w:val="en-GB"/>
-        </w:rPr>
-        <w:t xml:space="preserve">DEFAULT </w:t>
-      </w:r>
-      <w:r>
-        <w:rPr>
-          <w:bCs/>
-          <w:iCs/>
-          <w:spacing w:val="-2"/>
-          <w:sz w:val="24"/>
-          <w:lang w:val="en-GB"/>
-        </w:rPr>
-        <w:t>CURRENT_DATE</w:t>
+        <w:rPr>
+          <w:bCs/>
+          <w:iCs/>
+          <w:sz w:val="24"/>
+          <w:lang w:val="en-GB"/>
+        </w:rPr>
+      </w:pPr>
+      <w:r>
+        <w:rPr>
+          <w:bCs/>
+          <w:iCs/>
+          <w:sz w:val="24"/>
+          <w:lang w:val="en-GB"/>
+        </w:rPr>
+        <w:t>CreatedAt: TIMESTAMP, NOT NULL, DEFAULT CURRENT_TIMESTAMP</w:t>
       </w:r>
     </w:p>
     <w:p>
@@ -6217,7 +5389,7 @@
           <w:sz w:val="24"/>
           <w:lang w:val="en-GB"/>
         </w:rPr>
-        <w:t>'confirmed', CHECK (Status IN ('confirmed', 'cancelled', 'attended'))</w:t>
+        <w:t xml:space="preserve">'confirmed', </w:t>
       </w:r>
     </w:p>
     <w:p>
@@ -6235,21 +5407,12 @@
           <w:b w:val="0"/>
         </w:rPr>
       </w:pPr>
-      <w:proofErr w:type="spellStart"/>
       <w:r>
         <w:rPr>
           <w:b w:val="0"/>
           <w:spacing w:val="-2"/>
         </w:rPr>
-        <w:t>Constraints</w:t>
-      </w:r>
-      <w:proofErr w:type="spellEnd"/>
-      <w:r>
-        <w:rPr>
-          <w:b w:val="0"/>
-          <w:spacing w:val="-2"/>
-        </w:rPr>
-        <w:t>:</w:t>
+        <w:t>Constraints:</w:t>
       </w:r>
     </w:p>
     <w:p>
@@ -6440,7 +5603,25 @@
           <w:sz w:val="24"/>
           <w:lang w:val="en-GB"/>
         </w:rPr>
-        <w:t>FK_Bookings_GroupClasses:</w:t>
+        <w:t>FK_Bookings_</w:t>
+      </w:r>
+      <w:r>
+        <w:rPr>
+          <w:bCs/>
+          <w:iCs/>
+          <w:sz w:val="24"/>
+          <w:lang w:val="en-GB"/>
+        </w:rPr>
+        <w:t>ClassSessions</w:t>
+      </w:r>
+      <w:r>
+        <w:rPr>
+          <w:bCs/>
+          <w:iCs/>
+          <w:sz w:val="24"/>
+          <w:lang w:val="en-GB"/>
+        </w:rPr>
+        <w:t>:</w:t>
       </w:r>
       <w:r>
         <w:rPr>
@@ -6497,7 +5678,61 @@
           <w:sz w:val="24"/>
           <w:lang w:val="en-GB"/>
         </w:rPr>
-        <w:t>(ClassID) REFERENCES GroupClasses(ClassID)</w:t>
+        <w:t>(</w:t>
+      </w:r>
+      <w:r>
+        <w:rPr>
+          <w:bCs/>
+          <w:iCs/>
+          <w:sz w:val="24"/>
+          <w:lang w:val="en-GB"/>
+        </w:rPr>
+        <w:t>SessionID</w:t>
+      </w:r>
+      <w:r>
+        <w:rPr>
+          <w:bCs/>
+          <w:iCs/>
+          <w:sz w:val="24"/>
+          <w:lang w:val="en-GB"/>
+        </w:rPr>
+        <w:t xml:space="preserve">) REFERENCES </w:t>
+      </w:r>
+      <w:r>
+        <w:rPr>
+          <w:bCs/>
+          <w:iCs/>
+          <w:sz w:val="24"/>
+          <w:lang w:val="en-GB"/>
+        </w:rPr>
+        <w:t>ClassSessions</w:t>
+      </w:r>
+      <w:r>
+        <w:rPr>
+          <w:bCs/>
+          <w:iCs/>
+          <w:sz w:val="24"/>
+          <w:lang w:val="en-GB"/>
+        </w:rPr>
+        <w:t>(</w:t>
+      </w:r>
+      <w:r>
+        <w:rPr>
+          <w:bCs/>
+          <w:iCs/>
+          <w:sz w:val="24"/>
+          <w:lang w:val="en-GB"/>
+        </w:rPr>
+        <w:t>SessionID</w:t>
+      </w:r>
+      <w:r>
+        <w:rPr>
+          <w:bCs/>
+          <w:iCs/>
+          <w:sz w:val="24"/>
+          <w:lang w:val="en-GB"/>
+        </w:rPr>
+        <w:t>)</w:t>
       </w:r>
     </w:p>
     <w:p>
@@ -6563,7 +5798,16 @@
           <w:sz w:val="24"/>
           <w:lang w:val="en-GB"/>
         </w:rPr>
-        <w:t>(ClientID,</w:t>
+        <w:t>(</w:t>
+      </w:r>
+      <w:r>
+        <w:rPr>
+          <w:bCs/>
+          <w:iCs/>
+          <w:sz w:val="24"/>
+          <w:lang w:val="en-GB"/>
+        </w:rPr>
+        <w:t>ClientID, SessionID</w:t>
       </w:r>
       <w:r>
         <w:rPr>
@@ -6573,27 +5817,46 @@
           <w:sz w:val="24"/>
           <w:lang w:val="en-GB"/>
         </w:rPr>
-        <w:t xml:space="preserve"> </w:t>
-      </w:r>
-      <w:r>
-        <w:rPr>
-          <w:bCs/>
-          <w:iCs/>
-          <w:sz w:val="24"/>
-          <w:lang w:val="en-GB"/>
-        </w:rPr>
-        <w:t>ClassID,</w:t>
-      </w:r>
-      <w:r>
-        <w:rPr>
-          <w:bCs/>
-          <w:iCs/>
-          <w:spacing w:val="-2"/>
-          <w:sz w:val="24"/>
-          <w:lang w:val="en-GB"/>
-        </w:rPr>
-        <w:t xml:space="preserve"> BookingDate)</w:t>
-      </w:r>
+        <w:t>)</w:t>
+      </w:r>
+    </w:p>
+    <w:p>
+      <w:pPr>
+        <w:pStyle w:val="a4"/>
+        <w:numPr>
+          <w:ilvl w:val="2"/>
+          <w:numId w:val="4"/>
+        </w:numPr>
+        <w:rPr>
+          <w:bCs/>
+          <w:iCs/>
+          <w:sz w:val="24"/>
+          <w:lang w:val="en-GB"/>
+        </w:rPr>
+      </w:pPr>
+      <w:r>
+        <w:rPr>
+          <w:bCs/>
+          <w:iCs/>
+          <w:sz w:val="24"/>
+          <w:lang w:val="en-GB"/>
+        </w:rPr>
+        <w:t>CHK_BookingStatus: CHECK (Status IN ('confirmed', 'cancelled', 'attended'))</w:t>
+      </w:r>
+    </w:p>
+    <w:p>
+      <w:pPr>
+        <w:tabs>
+          <w:tab w:val="left" w:pos="2793"/>
+        </w:tabs>
+        <w:ind w:left="2432"/>
+        <w:rPr>
+          <w:bCs/>
+          <w:iCs/>
+          <w:sz w:val="24"/>
+          <w:lang w:val="en-GB"/>
+        </w:rPr>
+      </w:pPr>
     </w:p>
     <w:p>
       <w:pPr>
@@ -6614,952 +5877,271 @@
     </w:p>
     <w:p>
       <w:pPr>
-        <w:pStyle w:val="a4"/>
-        <w:numPr>
-          <w:ilvl w:val="0"/>
-          <w:numId w:val="2"/>
-        </w:numPr>
         <w:tabs>
           <w:tab w:val="left" w:pos="1006"/>
         </w:tabs>
         <w:spacing w:before="62" w:line="259" w:lineRule="auto"/>
-        <w:ind w:right="151" w:firstLine="0"/>
-        <w:rPr>
-          <w:bCs/>
-          <w:sz w:val="24"/>
-        </w:rPr>
-      </w:pPr>
-      <w:proofErr w:type="spellStart"/>
-      <w:r>
-        <w:rPr>
-          <w:bCs/>
-          <w:sz w:val="24"/>
-        </w:rPr>
-        <w:t>Trainers</w:t>
-      </w:r>
-      <w:proofErr w:type="spellEnd"/>
-      <w:r>
-        <w:rPr>
-          <w:bCs/>
-          <w:spacing w:val="-12"/>
-          <w:sz w:val="24"/>
-        </w:rPr>
-        <w:t xml:space="preserve"> </w:t>
-      </w:r>
-      <w:r>
-        <w:rPr>
-          <w:bCs/>
-          <w:sz w:val="24"/>
-        </w:rPr>
-        <w:t>и</w:t>
-      </w:r>
-      <w:r>
-        <w:rPr>
-          <w:bCs/>
-          <w:spacing w:val="-12"/>
-          <w:sz w:val="24"/>
-        </w:rPr>
-        <w:t xml:space="preserve"> </w:t>
-      </w:r>
-      <w:proofErr w:type="spellStart"/>
-      <w:r>
-        <w:rPr>
-          <w:bCs/>
-          <w:sz w:val="24"/>
-        </w:rPr>
-        <w:t>GroupClasses</w:t>
-      </w:r>
-      <w:proofErr w:type="spellEnd"/>
-      <w:r>
-        <w:rPr>
-          <w:bCs/>
-          <w:spacing w:val="-12"/>
-          <w:sz w:val="24"/>
-        </w:rPr>
-        <w:t xml:space="preserve"> </w:t>
-      </w:r>
-      <w:r>
-        <w:rPr>
-          <w:bCs/>
-          <w:sz w:val="24"/>
-        </w:rPr>
-        <w:t>(Один-ко-Многим):</w:t>
-      </w:r>
-      <w:r>
-        <w:rPr>
-          <w:bCs/>
-          <w:spacing w:val="-12"/>
-          <w:sz w:val="24"/>
-        </w:rPr>
-        <w:t xml:space="preserve"> </w:t>
-      </w:r>
-      <w:r>
-        <w:rPr>
-          <w:bCs/>
-          <w:sz w:val="24"/>
-        </w:rPr>
-        <w:t>Один</w:t>
-      </w:r>
-      <w:r>
-        <w:rPr>
-          <w:bCs/>
-          <w:spacing w:val="-12"/>
-          <w:sz w:val="24"/>
-        </w:rPr>
-        <w:t xml:space="preserve"> </w:t>
-      </w:r>
-      <w:r>
-        <w:rPr>
-          <w:bCs/>
-          <w:sz w:val="24"/>
-        </w:rPr>
-        <w:t>тренер</w:t>
-      </w:r>
-      <w:r>
-        <w:rPr>
-          <w:bCs/>
-          <w:spacing w:val="-12"/>
-          <w:sz w:val="24"/>
-        </w:rPr>
-        <w:t xml:space="preserve"> </w:t>
-      </w:r>
-      <w:r>
-        <w:rPr>
-          <w:bCs/>
-          <w:sz w:val="24"/>
-        </w:rPr>
-        <w:t>может</w:t>
-      </w:r>
-      <w:r>
-        <w:rPr>
-          <w:bCs/>
-          <w:spacing w:val="-13"/>
-          <w:sz w:val="24"/>
-        </w:rPr>
-        <w:t xml:space="preserve"> </w:t>
-      </w:r>
-      <w:r>
-        <w:rPr>
-          <w:bCs/>
-          <w:sz w:val="24"/>
-        </w:rPr>
-        <w:t xml:space="preserve">проводить несколько групповых занятий. Каждое занятие связано только с одним </w:t>
-      </w:r>
-      <w:r>
-        <w:rPr>
-          <w:bCs/>
-          <w:spacing w:val="-2"/>
-          <w:sz w:val="24"/>
-        </w:rPr>
-        <w:t>тренером.</w:t>
-      </w:r>
-    </w:p>
-    <w:p>
-      <w:pPr>
-        <w:pStyle w:val="a4"/>
-        <w:numPr>
-          <w:ilvl w:val="1"/>
-          <w:numId w:val="2"/>
-        </w:numPr>
-        <w:tabs>
-          <w:tab w:val="left" w:pos="1726"/>
-        </w:tabs>
-        <w:spacing w:line="261" w:lineRule="auto"/>
-        <w:ind w:right="474" w:firstLine="0"/>
-        <w:rPr>
-          <w:rFonts w:ascii="Trebuchet MS" w:hAnsi="Trebuchet MS"/>
-          <w:bCs/>
-          <w:sz w:val="24"/>
-        </w:rPr>
-      </w:pPr>
-      <w:proofErr w:type="spellStart"/>
-      <w:r>
-        <w:rPr>
-          <w:rFonts w:ascii="Trebuchet MS" w:hAnsi="Trebuchet MS"/>
-          <w:bCs/>
-          <w:sz w:val="24"/>
-        </w:rPr>
-        <w:t>GroupClasses.TrainerID</w:t>
-      </w:r>
-      <w:proofErr w:type="spellEnd"/>
-      <w:r>
-        <w:rPr>
-          <w:rFonts w:ascii="Trebuchet MS" w:hAnsi="Trebuchet MS"/>
-          <w:bCs/>
-          <w:spacing w:val="40"/>
-          <w:sz w:val="24"/>
-        </w:rPr>
-        <w:t xml:space="preserve"> </w:t>
-      </w:r>
-      <w:r>
-        <w:rPr>
-          <w:bCs/>
-          <w:sz w:val="24"/>
-        </w:rPr>
-        <w:t>является</w:t>
-      </w:r>
-      <w:r>
-        <w:rPr>
-          <w:bCs/>
-          <w:spacing w:val="40"/>
-          <w:sz w:val="24"/>
-        </w:rPr>
-        <w:t xml:space="preserve"> </w:t>
-      </w:r>
-      <w:r>
-        <w:rPr>
-          <w:bCs/>
-          <w:sz w:val="24"/>
-        </w:rPr>
-        <w:t>внешним</w:t>
-      </w:r>
-      <w:r>
-        <w:rPr>
-          <w:bCs/>
-          <w:spacing w:val="40"/>
-          <w:sz w:val="24"/>
-        </w:rPr>
-        <w:t xml:space="preserve"> </w:t>
-      </w:r>
-      <w:r>
-        <w:rPr>
-          <w:bCs/>
-          <w:sz w:val="24"/>
-        </w:rPr>
-        <w:t>ключом,</w:t>
-      </w:r>
-      <w:r>
-        <w:rPr>
-          <w:bCs/>
-          <w:spacing w:val="40"/>
-          <w:sz w:val="24"/>
-        </w:rPr>
-        <w:t xml:space="preserve"> </w:t>
-      </w:r>
-      <w:r>
-        <w:rPr>
-          <w:bCs/>
-          <w:sz w:val="24"/>
-        </w:rPr>
-        <w:t>который</w:t>
-      </w:r>
-      <w:r>
-        <w:rPr>
-          <w:bCs/>
-          <w:spacing w:val="40"/>
-          <w:w w:val="110"/>
-          <w:sz w:val="24"/>
-        </w:rPr>
-        <w:t xml:space="preserve"> </w:t>
-      </w:r>
-      <w:r>
-        <w:rPr>
-          <w:bCs/>
-          <w:w w:val="110"/>
-          <w:sz w:val="24"/>
-        </w:rPr>
-        <w:t>ссылается на</w:t>
-      </w:r>
-      <w:r>
-        <w:rPr>
-          <w:bCs/>
-          <w:spacing w:val="80"/>
-          <w:w w:val="110"/>
-          <w:sz w:val="24"/>
-        </w:rPr>
-        <w:t xml:space="preserve"> </w:t>
-      </w:r>
-      <w:proofErr w:type="spellStart"/>
-      <w:r>
-        <w:rPr>
-          <w:rFonts w:ascii="Trebuchet MS" w:hAnsi="Trebuchet MS"/>
-          <w:bCs/>
-          <w:w w:val="110"/>
-          <w:sz w:val="24"/>
-        </w:rPr>
-        <w:t>Trainers.TrainerID</w:t>
-      </w:r>
-      <w:proofErr w:type="spellEnd"/>
-      <w:r>
-        <w:rPr>
-          <w:rFonts w:ascii="Trebuchet MS" w:hAnsi="Trebuchet MS"/>
-          <w:bCs/>
-          <w:w w:val="110"/>
-          <w:sz w:val="24"/>
-        </w:rPr>
-        <w:t>.</w:t>
-      </w:r>
-    </w:p>
-    <w:p>
-      <w:pPr>
-        <w:pStyle w:val="a4"/>
-        <w:numPr>
-          <w:ilvl w:val="0"/>
-          <w:numId w:val="2"/>
-        </w:numPr>
+        <w:ind w:right="151"/>
+        <w:rPr>
+          <w:bCs/>
+          <w:sz w:val="24"/>
+        </w:rPr>
+      </w:pPr>
+      <w:r>
+        <w:rPr>
+          <w:bCs/>
+          <w:sz w:val="24"/>
+        </w:rPr>
+        <w:t>Trainers и ClassSessions (Один-ко-Многим): Один тренер может проводить несколько сеансов занятий. Каждый сеанс связан только с одним тренером.</w:t>
+      </w:r>
+    </w:p>
+    <w:p>
+      <w:pPr>
         <w:tabs>
           <w:tab w:val="left" w:pos="1006"/>
         </w:tabs>
-        <w:spacing w:before="37" w:line="259" w:lineRule="auto"/>
-        <w:ind w:right="757" w:firstLine="0"/>
-        <w:rPr>
-          <w:bCs/>
-          <w:sz w:val="24"/>
-        </w:rPr>
-      </w:pPr>
-      <w:proofErr w:type="spellStart"/>
-      <w:r>
-        <w:rPr>
-          <w:bCs/>
-          <w:sz w:val="24"/>
-        </w:rPr>
-        <w:t>Clients</w:t>
-      </w:r>
-      <w:proofErr w:type="spellEnd"/>
-      <w:r>
-        <w:rPr>
-          <w:bCs/>
-          <w:spacing w:val="-8"/>
-          <w:sz w:val="24"/>
-        </w:rPr>
-        <w:t xml:space="preserve"> </w:t>
-      </w:r>
-      <w:r>
-        <w:rPr>
-          <w:bCs/>
-          <w:sz w:val="24"/>
-        </w:rPr>
-        <w:t>и</w:t>
-      </w:r>
-      <w:r>
-        <w:rPr>
-          <w:bCs/>
-          <w:spacing w:val="-8"/>
-          <w:sz w:val="24"/>
-        </w:rPr>
-        <w:t xml:space="preserve"> </w:t>
-      </w:r>
-      <w:proofErr w:type="spellStart"/>
-      <w:r>
-        <w:rPr>
-          <w:bCs/>
-          <w:sz w:val="24"/>
-        </w:rPr>
-        <w:t>Memberships</w:t>
-      </w:r>
-      <w:proofErr w:type="spellEnd"/>
-      <w:r>
-        <w:rPr>
-          <w:bCs/>
-          <w:spacing w:val="-8"/>
-          <w:sz w:val="24"/>
-        </w:rPr>
-        <w:t xml:space="preserve"> </w:t>
-      </w:r>
-      <w:r>
-        <w:rPr>
-          <w:bCs/>
-          <w:sz w:val="24"/>
-        </w:rPr>
-        <w:t>(Один-ко-Многим):</w:t>
-      </w:r>
-      <w:r>
-        <w:rPr>
-          <w:bCs/>
-          <w:spacing w:val="-6"/>
-          <w:sz w:val="24"/>
-        </w:rPr>
-        <w:t xml:space="preserve"> </w:t>
-      </w:r>
-      <w:r>
-        <w:rPr>
-          <w:bCs/>
-          <w:sz w:val="24"/>
-        </w:rPr>
-        <w:t>Один</w:t>
-      </w:r>
-      <w:r>
-        <w:rPr>
-          <w:bCs/>
-          <w:spacing w:val="-9"/>
-          <w:sz w:val="24"/>
-        </w:rPr>
-        <w:t xml:space="preserve"> </w:t>
-      </w:r>
-      <w:r>
-        <w:rPr>
-          <w:bCs/>
-          <w:sz w:val="24"/>
-        </w:rPr>
-        <w:t>клиент</w:t>
-      </w:r>
-      <w:r>
-        <w:rPr>
-          <w:bCs/>
-          <w:spacing w:val="-8"/>
-          <w:sz w:val="24"/>
-        </w:rPr>
-        <w:t xml:space="preserve"> </w:t>
-      </w:r>
-      <w:r>
-        <w:rPr>
-          <w:bCs/>
-          <w:sz w:val="24"/>
-        </w:rPr>
-        <w:t>может</w:t>
-      </w:r>
-      <w:r>
-        <w:rPr>
-          <w:bCs/>
-          <w:spacing w:val="-8"/>
-          <w:sz w:val="24"/>
-        </w:rPr>
-        <w:t xml:space="preserve"> </w:t>
-      </w:r>
-      <w:r>
-        <w:rPr>
-          <w:bCs/>
-          <w:sz w:val="24"/>
-        </w:rPr>
-        <w:t>иметь несколько абонементов за период посещения клуба. Каждый абонемент принадлежит одному клиенту.</w:t>
-      </w:r>
-    </w:p>
-    <w:p>
-      <w:pPr>
-        <w:pStyle w:val="a4"/>
-        <w:numPr>
-          <w:ilvl w:val="1"/>
-          <w:numId w:val="2"/>
-        </w:numPr>
-        <w:tabs>
-          <w:tab w:val="left" w:pos="1726"/>
-        </w:tabs>
-        <w:spacing w:before="40" w:line="261" w:lineRule="auto"/>
-        <w:ind w:left="743" w:right="757" w:firstLine="720"/>
-        <w:rPr>
-          <w:bCs/>
-          <w:sz w:val="24"/>
-        </w:rPr>
-      </w:pPr>
-      <w:proofErr w:type="spellStart"/>
-      <w:r>
-        <w:rPr>
-          <w:rFonts w:ascii="Trebuchet MS" w:hAnsi="Trebuchet MS"/>
-          <w:bCs/>
-          <w:sz w:val="24"/>
-        </w:rPr>
-        <w:t>Memberships.ClientID</w:t>
-      </w:r>
-      <w:proofErr w:type="spellEnd"/>
-      <w:r>
-        <w:rPr>
-          <w:rFonts w:ascii="Trebuchet MS" w:hAnsi="Trebuchet MS"/>
-          <w:bCs/>
-          <w:sz w:val="24"/>
-        </w:rPr>
-        <w:t xml:space="preserve"> </w:t>
-      </w:r>
-      <w:r>
-        <w:rPr>
-          <w:bCs/>
-          <w:sz w:val="24"/>
-        </w:rPr>
-        <w:t>является внешним ключом, который</w:t>
-      </w:r>
-      <w:r>
-        <w:rPr>
-          <w:bCs/>
-          <w:spacing w:val="80"/>
-          <w:w w:val="110"/>
-          <w:sz w:val="24"/>
-        </w:rPr>
-        <w:t xml:space="preserve"> </w:t>
-      </w:r>
-      <w:r>
-        <w:rPr>
-          <w:bCs/>
-          <w:w w:val="110"/>
-          <w:sz w:val="24"/>
-        </w:rPr>
-        <w:t xml:space="preserve">ссылается </w:t>
-      </w:r>
-      <w:r>
-        <w:rPr>
-          <w:bCs/>
-          <w:w w:val="120"/>
-          <w:sz w:val="24"/>
-        </w:rPr>
-        <w:t xml:space="preserve">на </w:t>
-      </w:r>
-      <w:proofErr w:type="spellStart"/>
-      <w:r>
-        <w:rPr>
-          <w:rFonts w:ascii="Trebuchet MS" w:hAnsi="Trebuchet MS"/>
-          <w:bCs/>
-          <w:w w:val="120"/>
-          <w:sz w:val="24"/>
-        </w:rPr>
-        <w:t>Clients.ClientID</w:t>
-      </w:r>
-      <w:proofErr w:type="spellEnd"/>
-      <w:r>
-        <w:rPr>
-          <w:bCs/>
-          <w:w w:val="120"/>
-          <w:sz w:val="24"/>
-        </w:rPr>
-        <w:t>.</w:t>
-      </w:r>
-    </w:p>
-    <w:p>
-      <w:pPr>
-        <w:pStyle w:val="a4"/>
-        <w:numPr>
-          <w:ilvl w:val="0"/>
-          <w:numId w:val="2"/>
-        </w:numPr>
+        <w:spacing w:before="62" w:line="259" w:lineRule="auto"/>
+        <w:ind w:right="151"/>
+        <w:rPr>
+          <w:bCs/>
+          <w:sz w:val="24"/>
+        </w:rPr>
+      </w:pPr>
+      <w:r>
+        <w:rPr>
+          <w:bCs/>
+          <w:sz w:val="24"/>
+        </w:rPr>
+        <w:t xml:space="preserve">  </w:t>
+      </w:r>
+      <w:r>
+        <w:rPr>
+          <w:bCs/>
+          <w:sz w:val="24"/>
+        </w:rPr>
+        <w:t>- ClassSessions.TrainerID является внешним ключом, который ссылается на Trainers.TrainerID.</w:t>
+      </w:r>
+    </w:p>
+    <w:p>
+      <w:pPr>
         <w:tabs>
           <w:tab w:val="left" w:pos="1006"/>
-          <w:tab w:val="left" w:pos="1463"/>
         </w:tabs>
-        <w:spacing w:before="35" w:line="259" w:lineRule="auto"/>
-        <w:ind w:left="1463" w:right="249" w:hanging="720"/>
-        <w:rPr>
-          <w:bCs/>
-          <w:sz w:val="24"/>
-        </w:rPr>
-      </w:pPr>
-      <w:proofErr w:type="spellStart"/>
-      <w:r>
-        <w:rPr>
-          <w:bCs/>
-          <w:sz w:val="24"/>
-        </w:rPr>
-        <w:t>Clients</w:t>
-      </w:r>
-      <w:proofErr w:type="spellEnd"/>
-      <w:r>
-        <w:rPr>
-          <w:bCs/>
-          <w:sz w:val="24"/>
-        </w:rPr>
-        <w:t xml:space="preserve"> и </w:t>
-      </w:r>
-      <w:proofErr w:type="spellStart"/>
-      <w:r>
-        <w:rPr>
-          <w:bCs/>
-          <w:sz w:val="24"/>
-        </w:rPr>
-        <w:t>GroupClasses</w:t>
-      </w:r>
-      <w:proofErr w:type="spellEnd"/>
-      <w:r>
-        <w:rPr>
-          <w:bCs/>
-          <w:sz w:val="24"/>
-        </w:rPr>
-        <w:t xml:space="preserve"> (Многие-ко-Многим): Один клиент может записаться</w:t>
-      </w:r>
-      <w:r>
-        <w:rPr>
-          <w:bCs/>
-          <w:spacing w:val="-11"/>
-          <w:sz w:val="24"/>
-        </w:rPr>
-        <w:t xml:space="preserve"> </w:t>
-      </w:r>
-      <w:r>
-        <w:rPr>
-          <w:bCs/>
-          <w:sz w:val="24"/>
-        </w:rPr>
-        <w:t>на</w:t>
-      </w:r>
-      <w:r>
-        <w:rPr>
-          <w:bCs/>
-          <w:spacing w:val="-11"/>
-          <w:sz w:val="24"/>
-        </w:rPr>
-        <w:t xml:space="preserve"> </w:t>
-      </w:r>
-      <w:r>
-        <w:rPr>
-          <w:bCs/>
-          <w:sz w:val="24"/>
-        </w:rPr>
-        <w:t>несколько</w:t>
-      </w:r>
-      <w:r>
-        <w:rPr>
-          <w:bCs/>
-          <w:spacing w:val="-11"/>
-          <w:sz w:val="24"/>
-        </w:rPr>
-        <w:t xml:space="preserve"> </w:t>
-      </w:r>
-      <w:r>
-        <w:rPr>
-          <w:bCs/>
-          <w:sz w:val="24"/>
-        </w:rPr>
-        <w:t>групповых</w:t>
-      </w:r>
-      <w:r>
-        <w:rPr>
-          <w:bCs/>
-          <w:spacing w:val="-11"/>
-          <w:sz w:val="24"/>
-        </w:rPr>
-        <w:t xml:space="preserve"> </w:t>
-      </w:r>
-      <w:r>
-        <w:rPr>
-          <w:bCs/>
-          <w:sz w:val="24"/>
-        </w:rPr>
-        <w:t>занятий.</w:t>
-      </w:r>
-      <w:r>
-        <w:rPr>
-          <w:bCs/>
-          <w:spacing w:val="-11"/>
-          <w:sz w:val="24"/>
-        </w:rPr>
-        <w:t xml:space="preserve"> </w:t>
-      </w:r>
-      <w:r>
-        <w:rPr>
-          <w:bCs/>
-          <w:sz w:val="24"/>
-        </w:rPr>
-        <w:t>Одно</w:t>
-      </w:r>
-      <w:r>
-        <w:rPr>
-          <w:bCs/>
-          <w:spacing w:val="-11"/>
-          <w:sz w:val="24"/>
-        </w:rPr>
-        <w:t xml:space="preserve"> </w:t>
-      </w:r>
-      <w:r>
-        <w:rPr>
-          <w:bCs/>
-          <w:sz w:val="24"/>
-        </w:rPr>
-        <w:t>занятие</w:t>
-      </w:r>
-      <w:r>
-        <w:rPr>
-          <w:bCs/>
-          <w:spacing w:val="-11"/>
-          <w:sz w:val="24"/>
-        </w:rPr>
-        <w:t xml:space="preserve"> </w:t>
-      </w:r>
-      <w:r>
-        <w:rPr>
-          <w:bCs/>
-          <w:sz w:val="24"/>
-        </w:rPr>
-        <w:t>также</w:t>
-      </w:r>
-      <w:r>
-        <w:rPr>
-          <w:bCs/>
-          <w:spacing w:val="-11"/>
-          <w:sz w:val="24"/>
-        </w:rPr>
-        <w:t xml:space="preserve"> </w:t>
-      </w:r>
-      <w:r>
-        <w:rPr>
-          <w:bCs/>
-          <w:sz w:val="24"/>
-        </w:rPr>
-        <w:t xml:space="preserve">может иметь несколько клиентов. Для реализации этой связи используется таблица </w:t>
-      </w:r>
-      <w:proofErr w:type="spellStart"/>
-      <w:r>
-        <w:rPr>
-          <w:bCs/>
-          <w:sz w:val="24"/>
-        </w:rPr>
-        <w:t>Bookings</w:t>
-      </w:r>
-      <w:proofErr w:type="spellEnd"/>
-      <w:r>
-        <w:rPr>
-          <w:bCs/>
-          <w:sz w:val="24"/>
-        </w:rPr>
-        <w:t>.</w:t>
-      </w:r>
-    </w:p>
-    <w:p>
-      <w:pPr>
-        <w:pStyle w:val="a4"/>
-        <w:numPr>
-          <w:ilvl w:val="0"/>
-          <w:numId w:val="1"/>
-        </w:numPr>
+        <w:spacing w:before="62" w:line="259" w:lineRule="auto"/>
+        <w:ind w:right="151"/>
+        <w:rPr>
+          <w:bCs/>
+          <w:sz w:val="24"/>
+        </w:rPr>
+      </w:pPr>
+      <w:r>
+        <w:rPr>
+          <w:bCs/>
+          <w:sz w:val="24"/>
+        </w:rPr>
+        <w:t xml:space="preserve"> </w:t>
+      </w:r>
+      <w:r>
+        <w:rPr>
+          <w:bCs/>
+          <w:sz w:val="24"/>
+        </w:rPr>
+        <w:t>Classes и ClassSessions (Один-ко-Многим): Один вид занятия может иметь множество сеансов в разное время и с разными тренерами. Каждый сеанс относится только к одному виду занятия.</w:t>
+      </w:r>
+    </w:p>
+    <w:p>
+      <w:pPr>
         <w:tabs>
-          <w:tab w:val="left" w:pos="1801"/>
+          <w:tab w:val="left" w:pos="1006"/>
         </w:tabs>
-        <w:spacing w:before="53" w:line="225" w:lineRule="auto"/>
-        <w:ind w:right="1075"/>
-        <w:rPr>
-          <w:bCs/>
-          <w:sz w:val="24"/>
-        </w:rPr>
-      </w:pPr>
-      <w:proofErr w:type="spellStart"/>
-      <w:r>
-        <w:rPr>
-          <w:rFonts w:ascii="Trebuchet MS" w:hAnsi="Trebuchet MS"/>
-          <w:bCs/>
-          <w:sz w:val="24"/>
-        </w:rPr>
-        <w:t>Bookings.ClientID</w:t>
-      </w:r>
-      <w:proofErr w:type="spellEnd"/>
-      <w:r>
-        <w:rPr>
-          <w:rFonts w:ascii="Trebuchet MS" w:hAnsi="Trebuchet MS"/>
-          <w:bCs/>
-          <w:spacing w:val="40"/>
-          <w:sz w:val="24"/>
-        </w:rPr>
-        <w:t xml:space="preserve"> </w:t>
-      </w:r>
-      <w:r>
-        <w:rPr>
-          <w:bCs/>
-          <w:sz w:val="24"/>
-        </w:rPr>
-        <w:t>является</w:t>
-      </w:r>
-      <w:r>
-        <w:rPr>
-          <w:bCs/>
-          <w:spacing w:val="40"/>
-          <w:sz w:val="24"/>
-        </w:rPr>
-        <w:t xml:space="preserve"> </w:t>
-      </w:r>
-      <w:r>
-        <w:rPr>
-          <w:bCs/>
-          <w:sz w:val="24"/>
-        </w:rPr>
-        <w:t>внешним</w:t>
-      </w:r>
-      <w:r>
-        <w:rPr>
-          <w:bCs/>
-          <w:spacing w:val="40"/>
-          <w:sz w:val="24"/>
-        </w:rPr>
-        <w:t xml:space="preserve"> </w:t>
-      </w:r>
-      <w:r>
-        <w:rPr>
-          <w:bCs/>
-          <w:sz w:val="24"/>
-        </w:rPr>
-        <w:t>ключом,</w:t>
-      </w:r>
-      <w:r>
-        <w:rPr>
-          <w:bCs/>
-          <w:spacing w:val="40"/>
-          <w:sz w:val="24"/>
-        </w:rPr>
-        <w:t xml:space="preserve"> </w:t>
-      </w:r>
-      <w:r>
-        <w:rPr>
-          <w:bCs/>
-          <w:sz w:val="24"/>
-        </w:rPr>
-        <w:t>который</w:t>
-      </w:r>
-      <w:r>
-        <w:rPr>
-          <w:bCs/>
-          <w:spacing w:val="40"/>
-          <w:w w:val="110"/>
-          <w:sz w:val="24"/>
-        </w:rPr>
-        <w:t xml:space="preserve"> </w:t>
-      </w:r>
-      <w:r>
-        <w:rPr>
-          <w:bCs/>
-          <w:w w:val="110"/>
-          <w:sz w:val="24"/>
-        </w:rPr>
-        <w:t xml:space="preserve">ссылается </w:t>
-      </w:r>
-      <w:r>
-        <w:rPr>
-          <w:bCs/>
-          <w:w w:val="120"/>
-          <w:sz w:val="24"/>
-        </w:rPr>
-        <w:t xml:space="preserve">на </w:t>
-      </w:r>
-      <w:proofErr w:type="spellStart"/>
-      <w:r>
-        <w:rPr>
-          <w:rFonts w:ascii="Trebuchet MS" w:hAnsi="Trebuchet MS"/>
-          <w:bCs/>
-          <w:w w:val="120"/>
-          <w:sz w:val="24"/>
-        </w:rPr>
-        <w:t>Clients.ClientID</w:t>
-      </w:r>
-      <w:proofErr w:type="spellEnd"/>
-      <w:r>
-        <w:rPr>
-          <w:bCs/>
-          <w:w w:val="120"/>
-          <w:sz w:val="24"/>
-        </w:rPr>
-        <w:t>.</w:t>
-      </w:r>
-    </w:p>
-    <w:p>
-      <w:pPr>
-        <w:pStyle w:val="a4"/>
-        <w:numPr>
-          <w:ilvl w:val="0"/>
-          <w:numId w:val="1"/>
-        </w:numPr>
+        <w:spacing w:before="62" w:line="259" w:lineRule="auto"/>
+        <w:ind w:right="151"/>
+        <w:rPr>
+          <w:bCs/>
+          <w:sz w:val="24"/>
+        </w:rPr>
+      </w:pPr>
+      <w:r>
+        <w:rPr>
+          <w:bCs/>
+          <w:sz w:val="24"/>
+        </w:rPr>
+        <w:t xml:space="preserve">  - </w:t>
+      </w:r>
+      <w:r>
+        <w:rPr>
+          <w:bCs/>
+          <w:sz w:val="24"/>
+        </w:rPr>
+        <w:t>ClassSessions.ClassID является внешним ключом, который ссылается на Classes.ClassID.</w:t>
+      </w:r>
+    </w:p>
+    <w:p>
+      <w:pPr>
         <w:tabs>
-          <w:tab w:val="left" w:pos="1801"/>
+          <w:tab w:val="left" w:pos="1006"/>
         </w:tabs>
-        <w:spacing w:before="57" w:line="225" w:lineRule="auto"/>
-        <w:ind w:right="125"/>
-        <w:rPr>
-          <w:bCs/>
-          <w:sz w:val="24"/>
-        </w:rPr>
-      </w:pPr>
-      <w:proofErr w:type="spellStart"/>
-      <w:r>
-        <w:rPr>
-          <w:rFonts w:ascii="Trebuchet MS" w:hAnsi="Trebuchet MS"/>
-          <w:bCs/>
-          <w:sz w:val="24"/>
-        </w:rPr>
-        <w:t>Bookings.ClassID</w:t>
-      </w:r>
-      <w:proofErr w:type="spellEnd"/>
-      <w:r>
-        <w:rPr>
-          <w:rFonts w:ascii="Trebuchet MS" w:hAnsi="Trebuchet MS"/>
-          <w:bCs/>
-          <w:spacing w:val="40"/>
-          <w:sz w:val="24"/>
-        </w:rPr>
-        <w:t xml:space="preserve"> </w:t>
-      </w:r>
-      <w:r>
-        <w:rPr>
-          <w:bCs/>
-          <w:sz w:val="24"/>
-        </w:rPr>
-        <w:t>является</w:t>
-      </w:r>
-      <w:r>
-        <w:rPr>
-          <w:bCs/>
-          <w:spacing w:val="40"/>
-          <w:sz w:val="24"/>
-        </w:rPr>
-        <w:t xml:space="preserve"> </w:t>
-      </w:r>
-      <w:r>
-        <w:rPr>
-          <w:bCs/>
-          <w:sz w:val="24"/>
-        </w:rPr>
-        <w:t>внешним</w:t>
-      </w:r>
-      <w:r>
-        <w:rPr>
-          <w:bCs/>
-          <w:spacing w:val="40"/>
-          <w:sz w:val="24"/>
-        </w:rPr>
-        <w:t xml:space="preserve"> </w:t>
-      </w:r>
-      <w:r>
-        <w:rPr>
-          <w:bCs/>
-          <w:sz w:val="24"/>
-        </w:rPr>
-        <w:t>ключом,</w:t>
-      </w:r>
-      <w:r>
-        <w:rPr>
-          <w:bCs/>
-          <w:spacing w:val="40"/>
-          <w:sz w:val="24"/>
-        </w:rPr>
-        <w:t xml:space="preserve"> </w:t>
-      </w:r>
-      <w:r>
-        <w:rPr>
-          <w:bCs/>
-          <w:sz w:val="24"/>
-        </w:rPr>
-        <w:t>который</w:t>
-      </w:r>
-      <w:r>
-        <w:rPr>
-          <w:bCs/>
-          <w:spacing w:val="40"/>
-          <w:sz w:val="24"/>
-        </w:rPr>
-        <w:t xml:space="preserve"> </w:t>
-      </w:r>
-      <w:r>
-        <w:rPr>
-          <w:bCs/>
-          <w:sz w:val="24"/>
-        </w:rPr>
-        <w:t xml:space="preserve">ссылается </w:t>
-      </w:r>
-      <w:r>
-        <w:rPr>
-          <w:bCs/>
-          <w:w w:val="110"/>
-          <w:sz w:val="24"/>
-        </w:rPr>
-        <w:t xml:space="preserve">на </w:t>
-      </w:r>
-      <w:proofErr w:type="spellStart"/>
-      <w:r>
-        <w:rPr>
-          <w:rFonts w:ascii="Trebuchet MS" w:hAnsi="Trebuchet MS"/>
-          <w:bCs/>
-          <w:w w:val="110"/>
-          <w:sz w:val="24"/>
-        </w:rPr>
-        <w:t>GroupClasses.ClassID</w:t>
-      </w:r>
-      <w:proofErr w:type="spellEnd"/>
-      <w:r>
-        <w:rPr>
-          <w:bCs/>
-          <w:w w:val="110"/>
-          <w:sz w:val="24"/>
-        </w:rPr>
-        <w:t>.</w:t>
+        <w:spacing w:before="62" w:line="259" w:lineRule="auto"/>
+        <w:ind w:right="151"/>
+        <w:rPr>
+          <w:bCs/>
+          <w:sz w:val="24"/>
+        </w:rPr>
+      </w:pPr>
+      <w:r>
+        <w:rPr>
+          <w:bCs/>
+          <w:sz w:val="24"/>
+        </w:rPr>
+        <w:t>Clients и Memberships (Один-ко-Многим): Один клиент может иметь несколько абонементов за период посещения клуба. Каждый абонемент принадлежит одному клиенту.</w:t>
+      </w:r>
+    </w:p>
+    <w:p>
+      <w:pPr>
+        <w:tabs>
+          <w:tab w:val="left" w:pos="1006"/>
+        </w:tabs>
+        <w:spacing w:before="62" w:line="259" w:lineRule="auto"/>
+        <w:ind w:right="151"/>
+        <w:rPr>
+          <w:bCs/>
+          <w:sz w:val="24"/>
+        </w:rPr>
+      </w:pPr>
+      <w:r>
+        <w:rPr>
+          <w:bCs/>
+          <w:sz w:val="24"/>
+        </w:rPr>
+        <w:t xml:space="preserve">  - </w:t>
+      </w:r>
+      <w:r>
+        <w:rPr>
+          <w:bCs/>
+          <w:sz w:val="24"/>
+        </w:rPr>
+        <w:t>Memberships.ClientID является внешним ключом, который ссылается на Clients.ClientID.</w:t>
+      </w:r>
+    </w:p>
+    <w:p>
+      <w:pPr>
+        <w:tabs>
+          <w:tab w:val="left" w:pos="1006"/>
+        </w:tabs>
+        <w:spacing w:before="62" w:line="259" w:lineRule="auto"/>
+        <w:ind w:right="151"/>
+        <w:rPr>
+          <w:bCs/>
+          <w:sz w:val="24"/>
+        </w:rPr>
+      </w:pPr>
+      <w:r>
+        <w:rPr>
+          <w:bCs/>
+          <w:sz w:val="24"/>
+        </w:rPr>
+        <w:t>MembershipTypes и Memberships (Один-ко-Многим): Один тип абонемента может использоваться в нескольких абонементах клиентов. Каждый абонемент имеет ровно один тип.</w:t>
+      </w:r>
+    </w:p>
+    <w:p>
+      <w:pPr>
+        <w:tabs>
+          <w:tab w:val="left" w:pos="1006"/>
+        </w:tabs>
+        <w:spacing w:before="62" w:line="259" w:lineRule="auto"/>
+        <w:ind w:right="151"/>
+        <w:rPr>
+          <w:bCs/>
+          <w:sz w:val="24"/>
+        </w:rPr>
+      </w:pPr>
+      <w:r>
+        <w:rPr>
+          <w:bCs/>
+          <w:sz w:val="24"/>
+        </w:rPr>
+        <w:t xml:space="preserve">  - </w:t>
+      </w:r>
+      <w:r>
+        <w:rPr>
+          <w:bCs/>
+          <w:sz w:val="24"/>
+        </w:rPr>
+        <w:t>Memberships.MembershipTypeID является внешним ключом, который ссылается на MembershipTypes.MembershipTypeID.</w:t>
+      </w:r>
+    </w:p>
+    <w:p>
+      <w:pPr>
+        <w:tabs>
+          <w:tab w:val="left" w:pos="1006"/>
+        </w:tabs>
+        <w:spacing w:before="62" w:line="259" w:lineRule="auto"/>
+        <w:ind w:right="151"/>
+        <w:rPr>
+          <w:bCs/>
+          <w:sz w:val="24"/>
+        </w:rPr>
+      </w:pPr>
+      <w:r>
+        <w:rPr>
+          <w:bCs/>
+          <w:sz w:val="24"/>
+        </w:rPr>
+        <w:t>Clients и ClassSessions (Многие-ко-Многим): Один клиент может записаться на несколько сеансов занятий. Один сеанс также может иметь несколько клиентов. Для реализации этой связи используется таблица Bookings.</w:t>
+      </w:r>
+    </w:p>
+    <w:p>
+      <w:pPr>
+        <w:tabs>
+          <w:tab w:val="left" w:pos="1006"/>
+        </w:tabs>
+        <w:spacing w:before="62" w:line="259" w:lineRule="auto"/>
+        <w:ind w:right="151"/>
+        <w:rPr>
+          <w:bCs/>
+          <w:sz w:val="24"/>
+        </w:rPr>
+      </w:pPr>
+      <w:r>
+        <w:rPr>
+          <w:bCs/>
+          <w:sz w:val="24"/>
+        </w:rPr>
+        <w:t xml:space="preserve">  - </w:t>
+      </w:r>
+      <w:r>
+        <w:rPr>
+          <w:bCs/>
+          <w:sz w:val="24"/>
+        </w:rPr>
+        <w:t>Bookings.ClientID является внешним ключом, который ссылается на Clients.ClientID.</w:t>
+      </w:r>
+    </w:p>
+    <w:p>
+      <w:pPr>
+        <w:tabs>
+          <w:tab w:val="left" w:pos="1006"/>
+        </w:tabs>
+        <w:spacing w:before="62" w:line="259" w:lineRule="auto"/>
+        <w:ind w:right="151"/>
+        <w:rPr>
+          <w:bCs/>
+          <w:sz w:val="24"/>
+        </w:rPr>
+      </w:pPr>
+      <w:r>
+        <w:rPr>
+          <w:bCs/>
+          <w:sz w:val="24"/>
+        </w:rPr>
+        <w:t xml:space="preserve">  - </w:t>
+      </w:r>
+      <w:r>
+        <w:rPr>
+          <w:bCs/>
+          <w:sz w:val="24"/>
+        </w:rPr>
+        <w:t>Bookings.SessionID является внешним ключом, который ссылается на ClassSessions.SessionID.</w:t>
       </w:r>
     </w:p>
     <w:sectPr>
@@ -7574,6 +6156,345 @@
 <file path=word/numbering.xml><?xml version="1.0" encoding="utf-8"?>
 <w:numbering xmlns:wpc="http://schemas.microsoft.com/office/word/2010/wordprocessingCanvas" xmlns:cx="http://schemas.microsoft.com/office/drawing/2014/chartex" xmlns:cx1="http://schemas.microsoft.com/office/drawing/2015/9/8/chartex" xmlns:cx2="http://schemas.microsoft.com/office/drawing/2015/10/21/chartex" xmlns:cx3="http://schemas.microsoft.com/office/drawing/2016/5/9/chartex" xmlns:cx4="http://schemas.microsoft.com/office/drawing/2016/5/10/chartex" xmlns:cx5="http://schemas.microsoft.com/office/drawing/2016/5/11/chartex" xmlns:cx6="http://schemas.microsoft.com/office/drawing/2016/5/12/chartex" xmlns:cx7="http://schemas.microsoft.com/office/drawing/2016/5/13/chartex" xmlns:cx8="http://schemas.microsoft.com/office/drawing/2016/5/14/chartex" xmlns:mc="http://schemas.openxmlformats.org/markup-compatibility/2006" xmlns:aink="http://schemas.microsoft.com/office/drawing/2016/ink" xmlns:am3d="http://schemas.microsoft.com/office/drawing/2017/model3d" xmlns:o="urn:schemas-microsoft-com:office:office" xmlns:r="http://schemas.openxmlformats.org/officeDocument/2006/relationships" xmlns:m="http://schemas.openxmlformats.org/officeDocument/2006/math" xmlns:v="urn:schemas-microsoft-com:vml" xmlns:wp14="http://schemas.microsoft.com/office/word/2010/wordprocessingDrawing" xmlns:wp="http://schemas.openxmlformats.org/drawingml/2006/wordprocessingDrawing" xmlns:w10="urn:schemas-microsoft-com:office:word" xmlns:w="http://schemas.openxmlformats.org/wordprocessingml/2006/main" xmlns:w14="http://schemas.microsoft.com/office/word/2010/wordml" xmlns:w15="http://schemas.microsoft.com/office/word/2012/wordml" xmlns:w16cex="http://schemas.microsoft.com/office/word/2018/wordml/cex" xmlns:w16cid="http://schemas.microsoft.com/office/word/2016/wordml/cid" xmlns:w16="http://schemas.microsoft.com/office/word/2018/wordml" xmlns:w16sdtdh="http://schemas.microsoft.com/office/word/2020/wordml/sdtdatahash" xmlns:w16se="http://schemas.microsoft.com/office/word/2015/wordml/symex" xmlns:wpg="http://schemas.microsoft.com/office/word/2010/wordprocessingGroup" xmlns:wpi="http://schemas.microsoft.com/office/word/2010/wordprocessingInk" xmlns:wne="http://schemas.microsoft.com/office/word/2006/wordml" xmlns:wps="http://schemas.microsoft.com/office/word/2010/wordprocessingShape" mc:Ignorable="w14 w15 w16se w16cid w16 w16cex w16sdtdh wp14">
   <w:abstractNum w:abstractNumId="0" w15:restartNumberingAfterBreak="0">
+    <w:nsid w:val="090B0B71"/>
+    <w:multiLevelType w:val="hybridMultilevel"/>
+    <w:tmpl w:val="1CD8F348"/>
+    <w:lvl w:ilvl="0" w:tplc="08090005">
+      <w:start w:val="1"/>
+      <w:numFmt w:val="bullet"/>
+      <w:lvlText w:val=""/>
+      <w:lvlJc w:val="left"/>
+      <w:pPr>
+        <w:ind w:left="2770" w:hanging="360"/>
+      </w:pPr>
+      <w:rPr>
+        <w:rFonts w:ascii="Wingdings" w:hAnsi="Wingdings" w:hint="default"/>
+      </w:rPr>
+    </w:lvl>
+    <w:lvl w:ilvl="1" w:tplc="08090003" w:tentative="1">
+      <w:start w:val="1"/>
+      <w:numFmt w:val="bullet"/>
+      <w:lvlText w:val="o"/>
+      <w:lvlJc w:val="left"/>
+      <w:pPr>
+        <w:ind w:left="3490" w:hanging="360"/>
+      </w:pPr>
+      <w:rPr>
+        <w:rFonts w:ascii="Courier New" w:hAnsi="Courier New" w:cs="Courier New" w:hint="default"/>
+      </w:rPr>
+    </w:lvl>
+    <w:lvl w:ilvl="2" w:tplc="08090005" w:tentative="1">
+      <w:start w:val="1"/>
+      <w:numFmt w:val="bullet"/>
+      <w:lvlText w:val=""/>
+      <w:lvlJc w:val="left"/>
+      <w:pPr>
+        <w:ind w:left="4210" w:hanging="360"/>
+      </w:pPr>
+      <w:rPr>
+        <w:rFonts w:ascii="Wingdings" w:hAnsi="Wingdings" w:hint="default"/>
+      </w:rPr>
+    </w:lvl>
+    <w:lvl w:ilvl="3" w:tplc="08090001" w:tentative="1">
+      <w:start w:val="1"/>
+      <w:numFmt w:val="bullet"/>
+      <w:lvlText w:val=""/>
+      <w:lvlJc w:val="left"/>
+      <w:pPr>
+        <w:ind w:left="4930" w:hanging="360"/>
+      </w:pPr>
+      <w:rPr>
+        <w:rFonts w:ascii="Symbol" w:hAnsi="Symbol" w:hint="default"/>
+      </w:rPr>
+    </w:lvl>
+    <w:lvl w:ilvl="4" w:tplc="08090003" w:tentative="1">
+      <w:start w:val="1"/>
+      <w:numFmt w:val="bullet"/>
+      <w:lvlText w:val="o"/>
+      <w:lvlJc w:val="left"/>
+      <w:pPr>
+        <w:ind w:left="5650" w:hanging="360"/>
+      </w:pPr>
+      <w:rPr>
+        <w:rFonts w:ascii="Courier New" w:hAnsi="Courier New" w:cs="Courier New" w:hint="default"/>
+      </w:rPr>
+    </w:lvl>
+    <w:lvl w:ilvl="5" w:tplc="08090005" w:tentative="1">
+      <w:start w:val="1"/>
+      <w:numFmt w:val="bullet"/>
+      <w:lvlText w:val=""/>
+      <w:lvlJc w:val="left"/>
+      <w:pPr>
+        <w:ind w:left="6370" w:hanging="360"/>
+      </w:pPr>
+      <w:rPr>
+        <w:rFonts w:ascii="Wingdings" w:hAnsi="Wingdings" w:hint="default"/>
+      </w:rPr>
+    </w:lvl>
+    <w:lvl w:ilvl="6" w:tplc="08090001" w:tentative="1">
+      <w:start w:val="1"/>
+      <w:numFmt w:val="bullet"/>
+      <w:lvlText w:val=""/>
+      <w:lvlJc w:val="left"/>
+      <w:pPr>
+        <w:ind w:left="7090" w:hanging="360"/>
+      </w:pPr>
+      <w:rPr>
+        <w:rFonts w:ascii="Symbol" w:hAnsi="Symbol" w:hint="default"/>
+      </w:rPr>
+    </w:lvl>
+    <w:lvl w:ilvl="7" w:tplc="08090003" w:tentative="1">
+      <w:start w:val="1"/>
+      <w:numFmt w:val="bullet"/>
+      <w:lvlText w:val="o"/>
+      <w:lvlJc w:val="left"/>
+      <w:pPr>
+        <w:ind w:left="7810" w:hanging="360"/>
+      </w:pPr>
+      <w:rPr>
+        <w:rFonts w:ascii="Courier New" w:hAnsi="Courier New" w:cs="Courier New" w:hint="default"/>
+      </w:rPr>
+    </w:lvl>
+    <w:lvl w:ilvl="8" w:tplc="08090005" w:tentative="1">
+      <w:start w:val="1"/>
+      <w:numFmt w:val="bullet"/>
+      <w:lvlText w:val=""/>
+      <w:lvlJc w:val="left"/>
+      <w:pPr>
+        <w:ind w:left="8530" w:hanging="360"/>
+      </w:pPr>
+      <w:rPr>
+        <w:rFonts w:ascii="Wingdings" w:hAnsi="Wingdings" w:hint="default"/>
+      </w:rPr>
+    </w:lvl>
+  </w:abstractNum>
+  <w:abstractNum w:abstractNumId="1" w15:restartNumberingAfterBreak="0">
+    <w:nsid w:val="10BB1342"/>
+    <w:multiLevelType w:val="hybridMultilevel"/>
+    <w:tmpl w:val="A388471E"/>
+    <w:lvl w:ilvl="0" w:tplc="08090005">
+      <w:start w:val="1"/>
+      <w:numFmt w:val="bullet"/>
+      <w:lvlText w:val=""/>
+      <w:lvlJc w:val="left"/>
+      <w:pPr>
+        <w:ind w:left="2770" w:hanging="360"/>
+      </w:pPr>
+      <w:rPr>
+        <w:rFonts w:ascii="Wingdings" w:hAnsi="Wingdings" w:hint="default"/>
+      </w:rPr>
+    </w:lvl>
+    <w:lvl w:ilvl="1" w:tplc="08090003" w:tentative="1">
+      <w:start w:val="1"/>
+      <w:numFmt w:val="bullet"/>
+      <w:lvlText w:val="o"/>
+      <w:lvlJc w:val="left"/>
+      <w:pPr>
+        <w:ind w:left="3490" w:hanging="360"/>
+      </w:pPr>
+      <w:rPr>
+        <w:rFonts w:ascii="Courier New" w:hAnsi="Courier New" w:cs="Courier New" w:hint="default"/>
+      </w:rPr>
+    </w:lvl>
+    <w:lvl w:ilvl="2" w:tplc="08090005" w:tentative="1">
+      <w:start w:val="1"/>
+      <w:numFmt w:val="bullet"/>
+      <w:lvlText w:val=""/>
+      <w:lvlJc w:val="left"/>
+      <w:pPr>
+        <w:ind w:left="4210" w:hanging="360"/>
+      </w:pPr>
+      <w:rPr>
+        <w:rFonts w:ascii="Wingdings" w:hAnsi="Wingdings" w:hint="default"/>
+      </w:rPr>
+    </w:lvl>
+    <w:lvl w:ilvl="3" w:tplc="08090001" w:tentative="1">
+      <w:start w:val="1"/>
+      <w:numFmt w:val="bullet"/>
+      <w:lvlText w:val=""/>
+      <w:lvlJc w:val="left"/>
+      <w:pPr>
+        <w:ind w:left="4930" w:hanging="360"/>
+      </w:pPr>
+      <w:rPr>
+        <w:rFonts w:ascii="Symbol" w:hAnsi="Symbol" w:hint="default"/>
+      </w:rPr>
+    </w:lvl>
+    <w:lvl w:ilvl="4" w:tplc="08090003" w:tentative="1">
+      <w:start w:val="1"/>
+      <w:numFmt w:val="bullet"/>
+      <w:lvlText w:val="o"/>
+      <w:lvlJc w:val="left"/>
+      <w:pPr>
+        <w:ind w:left="5650" w:hanging="360"/>
+      </w:pPr>
+      <w:rPr>
+        <w:rFonts w:ascii="Courier New" w:hAnsi="Courier New" w:cs="Courier New" w:hint="default"/>
+      </w:rPr>
+    </w:lvl>
+    <w:lvl w:ilvl="5" w:tplc="08090005" w:tentative="1">
+      <w:start w:val="1"/>
+      <w:numFmt w:val="bullet"/>
+      <w:lvlText w:val=""/>
+      <w:lvlJc w:val="left"/>
+      <w:pPr>
+        <w:ind w:left="6370" w:hanging="360"/>
+      </w:pPr>
+      <w:rPr>
+        <w:rFonts w:ascii="Wingdings" w:hAnsi="Wingdings" w:hint="default"/>
+      </w:rPr>
+    </w:lvl>
+    <w:lvl w:ilvl="6" w:tplc="08090001" w:tentative="1">
+      <w:start w:val="1"/>
+      <w:numFmt w:val="bullet"/>
+      <w:lvlText w:val=""/>
+      <w:lvlJc w:val="left"/>
+      <w:pPr>
+        <w:ind w:left="7090" w:hanging="360"/>
+      </w:pPr>
+      <w:rPr>
+        <w:rFonts w:ascii="Symbol" w:hAnsi="Symbol" w:hint="default"/>
+      </w:rPr>
+    </w:lvl>
+    <w:lvl w:ilvl="7" w:tplc="08090003" w:tentative="1">
+      <w:start w:val="1"/>
+      <w:numFmt w:val="bullet"/>
+      <w:lvlText w:val="o"/>
+      <w:lvlJc w:val="left"/>
+      <w:pPr>
+        <w:ind w:left="7810" w:hanging="360"/>
+      </w:pPr>
+      <w:rPr>
+        <w:rFonts w:ascii="Courier New" w:hAnsi="Courier New" w:cs="Courier New" w:hint="default"/>
+      </w:rPr>
+    </w:lvl>
+    <w:lvl w:ilvl="8" w:tplc="08090005" w:tentative="1">
+      <w:start w:val="1"/>
+      <w:numFmt w:val="bullet"/>
+      <w:lvlText w:val=""/>
+      <w:lvlJc w:val="left"/>
+      <w:pPr>
+        <w:ind w:left="8530" w:hanging="360"/>
+      </w:pPr>
+      <w:rPr>
+        <w:rFonts w:ascii="Wingdings" w:hAnsi="Wingdings" w:hint="default"/>
+      </w:rPr>
+    </w:lvl>
+  </w:abstractNum>
+  <w:abstractNum w:abstractNumId="2" w15:restartNumberingAfterBreak="0">
+    <w:nsid w:val="10DB496A"/>
+    <w:multiLevelType w:val="hybridMultilevel"/>
+    <w:tmpl w:val="57BEAF1E"/>
+    <w:lvl w:ilvl="0" w:tplc="08090003">
+      <w:start w:val="1"/>
+      <w:numFmt w:val="bullet"/>
+      <w:lvlText w:val="o"/>
+      <w:lvlJc w:val="left"/>
+      <w:pPr>
+        <w:ind w:left="1494" w:hanging="360"/>
+      </w:pPr>
+      <w:rPr>
+        <w:rFonts w:ascii="Courier New" w:hAnsi="Courier New" w:cs="Courier New" w:hint="default"/>
+      </w:rPr>
+    </w:lvl>
+    <w:lvl w:ilvl="1" w:tplc="08090003" w:tentative="1">
+      <w:start w:val="1"/>
+      <w:numFmt w:val="bullet"/>
+      <w:lvlText w:val="o"/>
+      <w:lvlJc w:val="left"/>
+      <w:pPr>
+        <w:ind w:left="2214" w:hanging="360"/>
+      </w:pPr>
+      <w:rPr>
+        <w:rFonts w:ascii="Courier New" w:hAnsi="Courier New" w:cs="Courier New" w:hint="default"/>
+      </w:rPr>
+    </w:lvl>
+    <w:lvl w:ilvl="2" w:tplc="08090005" w:tentative="1">
+      <w:start w:val="1"/>
+      <w:numFmt w:val="bullet"/>
+      <w:lvlText w:val=""/>
+      <w:lvlJc w:val="left"/>
+      <w:pPr>
+        <w:ind w:left="2934" w:hanging="360"/>
+      </w:pPr>
+      <w:rPr>
+        <w:rFonts w:ascii="Wingdings" w:hAnsi="Wingdings" w:hint="default"/>
+      </w:rPr>
+    </w:lvl>
+    <w:lvl w:ilvl="3" w:tplc="08090001" w:tentative="1">
+      <w:start w:val="1"/>
+      <w:numFmt w:val="bullet"/>
+      <w:lvlText w:val=""/>
+      <w:lvlJc w:val="left"/>
+      <w:pPr>
+        <w:ind w:left="3654" w:hanging="360"/>
+      </w:pPr>
+      <w:rPr>
+        <w:rFonts w:ascii="Symbol" w:hAnsi="Symbol" w:hint="default"/>
+      </w:rPr>
+    </w:lvl>
+    <w:lvl w:ilvl="4" w:tplc="08090003" w:tentative="1">
+      <w:start w:val="1"/>
+      <w:numFmt w:val="bullet"/>
+      <w:lvlText w:val="o"/>
+      <w:lvlJc w:val="left"/>
+      <w:pPr>
+        <w:ind w:left="4374" w:hanging="360"/>
+      </w:pPr>
+      <w:rPr>
+        <w:rFonts w:ascii="Courier New" w:hAnsi="Courier New" w:cs="Courier New" w:hint="default"/>
+      </w:rPr>
+    </w:lvl>
+    <w:lvl w:ilvl="5" w:tplc="08090005" w:tentative="1">
+      <w:start w:val="1"/>
+      <w:numFmt w:val="bullet"/>
+      <w:lvlText w:val=""/>
+      <w:lvlJc w:val="left"/>
+      <w:pPr>
+        <w:ind w:left="5094" w:hanging="360"/>
+      </w:pPr>
+      <w:rPr>
+        <w:rFonts w:ascii="Wingdings" w:hAnsi="Wingdings" w:hint="default"/>
+      </w:rPr>
+    </w:lvl>
+    <w:lvl w:ilvl="6" w:tplc="08090001" w:tentative="1">
+      <w:start w:val="1"/>
+      <w:numFmt w:val="bullet"/>
+      <w:lvlText w:val=""/>
+      <w:lvlJc w:val="left"/>
+      <w:pPr>
+        <w:ind w:left="5814" w:hanging="360"/>
+      </w:pPr>
+      <w:rPr>
+        <w:rFonts w:ascii="Symbol" w:hAnsi="Symbol" w:hint="default"/>
+      </w:rPr>
+    </w:lvl>
+    <w:lvl w:ilvl="7" w:tplc="08090003" w:tentative="1">
+      <w:start w:val="1"/>
+      <w:numFmt w:val="bullet"/>
+      <w:lvlText w:val="o"/>
+      <w:lvlJc w:val="left"/>
+      <w:pPr>
+        <w:ind w:left="6534" w:hanging="360"/>
+      </w:pPr>
+      <w:rPr>
+        <w:rFonts w:ascii="Courier New" w:hAnsi="Courier New" w:cs="Courier New" w:hint="default"/>
+      </w:rPr>
+    </w:lvl>
+    <w:lvl w:ilvl="8" w:tplc="08090005" w:tentative="1">
+      <w:start w:val="1"/>
+      <w:numFmt w:val="bullet"/>
+      <w:lvlText w:val=""/>
+      <w:lvlJc w:val="left"/>
+      <w:pPr>
+        <w:ind w:left="7254" w:hanging="360"/>
+      </w:pPr>
+      <w:rPr>
+        <w:rFonts w:ascii="Wingdings" w:hAnsi="Wingdings" w:hint="default"/>
+      </w:rPr>
+    </w:lvl>
+  </w:abstractNum>
+  <w:abstractNum w:abstractNumId="3" w15:restartNumberingAfterBreak="0">
     <w:nsid w:val="16340CED"/>
     <w:multiLevelType w:val="hybridMultilevel"/>
     <w:tmpl w:val="3E1AF648"/>
@@ -7694,7 +6615,459 @@
       </w:rPr>
     </w:lvl>
   </w:abstractNum>
-  <w:abstractNum w:abstractNumId="1" w15:restartNumberingAfterBreak="0">
+  <w:abstractNum w:abstractNumId="4" w15:restartNumberingAfterBreak="0">
+    <w:nsid w:val="1B623C91"/>
+    <w:multiLevelType w:val="hybridMultilevel"/>
+    <w:tmpl w:val="155836CC"/>
+    <w:lvl w:ilvl="0" w:tplc="08090005">
+      <w:start w:val="1"/>
+      <w:numFmt w:val="bullet"/>
+      <w:lvlText w:val=""/>
+      <w:lvlJc w:val="left"/>
+      <w:pPr>
+        <w:ind w:left="2770" w:hanging="360"/>
+      </w:pPr>
+      <w:rPr>
+        <w:rFonts w:ascii="Wingdings" w:hAnsi="Wingdings" w:hint="default"/>
+      </w:rPr>
+    </w:lvl>
+    <w:lvl w:ilvl="1" w:tplc="08090003" w:tentative="1">
+      <w:start w:val="1"/>
+      <w:numFmt w:val="bullet"/>
+      <w:lvlText w:val="o"/>
+      <w:lvlJc w:val="left"/>
+      <w:pPr>
+        <w:ind w:left="3490" w:hanging="360"/>
+      </w:pPr>
+      <w:rPr>
+        <w:rFonts w:ascii="Courier New" w:hAnsi="Courier New" w:cs="Courier New" w:hint="default"/>
+      </w:rPr>
+    </w:lvl>
+    <w:lvl w:ilvl="2" w:tplc="08090005" w:tentative="1">
+      <w:start w:val="1"/>
+      <w:numFmt w:val="bullet"/>
+      <w:lvlText w:val=""/>
+      <w:lvlJc w:val="left"/>
+      <w:pPr>
+        <w:ind w:left="4210" w:hanging="360"/>
+      </w:pPr>
+      <w:rPr>
+        <w:rFonts w:ascii="Wingdings" w:hAnsi="Wingdings" w:hint="default"/>
+      </w:rPr>
+    </w:lvl>
+    <w:lvl w:ilvl="3" w:tplc="08090001" w:tentative="1">
+      <w:start w:val="1"/>
+      <w:numFmt w:val="bullet"/>
+      <w:lvlText w:val=""/>
+      <w:lvlJc w:val="left"/>
+      <w:pPr>
+        <w:ind w:left="4930" w:hanging="360"/>
+      </w:pPr>
+      <w:rPr>
+        <w:rFonts w:ascii="Symbol" w:hAnsi="Symbol" w:hint="default"/>
+      </w:rPr>
+    </w:lvl>
+    <w:lvl w:ilvl="4" w:tplc="08090003" w:tentative="1">
+      <w:start w:val="1"/>
+      <w:numFmt w:val="bullet"/>
+      <w:lvlText w:val="o"/>
+      <w:lvlJc w:val="left"/>
+      <w:pPr>
+        <w:ind w:left="5650" w:hanging="360"/>
+      </w:pPr>
+      <w:rPr>
+        <w:rFonts w:ascii="Courier New" w:hAnsi="Courier New" w:cs="Courier New" w:hint="default"/>
+      </w:rPr>
+    </w:lvl>
+    <w:lvl w:ilvl="5" w:tplc="08090005" w:tentative="1">
+      <w:start w:val="1"/>
+      <w:numFmt w:val="bullet"/>
+      <w:lvlText w:val=""/>
+      <w:lvlJc w:val="left"/>
+      <w:pPr>
+        <w:ind w:left="6370" w:hanging="360"/>
+      </w:pPr>
+      <w:rPr>
+        <w:rFonts w:ascii="Wingdings" w:hAnsi="Wingdings" w:hint="default"/>
+      </w:rPr>
+    </w:lvl>
+    <w:lvl w:ilvl="6" w:tplc="08090001" w:tentative="1">
+      <w:start w:val="1"/>
+      <w:numFmt w:val="bullet"/>
+      <w:lvlText w:val=""/>
+      <w:lvlJc w:val="left"/>
+      <w:pPr>
+        <w:ind w:left="7090" w:hanging="360"/>
+      </w:pPr>
+      <w:rPr>
+        <w:rFonts w:ascii="Symbol" w:hAnsi="Symbol" w:hint="default"/>
+      </w:rPr>
+    </w:lvl>
+    <w:lvl w:ilvl="7" w:tplc="08090003" w:tentative="1">
+      <w:start w:val="1"/>
+      <w:numFmt w:val="bullet"/>
+      <w:lvlText w:val="o"/>
+      <w:lvlJc w:val="left"/>
+      <w:pPr>
+        <w:ind w:left="7810" w:hanging="360"/>
+      </w:pPr>
+      <w:rPr>
+        <w:rFonts w:ascii="Courier New" w:hAnsi="Courier New" w:cs="Courier New" w:hint="default"/>
+      </w:rPr>
+    </w:lvl>
+    <w:lvl w:ilvl="8" w:tplc="08090005" w:tentative="1">
+      <w:start w:val="1"/>
+      <w:numFmt w:val="bullet"/>
+      <w:lvlText w:val=""/>
+      <w:lvlJc w:val="left"/>
+      <w:pPr>
+        <w:ind w:left="8530" w:hanging="360"/>
+      </w:pPr>
+      <w:rPr>
+        <w:rFonts w:ascii="Wingdings" w:hAnsi="Wingdings" w:hint="default"/>
+      </w:rPr>
+    </w:lvl>
+  </w:abstractNum>
+  <w:abstractNum w:abstractNumId="5" w15:restartNumberingAfterBreak="0">
+    <w:nsid w:val="2456401C"/>
+    <w:multiLevelType w:val="hybridMultilevel"/>
+    <w:tmpl w:val="857EC932"/>
+    <w:lvl w:ilvl="0" w:tplc="08090003">
+      <w:start w:val="1"/>
+      <w:numFmt w:val="bullet"/>
+      <w:lvlText w:val="o"/>
+      <w:lvlJc w:val="left"/>
+      <w:pPr>
+        <w:ind w:left="720" w:hanging="360"/>
+      </w:pPr>
+      <w:rPr>
+        <w:rFonts w:ascii="Courier New" w:hAnsi="Courier New" w:cs="Courier New" w:hint="default"/>
+      </w:rPr>
+    </w:lvl>
+    <w:lvl w:ilvl="1" w:tplc="08090003" w:tentative="1">
+      <w:start w:val="1"/>
+      <w:numFmt w:val="bullet"/>
+      <w:lvlText w:val="o"/>
+      <w:lvlJc w:val="left"/>
+      <w:pPr>
+        <w:ind w:left="1440" w:hanging="360"/>
+      </w:pPr>
+      <w:rPr>
+        <w:rFonts w:ascii="Courier New" w:hAnsi="Courier New" w:cs="Courier New" w:hint="default"/>
+      </w:rPr>
+    </w:lvl>
+    <w:lvl w:ilvl="2" w:tplc="08090005" w:tentative="1">
+      <w:start w:val="1"/>
+      <w:numFmt w:val="bullet"/>
+      <w:lvlText w:val=""/>
+      <w:lvlJc w:val="left"/>
+      <w:pPr>
+        <w:ind w:left="2160" w:hanging="360"/>
+      </w:pPr>
+      <w:rPr>
+        <w:rFonts w:ascii="Wingdings" w:hAnsi="Wingdings" w:hint="default"/>
+      </w:rPr>
+    </w:lvl>
+    <w:lvl w:ilvl="3" w:tplc="08090001" w:tentative="1">
+      <w:start w:val="1"/>
+      <w:numFmt w:val="bullet"/>
+      <w:lvlText w:val=""/>
+      <w:lvlJc w:val="left"/>
+      <w:pPr>
+        <w:ind w:left="2880" w:hanging="360"/>
+      </w:pPr>
+      <w:rPr>
+        <w:rFonts w:ascii="Symbol" w:hAnsi="Symbol" w:hint="default"/>
+      </w:rPr>
+    </w:lvl>
+    <w:lvl w:ilvl="4" w:tplc="08090003" w:tentative="1">
+      <w:start w:val="1"/>
+      <w:numFmt w:val="bullet"/>
+      <w:lvlText w:val="o"/>
+      <w:lvlJc w:val="left"/>
+      <w:pPr>
+        <w:ind w:left="3600" w:hanging="360"/>
+      </w:pPr>
+      <w:rPr>
+        <w:rFonts w:ascii="Courier New" w:hAnsi="Courier New" w:cs="Courier New" w:hint="default"/>
+      </w:rPr>
+    </w:lvl>
+    <w:lvl w:ilvl="5" w:tplc="08090005" w:tentative="1">
+      <w:start w:val="1"/>
+      <w:numFmt w:val="bullet"/>
+      <w:lvlText w:val=""/>
+      <w:lvlJc w:val="left"/>
+      <w:pPr>
+        <w:ind w:left="4320" w:hanging="360"/>
+      </w:pPr>
+      <w:rPr>
+        <w:rFonts w:ascii="Wingdings" w:hAnsi="Wingdings" w:hint="default"/>
+      </w:rPr>
+    </w:lvl>
+    <w:lvl w:ilvl="6" w:tplc="08090001" w:tentative="1">
+      <w:start w:val="1"/>
+      <w:numFmt w:val="bullet"/>
+      <w:lvlText w:val=""/>
+      <w:lvlJc w:val="left"/>
+      <w:pPr>
+        <w:ind w:left="5040" w:hanging="360"/>
+      </w:pPr>
+      <w:rPr>
+        <w:rFonts w:ascii="Symbol" w:hAnsi="Symbol" w:hint="default"/>
+      </w:rPr>
+    </w:lvl>
+    <w:lvl w:ilvl="7" w:tplc="08090003" w:tentative="1">
+      <w:start w:val="1"/>
+      <w:numFmt w:val="bullet"/>
+      <w:lvlText w:val="o"/>
+      <w:lvlJc w:val="left"/>
+      <w:pPr>
+        <w:ind w:left="5760" w:hanging="360"/>
+      </w:pPr>
+      <w:rPr>
+        <w:rFonts w:ascii="Courier New" w:hAnsi="Courier New" w:cs="Courier New" w:hint="default"/>
+      </w:rPr>
+    </w:lvl>
+    <w:lvl w:ilvl="8" w:tplc="08090005" w:tentative="1">
+      <w:start w:val="1"/>
+      <w:numFmt w:val="bullet"/>
+      <w:lvlText w:val=""/>
+      <w:lvlJc w:val="left"/>
+      <w:pPr>
+        <w:ind w:left="6480" w:hanging="360"/>
+      </w:pPr>
+      <w:rPr>
+        <w:rFonts w:ascii="Wingdings" w:hAnsi="Wingdings" w:hint="default"/>
+      </w:rPr>
+    </w:lvl>
+  </w:abstractNum>
+  <w:abstractNum w:abstractNumId="6" w15:restartNumberingAfterBreak="0">
+    <w:nsid w:val="2FFE5D51"/>
+    <w:multiLevelType w:val="hybridMultilevel"/>
+    <w:tmpl w:val="A510E1B0"/>
+    <w:lvl w:ilvl="0" w:tplc="08090003">
+      <w:start w:val="1"/>
+      <w:numFmt w:val="bullet"/>
+      <w:lvlText w:val="o"/>
+      <w:lvlJc w:val="left"/>
+      <w:pPr>
+        <w:ind w:left="1463" w:hanging="360"/>
+      </w:pPr>
+      <w:rPr>
+        <w:rFonts w:ascii="Courier New" w:hAnsi="Courier New" w:cs="Courier New" w:hint="default"/>
+      </w:rPr>
+    </w:lvl>
+    <w:lvl w:ilvl="1" w:tplc="08090003" w:tentative="1">
+      <w:start w:val="1"/>
+      <w:numFmt w:val="bullet"/>
+      <w:lvlText w:val="o"/>
+      <w:lvlJc w:val="left"/>
+      <w:pPr>
+        <w:ind w:left="2183" w:hanging="360"/>
+      </w:pPr>
+      <w:rPr>
+        <w:rFonts w:ascii="Courier New" w:hAnsi="Courier New" w:cs="Courier New" w:hint="default"/>
+      </w:rPr>
+    </w:lvl>
+    <w:lvl w:ilvl="2" w:tplc="08090005" w:tentative="1">
+      <w:start w:val="1"/>
+      <w:numFmt w:val="bullet"/>
+      <w:lvlText w:val=""/>
+      <w:lvlJc w:val="left"/>
+      <w:pPr>
+        <w:ind w:left="2903" w:hanging="360"/>
+      </w:pPr>
+      <w:rPr>
+        <w:rFonts w:ascii="Wingdings" w:hAnsi="Wingdings" w:hint="default"/>
+      </w:rPr>
+    </w:lvl>
+    <w:lvl w:ilvl="3" w:tplc="08090001" w:tentative="1">
+      <w:start w:val="1"/>
+      <w:numFmt w:val="bullet"/>
+      <w:lvlText w:val=""/>
+      <w:lvlJc w:val="left"/>
+      <w:pPr>
+        <w:ind w:left="3623" w:hanging="360"/>
+      </w:pPr>
+      <w:rPr>
+        <w:rFonts w:ascii="Symbol" w:hAnsi="Symbol" w:hint="default"/>
+      </w:rPr>
+    </w:lvl>
+    <w:lvl w:ilvl="4" w:tplc="08090003" w:tentative="1">
+      <w:start w:val="1"/>
+      <w:numFmt w:val="bullet"/>
+      <w:lvlText w:val="o"/>
+      <w:lvlJc w:val="left"/>
+      <w:pPr>
+        <w:ind w:left="4343" w:hanging="360"/>
+      </w:pPr>
+      <w:rPr>
+        <w:rFonts w:ascii="Courier New" w:hAnsi="Courier New" w:cs="Courier New" w:hint="default"/>
+      </w:rPr>
+    </w:lvl>
+    <w:lvl w:ilvl="5" w:tplc="08090005" w:tentative="1">
+      <w:start w:val="1"/>
+      <w:numFmt w:val="bullet"/>
+      <w:lvlText w:val=""/>
+      <w:lvlJc w:val="left"/>
+      <w:pPr>
+        <w:ind w:left="5063" w:hanging="360"/>
+      </w:pPr>
+      <w:rPr>
+        <w:rFonts w:ascii="Wingdings" w:hAnsi="Wingdings" w:hint="default"/>
+      </w:rPr>
+    </w:lvl>
+    <w:lvl w:ilvl="6" w:tplc="08090001" w:tentative="1">
+      <w:start w:val="1"/>
+      <w:numFmt w:val="bullet"/>
+      <w:lvlText w:val=""/>
+      <w:lvlJc w:val="left"/>
+      <w:pPr>
+        <w:ind w:left="5783" w:hanging="360"/>
+      </w:pPr>
+      <w:rPr>
+        <w:rFonts w:ascii="Symbol" w:hAnsi="Symbol" w:hint="default"/>
+      </w:rPr>
+    </w:lvl>
+    <w:lvl w:ilvl="7" w:tplc="08090003" w:tentative="1">
+      <w:start w:val="1"/>
+      <w:numFmt w:val="bullet"/>
+      <w:lvlText w:val="o"/>
+      <w:lvlJc w:val="left"/>
+      <w:pPr>
+        <w:ind w:left="6503" w:hanging="360"/>
+      </w:pPr>
+      <w:rPr>
+        <w:rFonts w:ascii="Courier New" w:hAnsi="Courier New" w:cs="Courier New" w:hint="default"/>
+      </w:rPr>
+    </w:lvl>
+    <w:lvl w:ilvl="8" w:tplc="08090005" w:tentative="1">
+      <w:start w:val="1"/>
+      <w:numFmt w:val="bullet"/>
+      <w:lvlText w:val=""/>
+      <w:lvlJc w:val="left"/>
+      <w:pPr>
+        <w:ind w:left="7223" w:hanging="360"/>
+      </w:pPr>
+      <w:rPr>
+        <w:rFonts w:ascii="Wingdings" w:hAnsi="Wingdings" w:hint="default"/>
+      </w:rPr>
+    </w:lvl>
+  </w:abstractNum>
+  <w:abstractNum w:abstractNumId="7" w15:restartNumberingAfterBreak="0">
+    <w:nsid w:val="3235457B"/>
+    <w:multiLevelType w:val="hybridMultilevel"/>
+    <w:tmpl w:val="B694C7AC"/>
+    <w:lvl w:ilvl="0" w:tplc="08090005">
+      <w:start w:val="1"/>
+      <w:numFmt w:val="bullet"/>
+      <w:lvlText w:val=""/>
+      <w:lvlJc w:val="left"/>
+      <w:pPr>
+        <w:ind w:left="1463" w:hanging="360"/>
+      </w:pPr>
+      <w:rPr>
+        <w:rFonts w:ascii="Wingdings" w:hAnsi="Wingdings" w:hint="default"/>
+      </w:rPr>
+    </w:lvl>
+    <w:lvl w:ilvl="1" w:tplc="08090003" w:tentative="1">
+      <w:start w:val="1"/>
+      <w:numFmt w:val="bullet"/>
+      <w:lvlText w:val="o"/>
+      <w:lvlJc w:val="left"/>
+      <w:pPr>
+        <w:ind w:left="2183" w:hanging="360"/>
+      </w:pPr>
+      <w:rPr>
+        <w:rFonts w:ascii="Courier New" w:hAnsi="Courier New" w:cs="Courier New" w:hint="default"/>
+      </w:rPr>
+    </w:lvl>
+    <w:lvl w:ilvl="2" w:tplc="08090005" w:tentative="1">
+      <w:start w:val="1"/>
+      <w:numFmt w:val="bullet"/>
+      <w:lvlText w:val=""/>
+      <w:lvlJc w:val="left"/>
+      <w:pPr>
+        <w:ind w:left="2903" w:hanging="360"/>
+      </w:pPr>
+      <w:rPr>
+        <w:rFonts w:ascii="Wingdings" w:hAnsi="Wingdings" w:hint="default"/>
+      </w:rPr>
+    </w:lvl>
+    <w:lvl w:ilvl="3" w:tplc="08090005">
+      <w:start w:val="1"/>
+      <w:numFmt w:val="bullet"/>
+      <w:lvlText w:val=""/>
+      <w:lvlJc w:val="left"/>
+      <w:pPr>
+        <w:ind w:left="2770" w:hanging="360"/>
+      </w:pPr>
+      <w:rPr>
+        <w:rFonts w:ascii="Wingdings" w:hAnsi="Wingdings" w:hint="default"/>
+      </w:rPr>
+    </w:lvl>
+    <w:lvl w:ilvl="4" w:tplc="08090003" w:tentative="1">
+      <w:start w:val="1"/>
+      <w:numFmt w:val="bullet"/>
+      <w:lvlText w:val="o"/>
+      <w:lvlJc w:val="left"/>
+      <w:pPr>
+        <w:ind w:left="4343" w:hanging="360"/>
+      </w:pPr>
+      <w:rPr>
+        <w:rFonts w:ascii="Courier New" w:hAnsi="Courier New" w:cs="Courier New" w:hint="default"/>
+      </w:rPr>
+    </w:lvl>
+    <w:lvl w:ilvl="5" w:tplc="08090005" w:tentative="1">
+      <w:start w:val="1"/>
+      <w:numFmt w:val="bullet"/>
+      <w:lvlText w:val=""/>
+      <w:lvlJc w:val="left"/>
+      <w:pPr>
+        <w:ind w:left="5063" w:hanging="360"/>
+      </w:pPr>
+      <w:rPr>
+        <w:rFonts w:ascii="Wingdings" w:hAnsi="Wingdings" w:hint="default"/>
+      </w:rPr>
+    </w:lvl>
+    <w:lvl w:ilvl="6" w:tplc="08090001" w:tentative="1">
+      <w:start w:val="1"/>
+      <w:numFmt w:val="bullet"/>
+      <w:lvlText w:val=""/>
+      <w:lvlJc w:val="left"/>
+      <w:pPr>
+        <w:ind w:left="5783" w:hanging="360"/>
+      </w:pPr>
+      <w:rPr>
+        <w:rFonts w:ascii="Symbol" w:hAnsi="Symbol" w:hint="default"/>
+      </w:rPr>
+    </w:lvl>
+    <w:lvl w:ilvl="7" w:tplc="08090003" w:tentative="1">
+      <w:start w:val="1"/>
+      <w:numFmt w:val="bullet"/>
+      <w:lvlText w:val="o"/>
+      <w:lvlJc w:val="left"/>
+      <w:pPr>
+        <w:ind w:left="6503" w:hanging="360"/>
+      </w:pPr>
+      <w:rPr>
+        <w:rFonts w:ascii="Courier New" w:hAnsi="Courier New" w:cs="Courier New" w:hint="default"/>
+      </w:rPr>
+    </w:lvl>
+    <w:lvl w:ilvl="8" w:tplc="08090005" w:tentative="1">
+      <w:start w:val="1"/>
+      <w:numFmt w:val="bullet"/>
+      <w:lvlText w:val=""/>
+      <w:lvlJc w:val="left"/>
+      <w:pPr>
+        <w:ind w:left="7223" w:hanging="360"/>
+      </w:pPr>
+      <w:rPr>
+        <w:rFonts w:ascii="Wingdings" w:hAnsi="Wingdings" w:hint="default"/>
+      </w:rPr>
+    </w:lvl>
+  </w:abstractNum>
+  <w:abstractNum w:abstractNumId="8" w15:restartNumberingAfterBreak="0">
     <w:nsid w:val="40D577C2"/>
     <w:multiLevelType w:val="hybridMultilevel"/>
     <w:tmpl w:val="2912F512"/>
@@ -7705,7 +7078,6 @@
       <w:lvlJc w:val="left"/>
       <w:pPr>
         <w:ind w:left="743" w:hanging="360"/>
-        <w:jc w:val="left"/>
       </w:pPr>
       <w:rPr>
         <w:rFonts w:ascii="Calibri" w:eastAsia="Calibri" w:hAnsi="Calibri" w:cs="Calibri" w:hint="default"/>
@@ -7817,7 +7189,120 @@
       </w:rPr>
     </w:lvl>
   </w:abstractNum>
-  <w:abstractNum w:abstractNumId="2" w15:restartNumberingAfterBreak="0">
+  <w:abstractNum w:abstractNumId="9" w15:restartNumberingAfterBreak="0">
+    <w:nsid w:val="417A2395"/>
+    <w:multiLevelType w:val="hybridMultilevel"/>
+    <w:tmpl w:val="2F9CEA4C"/>
+    <w:lvl w:ilvl="0" w:tplc="08090005">
+      <w:start w:val="1"/>
+      <w:numFmt w:val="bullet"/>
+      <w:lvlText w:val=""/>
+      <w:lvlJc w:val="left"/>
+      <w:pPr>
+        <w:ind w:left="1463" w:hanging="360"/>
+      </w:pPr>
+      <w:rPr>
+        <w:rFonts w:ascii="Wingdings" w:hAnsi="Wingdings" w:hint="default"/>
+      </w:rPr>
+    </w:lvl>
+    <w:lvl w:ilvl="1" w:tplc="08090003" w:tentative="1">
+      <w:start w:val="1"/>
+      <w:numFmt w:val="bullet"/>
+      <w:lvlText w:val="o"/>
+      <w:lvlJc w:val="left"/>
+      <w:pPr>
+        <w:ind w:left="2183" w:hanging="360"/>
+      </w:pPr>
+      <w:rPr>
+        <w:rFonts w:ascii="Courier New" w:hAnsi="Courier New" w:cs="Courier New" w:hint="default"/>
+      </w:rPr>
+    </w:lvl>
+    <w:lvl w:ilvl="2" w:tplc="08090005" w:tentative="1">
+      <w:start w:val="1"/>
+      <w:numFmt w:val="bullet"/>
+      <w:lvlText w:val=""/>
+      <w:lvlJc w:val="left"/>
+      <w:pPr>
+        <w:ind w:left="2903" w:hanging="360"/>
+      </w:pPr>
+      <w:rPr>
+        <w:rFonts w:ascii="Wingdings" w:hAnsi="Wingdings" w:hint="default"/>
+      </w:rPr>
+    </w:lvl>
+    <w:lvl w:ilvl="3" w:tplc="08090005">
+      <w:start w:val="1"/>
+      <w:numFmt w:val="bullet"/>
+      <w:lvlText w:val=""/>
+      <w:lvlJc w:val="left"/>
+      <w:pPr>
+        <w:ind w:left="2770" w:hanging="360"/>
+      </w:pPr>
+      <w:rPr>
+        <w:rFonts w:ascii="Wingdings" w:hAnsi="Wingdings" w:hint="default"/>
+      </w:rPr>
+    </w:lvl>
+    <w:lvl w:ilvl="4" w:tplc="08090003" w:tentative="1">
+      <w:start w:val="1"/>
+      <w:numFmt w:val="bullet"/>
+      <w:lvlText w:val="o"/>
+      <w:lvlJc w:val="left"/>
+      <w:pPr>
+        <w:ind w:left="4343" w:hanging="360"/>
+      </w:pPr>
+      <w:rPr>
+        <w:rFonts w:ascii="Courier New" w:hAnsi="Courier New" w:cs="Courier New" w:hint="default"/>
+      </w:rPr>
+    </w:lvl>
+    <w:lvl w:ilvl="5" w:tplc="08090005" w:tentative="1">
+      <w:start w:val="1"/>
+      <w:numFmt w:val="bullet"/>
+      <w:lvlText w:val=""/>
+      <w:lvlJc w:val="left"/>
+      <w:pPr>
+        <w:ind w:left="5063" w:hanging="360"/>
+      </w:pPr>
+      <w:rPr>
+        <w:rFonts w:ascii="Wingdings" w:hAnsi="Wingdings" w:hint="default"/>
+      </w:rPr>
+    </w:lvl>
+    <w:lvl w:ilvl="6" w:tplc="08090001" w:tentative="1">
+      <w:start w:val="1"/>
+      <w:numFmt w:val="bullet"/>
+      <w:lvlText w:val=""/>
+      <w:lvlJc w:val="left"/>
+      <w:pPr>
+        <w:ind w:left="5783" w:hanging="360"/>
+      </w:pPr>
+      <w:rPr>
+        <w:rFonts w:ascii="Symbol" w:hAnsi="Symbol" w:hint="default"/>
+      </w:rPr>
+    </w:lvl>
+    <w:lvl w:ilvl="7" w:tplc="08090003" w:tentative="1">
+      <w:start w:val="1"/>
+      <w:numFmt w:val="bullet"/>
+      <w:lvlText w:val="o"/>
+      <w:lvlJc w:val="left"/>
+      <w:pPr>
+        <w:ind w:left="6503" w:hanging="360"/>
+      </w:pPr>
+      <w:rPr>
+        <w:rFonts w:ascii="Courier New" w:hAnsi="Courier New" w:cs="Courier New" w:hint="default"/>
+      </w:rPr>
+    </w:lvl>
+    <w:lvl w:ilvl="8" w:tplc="08090005" w:tentative="1">
+      <w:start w:val="1"/>
+      <w:numFmt w:val="bullet"/>
+      <w:lvlText w:val=""/>
+      <w:lvlJc w:val="left"/>
+      <w:pPr>
+        <w:ind w:left="7223" w:hanging="360"/>
+      </w:pPr>
+      <w:rPr>
+        <w:rFonts w:ascii="Wingdings" w:hAnsi="Wingdings" w:hint="default"/>
+      </w:rPr>
+    </w:lvl>
+  </w:abstractNum>
+  <w:abstractNum w:abstractNumId="10" w15:restartNumberingAfterBreak="0">
     <w:nsid w:val="43FC5B89"/>
     <w:multiLevelType w:val="hybridMultilevel"/>
     <w:tmpl w:val="BDEE038E"/>
@@ -7946,7 +7431,120 @@
       </w:rPr>
     </w:lvl>
   </w:abstractNum>
-  <w:abstractNum w:abstractNumId="3" w15:restartNumberingAfterBreak="0">
+  <w:abstractNum w:abstractNumId="11" w15:restartNumberingAfterBreak="0">
+    <w:nsid w:val="4EF43801"/>
+    <w:multiLevelType w:val="hybridMultilevel"/>
+    <w:tmpl w:val="8DAA4B6C"/>
+    <w:lvl w:ilvl="0" w:tplc="08090003">
+      <w:start w:val="1"/>
+      <w:numFmt w:val="bullet"/>
+      <w:lvlText w:val="o"/>
+      <w:lvlJc w:val="left"/>
+      <w:pPr>
+        <w:ind w:left="1463" w:hanging="360"/>
+      </w:pPr>
+      <w:rPr>
+        <w:rFonts w:ascii="Courier New" w:hAnsi="Courier New" w:cs="Courier New" w:hint="default"/>
+      </w:rPr>
+    </w:lvl>
+    <w:lvl w:ilvl="1" w:tplc="08090003" w:tentative="1">
+      <w:start w:val="1"/>
+      <w:numFmt w:val="bullet"/>
+      <w:lvlText w:val="o"/>
+      <w:lvlJc w:val="left"/>
+      <w:pPr>
+        <w:ind w:left="2183" w:hanging="360"/>
+      </w:pPr>
+      <w:rPr>
+        <w:rFonts w:ascii="Courier New" w:hAnsi="Courier New" w:cs="Courier New" w:hint="default"/>
+      </w:rPr>
+    </w:lvl>
+    <w:lvl w:ilvl="2" w:tplc="08090005" w:tentative="1">
+      <w:start w:val="1"/>
+      <w:numFmt w:val="bullet"/>
+      <w:lvlText w:val=""/>
+      <w:lvlJc w:val="left"/>
+      <w:pPr>
+        <w:ind w:left="2903" w:hanging="360"/>
+      </w:pPr>
+      <w:rPr>
+        <w:rFonts w:ascii="Wingdings" w:hAnsi="Wingdings" w:hint="default"/>
+      </w:rPr>
+    </w:lvl>
+    <w:lvl w:ilvl="3" w:tplc="08090001" w:tentative="1">
+      <w:start w:val="1"/>
+      <w:numFmt w:val="bullet"/>
+      <w:lvlText w:val=""/>
+      <w:lvlJc w:val="left"/>
+      <w:pPr>
+        <w:ind w:left="3623" w:hanging="360"/>
+      </w:pPr>
+      <w:rPr>
+        <w:rFonts w:ascii="Symbol" w:hAnsi="Symbol" w:hint="default"/>
+      </w:rPr>
+    </w:lvl>
+    <w:lvl w:ilvl="4" w:tplc="08090003" w:tentative="1">
+      <w:start w:val="1"/>
+      <w:numFmt w:val="bullet"/>
+      <w:lvlText w:val="o"/>
+      <w:lvlJc w:val="left"/>
+      <w:pPr>
+        <w:ind w:left="4343" w:hanging="360"/>
+      </w:pPr>
+      <w:rPr>
+        <w:rFonts w:ascii="Courier New" w:hAnsi="Courier New" w:cs="Courier New" w:hint="default"/>
+      </w:rPr>
+    </w:lvl>
+    <w:lvl w:ilvl="5" w:tplc="08090005" w:tentative="1">
+      <w:start w:val="1"/>
+      <w:numFmt w:val="bullet"/>
+      <w:lvlText w:val=""/>
+      <w:lvlJc w:val="left"/>
+      <w:pPr>
+        <w:ind w:left="5063" w:hanging="360"/>
+      </w:pPr>
+      <w:rPr>
+        <w:rFonts w:ascii="Wingdings" w:hAnsi="Wingdings" w:hint="default"/>
+      </w:rPr>
+    </w:lvl>
+    <w:lvl w:ilvl="6" w:tplc="08090001" w:tentative="1">
+      <w:start w:val="1"/>
+      <w:numFmt w:val="bullet"/>
+      <w:lvlText w:val=""/>
+      <w:lvlJc w:val="left"/>
+      <w:pPr>
+        <w:ind w:left="5783" w:hanging="360"/>
+      </w:pPr>
+      <w:rPr>
+        <w:rFonts w:ascii="Symbol" w:hAnsi="Symbol" w:hint="default"/>
+      </w:rPr>
+    </w:lvl>
+    <w:lvl w:ilvl="7" w:tplc="08090003" w:tentative="1">
+      <w:start w:val="1"/>
+      <w:numFmt w:val="bullet"/>
+      <w:lvlText w:val="o"/>
+      <w:lvlJc w:val="left"/>
+      <w:pPr>
+        <w:ind w:left="6503" w:hanging="360"/>
+      </w:pPr>
+      <w:rPr>
+        <w:rFonts w:ascii="Courier New" w:hAnsi="Courier New" w:cs="Courier New" w:hint="default"/>
+      </w:rPr>
+    </w:lvl>
+    <w:lvl w:ilvl="8" w:tplc="08090005" w:tentative="1">
+      <w:start w:val="1"/>
+      <w:numFmt w:val="bullet"/>
+      <w:lvlText w:val=""/>
+      <w:lvlJc w:val="left"/>
+      <w:pPr>
+        <w:ind w:left="7223" w:hanging="360"/>
+      </w:pPr>
+      <w:rPr>
+        <w:rFonts w:ascii="Wingdings" w:hAnsi="Wingdings" w:hint="default"/>
+      </w:rPr>
+    </w:lvl>
+  </w:abstractNum>
+  <w:abstractNum w:abstractNumId="12" w15:restartNumberingAfterBreak="0">
     <w:nsid w:val="626045D1"/>
     <w:multiLevelType w:val="hybridMultilevel"/>
     <w:tmpl w:val="40020CC6"/>
@@ -7957,7 +7555,6 @@
       <w:lvlJc w:val="left"/>
       <w:pPr>
         <w:ind w:left="810" w:hanging="360"/>
-        <w:jc w:val="left"/>
       </w:pPr>
       <w:rPr>
         <w:rFonts w:ascii="Times New Roman" w:eastAsia="Times New Roman" w:hAnsi="Times New Roman" w:cs="Times New Roman" w:hint="default"/>
@@ -8085,7 +7682,346 @@
       </w:rPr>
     </w:lvl>
   </w:abstractNum>
-  <w:abstractNum w:abstractNumId="4" w15:restartNumberingAfterBreak="0">
+  <w:abstractNum w:abstractNumId="13" w15:restartNumberingAfterBreak="0">
+    <w:nsid w:val="63F31EA4"/>
+    <w:multiLevelType w:val="hybridMultilevel"/>
+    <w:tmpl w:val="08B8D284"/>
+    <w:lvl w:ilvl="0" w:tplc="08090005">
+      <w:start w:val="1"/>
+      <w:numFmt w:val="bullet"/>
+      <w:lvlText w:val=""/>
+      <w:lvlJc w:val="left"/>
+      <w:pPr>
+        <w:ind w:left="2770" w:hanging="360"/>
+      </w:pPr>
+      <w:rPr>
+        <w:rFonts w:ascii="Wingdings" w:hAnsi="Wingdings" w:hint="default"/>
+      </w:rPr>
+    </w:lvl>
+    <w:lvl w:ilvl="1" w:tplc="08090003" w:tentative="1">
+      <w:start w:val="1"/>
+      <w:numFmt w:val="bullet"/>
+      <w:lvlText w:val="o"/>
+      <w:lvlJc w:val="left"/>
+      <w:pPr>
+        <w:ind w:left="3490" w:hanging="360"/>
+      </w:pPr>
+      <w:rPr>
+        <w:rFonts w:ascii="Courier New" w:hAnsi="Courier New" w:cs="Courier New" w:hint="default"/>
+      </w:rPr>
+    </w:lvl>
+    <w:lvl w:ilvl="2" w:tplc="08090005" w:tentative="1">
+      <w:start w:val="1"/>
+      <w:numFmt w:val="bullet"/>
+      <w:lvlText w:val=""/>
+      <w:lvlJc w:val="left"/>
+      <w:pPr>
+        <w:ind w:left="4210" w:hanging="360"/>
+      </w:pPr>
+      <w:rPr>
+        <w:rFonts w:ascii="Wingdings" w:hAnsi="Wingdings" w:hint="default"/>
+      </w:rPr>
+    </w:lvl>
+    <w:lvl w:ilvl="3" w:tplc="08090001" w:tentative="1">
+      <w:start w:val="1"/>
+      <w:numFmt w:val="bullet"/>
+      <w:lvlText w:val=""/>
+      <w:lvlJc w:val="left"/>
+      <w:pPr>
+        <w:ind w:left="4930" w:hanging="360"/>
+      </w:pPr>
+      <w:rPr>
+        <w:rFonts w:ascii="Symbol" w:hAnsi="Symbol" w:hint="default"/>
+      </w:rPr>
+    </w:lvl>
+    <w:lvl w:ilvl="4" w:tplc="08090003" w:tentative="1">
+      <w:start w:val="1"/>
+      <w:numFmt w:val="bullet"/>
+      <w:lvlText w:val="o"/>
+      <w:lvlJc w:val="left"/>
+      <w:pPr>
+        <w:ind w:left="5650" w:hanging="360"/>
+      </w:pPr>
+      <w:rPr>
+        <w:rFonts w:ascii="Courier New" w:hAnsi="Courier New" w:cs="Courier New" w:hint="default"/>
+      </w:rPr>
+    </w:lvl>
+    <w:lvl w:ilvl="5" w:tplc="08090005" w:tentative="1">
+      <w:start w:val="1"/>
+      <w:numFmt w:val="bullet"/>
+      <w:lvlText w:val=""/>
+      <w:lvlJc w:val="left"/>
+      <w:pPr>
+        <w:ind w:left="6370" w:hanging="360"/>
+      </w:pPr>
+      <w:rPr>
+        <w:rFonts w:ascii="Wingdings" w:hAnsi="Wingdings" w:hint="default"/>
+      </w:rPr>
+    </w:lvl>
+    <w:lvl w:ilvl="6" w:tplc="08090001" w:tentative="1">
+      <w:start w:val="1"/>
+      <w:numFmt w:val="bullet"/>
+      <w:lvlText w:val=""/>
+      <w:lvlJc w:val="left"/>
+      <w:pPr>
+        <w:ind w:left="7090" w:hanging="360"/>
+      </w:pPr>
+      <w:rPr>
+        <w:rFonts w:ascii="Symbol" w:hAnsi="Symbol" w:hint="default"/>
+      </w:rPr>
+    </w:lvl>
+    <w:lvl w:ilvl="7" w:tplc="08090003" w:tentative="1">
+      <w:start w:val="1"/>
+      <w:numFmt w:val="bullet"/>
+      <w:lvlText w:val="o"/>
+      <w:lvlJc w:val="left"/>
+      <w:pPr>
+        <w:ind w:left="7810" w:hanging="360"/>
+      </w:pPr>
+      <w:rPr>
+        <w:rFonts w:ascii="Courier New" w:hAnsi="Courier New" w:cs="Courier New" w:hint="default"/>
+      </w:rPr>
+    </w:lvl>
+    <w:lvl w:ilvl="8" w:tplc="08090005" w:tentative="1">
+      <w:start w:val="1"/>
+      <w:numFmt w:val="bullet"/>
+      <w:lvlText w:val=""/>
+      <w:lvlJc w:val="left"/>
+      <w:pPr>
+        <w:ind w:left="8530" w:hanging="360"/>
+      </w:pPr>
+      <w:rPr>
+        <w:rFonts w:ascii="Wingdings" w:hAnsi="Wingdings" w:hint="default"/>
+      </w:rPr>
+    </w:lvl>
+  </w:abstractNum>
+  <w:abstractNum w:abstractNumId="14" w15:restartNumberingAfterBreak="0">
+    <w:nsid w:val="651B03C6"/>
+    <w:multiLevelType w:val="hybridMultilevel"/>
+    <w:tmpl w:val="D9203C7E"/>
+    <w:lvl w:ilvl="0" w:tplc="08090005">
+      <w:start w:val="1"/>
+      <w:numFmt w:val="bullet"/>
+      <w:lvlText w:val=""/>
+      <w:lvlJc w:val="left"/>
+      <w:pPr>
+        <w:ind w:left="1463" w:hanging="360"/>
+      </w:pPr>
+      <w:rPr>
+        <w:rFonts w:ascii="Wingdings" w:hAnsi="Wingdings" w:hint="default"/>
+      </w:rPr>
+    </w:lvl>
+    <w:lvl w:ilvl="1" w:tplc="08090003" w:tentative="1">
+      <w:start w:val="1"/>
+      <w:numFmt w:val="bullet"/>
+      <w:lvlText w:val="o"/>
+      <w:lvlJc w:val="left"/>
+      <w:pPr>
+        <w:ind w:left="2183" w:hanging="360"/>
+      </w:pPr>
+      <w:rPr>
+        <w:rFonts w:ascii="Courier New" w:hAnsi="Courier New" w:cs="Courier New" w:hint="default"/>
+      </w:rPr>
+    </w:lvl>
+    <w:lvl w:ilvl="2" w:tplc="08090005" w:tentative="1">
+      <w:start w:val="1"/>
+      <w:numFmt w:val="bullet"/>
+      <w:lvlText w:val=""/>
+      <w:lvlJc w:val="left"/>
+      <w:pPr>
+        <w:ind w:left="2903" w:hanging="360"/>
+      </w:pPr>
+      <w:rPr>
+        <w:rFonts w:ascii="Wingdings" w:hAnsi="Wingdings" w:hint="default"/>
+      </w:rPr>
+    </w:lvl>
+    <w:lvl w:ilvl="3" w:tplc="08090005">
+      <w:start w:val="1"/>
+      <w:numFmt w:val="bullet"/>
+      <w:lvlText w:val=""/>
+      <w:lvlJc w:val="left"/>
+      <w:pPr>
+        <w:ind w:left="2770" w:hanging="360"/>
+      </w:pPr>
+      <w:rPr>
+        <w:rFonts w:ascii="Wingdings" w:hAnsi="Wingdings" w:hint="default"/>
+      </w:rPr>
+    </w:lvl>
+    <w:lvl w:ilvl="4" w:tplc="08090003" w:tentative="1">
+      <w:start w:val="1"/>
+      <w:numFmt w:val="bullet"/>
+      <w:lvlText w:val="o"/>
+      <w:lvlJc w:val="left"/>
+      <w:pPr>
+        <w:ind w:left="4343" w:hanging="360"/>
+      </w:pPr>
+      <w:rPr>
+        <w:rFonts w:ascii="Courier New" w:hAnsi="Courier New" w:cs="Courier New" w:hint="default"/>
+      </w:rPr>
+    </w:lvl>
+    <w:lvl w:ilvl="5" w:tplc="08090005" w:tentative="1">
+      <w:start w:val="1"/>
+      <w:numFmt w:val="bullet"/>
+      <w:lvlText w:val=""/>
+      <w:lvlJc w:val="left"/>
+      <w:pPr>
+        <w:ind w:left="5063" w:hanging="360"/>
+      </w:pPr>
+      <w:rPr>
+        <w:rFonts w:ascii="Wingdings" w:hAnsi="Wingdings" w:hint="default"/>
+      </w:rPr>
+    </w:lvl>
+    <w:lvl w:ilvl="6" w:tplc="08090001" w:tentative="1">
+      <w:start w:val="1"/>
+      <w:numFmt w:val="bullet"/>
+      <w:lvlText w:val=""/>
+      <w:lvlJc w:val="left"/>
+      <w:pPr>
+        <w:ind w:left="5783" w:hanging="360"/>
+      </w:pPr>
+      <w:rPr>
+        <w:rFonts w:ascii="Symbol" w:hAnsi="Symbol" w:hint="default"/>
+      </w:rPr>
+    </w:lvl>
+    <w:lvl w:ilvl="7" w:tplc="08090003" w:tentative="1">
+      <w:start w:val="1"/>
+      <w:numFmt w:val="bullet"/>
+      <w:lvlText w:val="o"/>
+      <w:lvlJc w:val="left"/>
+      <w:pPr>
+        <w:ind w:left="6503" w:hanging="360"/>
+      </w:pPr>
+      <w:rPr>
+        <w:rFonts w:ascii="Courier New" w:hAnsi="Courier New" w:cs="Courier New" w:hint="default"/>
+      </w:rPr>
+    </w:lvl>
+    <w:lvl w:ilvl="8" w:tplc="08090005" w:tentative="1">
+      <w:start w:val="1"/>
+      <w:numFmt w:val="bullet"/>
+      <w:lvlText w:val=""/>
+      <w:lvlJc w:val="left"/>
+      <w:pPr>
+        <w:ind w:left="7223" w:hanging="360"/>
+      </w:pPr>
+      <w:rPr>
+        <w:rFonts w:ascii="Wingdings" w:hAnsi="Wingdings" w:hint="default"/>
+      </w:rPr>
+    </w:lvl>
+  </w:abstractNum>
+  <w:abstractNum w:abstractNumId="15" w15:restartNumberingAfterBreak="0">
+    <w:nsid w:val="7768109D"/>
+    <w:multiLevelType w:val="hybridMultilevel"/>
+    <w:tmpl w:val="129A1502"/>
+    <w:lvl w:ilvl="0" w:tplc="08090005">
+      <w:start w:val="1"/>
+      <w:numFmt w:val="bullet"/>
+      <w:lvlText w:val=""/>
+      <w:lvlJc w:val="left"/>
+      <w:pPr>
+        <w:ind w:left="1463" w:hanging="360"/>
+      </w:pPr>
+      <w:rPr>
+        <w:rFonts w:ascii="Wingdings" w:hAnsi="Wingdings" w:hint="default"/>
+      </w:rPr>
+    </w:lvl>
+    <w:lvl w:ilvl="1" w:tplc="08090003" w:tentative="1">
+      <w:start w:val="1"/>
+      <w:numFmt w:val="bullet"/>
+      <w:lvlText w:val="o"/>
+      <w:lvlJc w:val="left"/>
+      <w:pPr>
+        <w:ind w:left="2183" w:hanging="360"/>
+      </w:pPr>
+      <w:rPr>
+        <w:rFonts w:ascii="Courier New" w:hAnsi="Courier New" w:cs="Courier New" w:hint="default"/>
+      </w:rPr>
+    </w:lvl>
+    <w:lvl w:ilvl="2" w:tplc="08090005" w:tentative="1">
+      <w:start w:val="1"/>
+      <w:numFmt w:val="bullet"/>
+      <w:lvlText w:val=""/>
+      <w:lvlJc w:val="left"/>
+      <w:pPr>
+        <w:ind w:left="2903" w:hanging="360"/>
+      </w:pPr>
+      <w:rPr>
+        <w:rFonts w:ascii="Wingdings" w:hAnsi="Wingdings" w:hint="default"/>
+      </w:rPr>
+    </w:lvl>
+    <w:lvl w:ilvl="3" w:tplc="08090001">
+      <w:start w:val="1"/>
+      <w:numFmt w:val="bullet"/>
+      <w:lvlText w:val=""/>
+      <w:lvlJc w:val="left"/>
+      <w:pPr>
+        <w:ind w:left="3623" w:hanging="360"/>
+      </w:pPr>
+      <w:rPr>
+        <w:rFonts w:ascii="Symbol" w:hAnsi="Symbol" w:hint="default"/>
+      </w:rPr>
+    </w:lvl>
+    <w:lvl w:ilvl="4" w:tplc="08090003" w:tentative="1">
+      <w:start w:val="1"/>
+      <w:numFmt w:val="bullet"/>
+      <w:lvlText w:val="o"/>
+      <w:lvlJc w:val="left"/>
+      <w:pPr>
+        <w:ind w:left="4343" w:hanging="360"/>
+      </w:pPr>
+      <w:rPr>
+        <w:rFonts w:ascii="Courier New" w:hAnsi="Courier New" w:cs="Courier New" w:hint="default"/>
+      </w:rPr>
+    </w:lvl>
+    <w:lvl w:ilvl="5" w:tplc="08090005" w:tentative="1">
+      <w:start w:val="1"/>
+      <w:numFmt w:val="bullet"/>
+      <w:lvlText w:val=""/>
+      <w:lvlJc w:val="left"/>
+      <w:pPr>
+        <w:ind w:left="5063" w:hanging="360"/>
+      </w:pPr>
+      <w:rPr>
+        <w:rFonts w:ascii="Wingdings" w:hAnsi="Wingdings" w:hint="default"/>
+      </w:rPr>
+    </w:lvl>
+    <w:lvl w:ilvl="6" w:tplc="08090001" w:tentative="1">
+      <w:start w:val="1"/>
+      <w:numFmt w:val="bullet"/>
+      <w:lvlText w:val=""/>
+      <w:lvlJc w:val="left"/>
+      <w:pPr>
+        <w:ind w:left="5783" w:hanging="360"/>
+      </w:pPr>
+      <w:rPr>
+        <w:rFonts w:ascii="Symbol" w:hAnsi="Symbol" w:hint="default"/>
+      </w:rPr>
+    </w:lvl>
+    <w:lvl w:ilvl="7" w:tplc="08090003" w:tentative="1">
+      <w:start w:val="1"/>
+      <w:numFmt w:val="bullet"/>
+      <w:lvlText w:val="o"/>
+      <w:lvlJc w:val="left"/>
+      <w:pPr>
+        <w:ind w:left="6503" w:hanging="360"/>
+      </w:pPr>
+      <w:rPr>
+        <w:rFonts w:ascii="Courier New" w:hAnsi="Courier New" w:cs="Courier New" w:hint="default"/>
+      </w:rPr>
+    </w:lvl>
+    <w:lvl w:ilvl="8" w:tplc="08090005" w:tentative="1">
+      <w:start w:val="1"/>
+      <w:numFmt w:val="bullet"/>
+      <w:lvlText w:val=""/>
+      <w:lvlJc w:val="left"/>
+      <w:pPr>
+        <w:ind w:left="7223" w:hanging="360"/>
+      </w:pPr>
+      <w:rPr>
+        <w:rFonts w:ascii="Wingdings" w:hAnsi="Wingdings" w:hint="default"/>
+      </w:rPr>
+    </w:lvl>
+  </w:abstractNum>
+  <w:abstractNum w:abstractNumId="16" w15:restartNumberingAfterBreak="0">
     <w:nsid w:val="789365D6"/>
     <w:multiLevelType w:val="hybridMultilevel"/>
     <w:tmpl w:val="08D670C0"/>
@@ -8215,19 +8151,55 @@
     </w:lvl>
   </w:abstractNum>
   <w:num w:numId="1">
+    <w:abstractNumId w:val="3"/>
+  </w:num>
+  <w:num w:numId="2">
+    <w:abstractNumId w:val="16"/>
+  </w:num>
+  <w:num w:numId="3">
+    <w:abstractNumId w:val="10"/>
+  </w:num>
+  <w:num w:numId="4">
+    <w:abstractNumId w:val="12"/>
+  </w:num>
+  <w:num w:numId="5">
+    <w:abstractNumId w:val="8"/>
+  </w:num>
+  <w:num w:numId="6">
+    <w:abstractNumId w:val="5"/>
+  </w:num>
+  <w:num w:numId="7">
+    <w:abstractNumId w:val="1"/>
+  </w:num>
+  <w:num w:numId="8">
+    <w:abstractNumId w:val="11"/>
+  </w:num>
+  <w:num w:numId="9">
+    <w:abstractNumId w:val="15"/>
+  </w:num>
+  <w:num w:numId="10">
+    <w:abstractNumId w:val="7"/>
+  </w:num>
+  <w:num w:numId="11">
+    <w:abstractNumId w:val="14"/>
+  </w:num>
+  <w:num w:numId="12">
+    <w:abstractNumId w:val="6"/>
+  </w:num>
+  <w:num w:numId="13">
     <w:abstractNumId w:val="0"/>
   </w:num>
-  <w:num w:numId="2">
-    <w:abstractNumId w:val="4"/>
+  <w:num w:numId="14">
+    <w:abstractNumId w:val="9"/>
   </w:num>
-  <w:num w:numId="3">
+  <w:num w:numId="15">
+    <w:abstractNumId w:val="13"/>
+  </w:num>
+  <w:num w:numId="16">
     <w:abstractNumId w:val="2"/>
   </w:num>
-  <w:num w:numId="4">
-    <w:abstractNumId w:val="3"/>
-  </w:num>
-  <w:num w:numId="5">
-    <w:abstractNumId w:val="1"/>
+  <w:num w:numId="17">
+    <w:abstractNumId w:val="4"/>
   </w:num>
 </w:numbering>
 </file>
